--- a/pr-preview/pr-91/bayesian-inference-handout-tracked-changes.docx
+++ b/pr-preview/pr-91/bayesian-inference-handout-tracked-changes.docx
@@ -26,7 +26,7 @@
       </w:pPr>
       <w:ins w:id="2" w:author="PR Preview" w:date="2026-01-01T00:00:00Z">
         <w:r>
-          <w:t xml:space="preserve">Last modified: 2026-10-08 19:32:20 (PDT)</w:t>
+          <w:t xml:space="preserve">Last modified: 2026-10-08 19:43:37 (PDT)</w:t>
         </w:r>
       </w:ins>
     </w:p>

--- a/pr-preview/pr-91/bayesian-inference-handout-tracked-changes.docx
+++ b/pr-preview/pr-91/bayesian-inference-handout-tracked-changes.docx
@@ -16,7 +16,7 @@
       </w:pPr>
       <w:del w:id="1" w:author="PR Preview" w:date="2026-01-01T00:00:00Z">
         <w:r>
-          <w:delText xml:space="preserve">Last modified: 2026-10-08 18:31:00 (PDT)</w:delText>
+          <w:delText xml:space="preserve">Last modified: 2026-10-09 02:03:36 (PDT)</w:delText>
         </w:r>
       </w:del>
     </w:p>
@@ -26,7 +26,7 @@
       </w:pPr>
       <w:ins w:id="2" w:author="PR Preview" w:date="2026-01-01T00:00:00Z">
         <w:r>
-          <w:t xml:space="preserve">Last modified: 2026-10-08 19:43:37 (PDT)</w:t>
+          <w:t xml:space="preserve">Last modified: 2026-10-09 02:07:19 (PDT)</w:t>
         </w:r>
       </w:ins>
     </w:p>
@@ -993,7 +993,7 @@
     </w:p>
     <w:bookmarkEnd w:id="17"/>
     <w:bookmarkEnd w:id="18"/>
-    <w:bookmarkStart w:id="59" w:name="sec-bayes-equation"/>
+    <w:bookmarkStart w:id="66" w:name="sec-bayes-equation"/>
     <w:p>
       <w:pPr>
         <w:pStyle w:val="Heading2"/>
@@ -3240,55 +3240,9 @@
           <m:jc m:val="center"/>
         </m:oMathParaPr>
         <m:oMath>
-          <m:r>
-            <m:rPr>
-              <m:sty m:val="p"/>
-            </m:rPr>
-            <m:t>p</m:t>
-          </m:r>
-          <m:r>
-            <m:rPr>
-              <m:sty m:val="p"/>
-            </m:rPr>
-            <m:t>(</m:t>
-          </m:r>
-          <m:r>
-            <m:t>0.8</m:t>
-          </m:r>
-          <m:r>
-            <m:rPr>
-              <m:sty m:val="p"/>
-            </m:rPr>
-            <m:t>∣</m:t>
-          </m:r>
-          <m:acc>
-            <m:accPr>
-              <m:chr m:val="̃"/>
-            </m:accPr>
+          <m:eqArr>
             <m:e>
               <m:r>
-                <m:t>y</m:t>
-              </m:r>
-            </m:e>
-          </m:acc>
-          <m:r>
-            <m:rPr>
-              <m:sty m:val="p"/>
-            </m:rPr>
-            <m:t>)</m:t>
-          </m:r>
-          <m:r>
-            <m:rPr>
-              <m:sty m:val="p"/>
-            </m:rPr>
-            <m:t>=</m:t>
-          </m:r>
-          <m:f>
-            <m:fPr>
-              <m:type m:val="bar"/>
-            </m:fPr>
-            <m:num>
-              <m:r>
                 <m:rPr>
                   <m:sty m:val="p"/>
                 </m:rPr>
@@ -3299,6 +3253,15 @@
                   <m:sty m:val="p"/>
                 </m:rPr>
                 <m:t>(</m:t>
+              </m:r>
+              <m:r>
+                <m:t>0.8</m:t>
+              </m:r>
+              <m:r>
+                <m:rPr>
+                  <m:sty m:val="p"/>
+                </m:rPr>
+                <m:t>∣</m:t>
               </m:r>
               <m:acc>
                 <m:accPr>
@@ -3314,109 +3277,163 @@
                 <m:rPr>
                   <m:sty m:val="p"/>
                 </m:rPr>
-                <m:t>∣</m:t>
-              </m:r>
-              <m:r>
-                <m:t>0.8</m:t>
-              </m:r>
-              <m:r>
-                <m:rPr>
-                  <m:sty m:val="p"/>
-                </m:rPr>
                 <m:t>)</m:t>
               </m:r>
               <m:r>
-                <m:t> </m:t>
-              </m:r>
-              <m:r>
-                <m:rPr>
-                  <m:sty m:val="p"/>
-                </m:rPr>
-                <m:t>p</m:t>
-              </m:r>
-              <m:r>
-                <m:rPr>
-                  <m:sty m:val="p"/>
-                </m:rPr>
-                <m:t>(</m:t>
-              </m:r>
-              <m:r>
-                <m:t>0.8</m:t>
-              </m:r>
-              <m:r>
-                <m:rPr>
-                  <m:sty m:val="p"/>
-                </m:rPr>
-                <m:t>)</m:t>
-              </m:r>
-            </m:num>
-            <m:den>
-              <m:r>
-                <m:rPr>
-                  <m:sty m:val="p"/>
-                </m:rPr>
-                <m:t>p</m:t>
-              </m:r>
-              <m:r>
-                <m:rPr>
-                  <m:sty m:val="p"/>
-                </m:rPr>
-                <m:t>(</m:t>
-              </m:r>
-              <m:acc>
-                <m:accPr>
-                  <m:chr m:val="̃"/>
-                </m:accPr>
-                <m:e>
-                  <m:r>
-                    <m:t>y</m:t>
-                  </m:r>
-                </m:e>
-              </m:acc>
-              <m:r>
-                <m:rPr>
-                  <m:sty m:val="p"/>
-                </m:rPr>
-                <m:t>)</m:t>
-              </m:r>
-            </m:den>
-          </m:f>
-          <m:r>
-            <m:rPr>
-              <m:sty m:val="p"/>
-            </m:rPr>
-            <m:t>=</m:t>
-          </m:r>
-          <m:f>
-            <m:fPr>
-              <m:type m:val="bar"/>
-            </m:fPr>
-            <m:num>
-              <m:r>
-                <m:t>0.0512</m:t>
-              </m:r>
-            </m:num>
-            <m:den>
-              <m:r>
-                <m:t>0.1637</m:t>
-              </m:r>
-            </m:den>
-          </m:f>
-          <m:r>
-            <m:rPr>
-              <m:sty m:val="p"/>
-            </m:rPr>
-            <m:t>≈</m:t>
-          </m:r>
-          <m:r>
-            <m:t>0.313</m:t>
-          </m:r>
-          <m:r>
-            <m:rPr>
-              <m:sty m:val="p"/>
-            </m:rPr>
-            <m:t>,</m:t>
-          </m:r>
+                <m:t>&amp;</m:t>
+              </m:r>
+              <m:r>
+                <m:rPr>
+                  <m:sty m:val="p"/>
+                </m:rPr>
+                <m:t>=</m:t>
+              </m:r>
+              <m:f>
+                <m:fPr>
+                  <m:type m:val="bar"/>
+                </m:fPr>
+                <m:num>
+                  <m:r>
+                    <m:rPr>
+                      <m:sty m:val="p"/>
+                    </m:rPr>
+                    <m:t>p</m:t>
+                  </m:r>
+                  <m:r>
+                    <m:rPr>
+                      <m:sty m:val="p"/>
+                    </m:rPr>
+                    <m:t>(</m:t>
+                  </m:r>
+                  <m:acc>
+                    <m:accPr>
+                      <m:chr m:val="̃"/>
+                    </m:accPr>
+                    <m:e>
+                      <m:r>
+                        <m:t>y</m:t>
+                      </m:r>
+                    </m:e>
+                  </m:acc>
+                  <m:r>
+                    <m:rPr>
+                      <m:sty m:val="p"/>
+                    </m:rPr>
+                    <m:t>∣</m:t>
+                  </m:r>
+                  <m:r>
+                    <m:t>0.8</m:t>
+                  </m:r>
+                  <m:r>
+                    <m:rPr>
+                      <m:sty m:val="p"/>
+                    </m:rPr>
+                    <m:t>)</m:t>
+                  </m:r>
+                  <m:r>
+                    <m:t> </m:t>
+                  </m:r>
+                  <m:r>
+                    <m:rPr>
+                      <m:sty m:val="p"/>
+                    </m:rPr>
+                    <m:t>p</m:t>
+                  </m:r>
+                  <m:r>
+                    <m:rPr>
+                      <m:sty m:val="p"/>
+                    </m:rPr>
+                    <m:t>(</m:t>
+                  </m:r>
+                  <m:r>
+                    <m:t>0.8</m:t>
+                  </m:r>
+                  <m:r>
+                    <m:rPr>
+                      <m:sty m:val="p"/>
+                    </m:rPr>
+                    <m:t>)</m:t>
+                  </m:r>
+                </m:num>
+                <m:den>
+                  <m:r>
+                    <m:rPr>
+                      <m:sty m:val="p"/>
+                    </m:rPr>
+                    <m:t>p</m:t>
+                  </m:r>
+                  <m:r>
+                    <m:rPr>
+                      <m:sty m:val="p"/>
+                    </m:rPr>
+                    <m:t>(</m:t>
+                  </m:r>
+                  <m:acc>
+                    <m:accPr>
+                      <m:chr m:val="̃"/>
+                    </m:accPr>
+                    <m:e>
+                      <m:r>
+                        <m:t>y</m:t>
+                      </m:r>
+                    </m:e>
+                  </m:acc>
+                  <m:r>
+                    <m:rPr>
+                      <m:sty m:val="p"/>
+                    </m:rPr>
+                    <m:t>)</m:t>
+                  </m:r>
+                </m:den>
+              </m:f>
+            </m:e>
+            <m:e>
+              <m:r>
+                <m:t>&amp;</m:t>
+              </m:r>
+              <m:r>
+                <m:rPr>
+                  <m:sty m:val="p"/>
+                </m:rPr>
+                <m:t>=</m:t>
+              </m:r>
+              <m:f>
+                <m:fPr>
+                  <m:type m:val="bar"/>
+                </m:fPr>
+                <m:num>
+                  <m:r>
+                    <m:t>0.0512</m:t>
+                  </m:r>
+                </m:num>
+                <m:den>
+                  <m:r>
+                    <m:t>0.1637</m:t>
+                  </m:r>
+                </m:den>
+              </m:f>
+            </m:e>
+            <m:e>
+              <m:r>
+                <m:t>&amp;</m:t>
+              </m:r>
+              <m:r>
+                <m:rPr>
+                  <m:sty m:val="p"/>
+                </m:rPr>
+                <m:t>≈</m:t>
+              </m:r>
+              <m:r>
+                <m:t>0.313</m:t>
+              </m:r>
+              <m:r>
+                <m:rPr>
+                  <m:sty m:val="p"/>
+                </m:rPr>
+                <m:t>,</m:t>
+              </m:r>
+            </m:e>
+          </m:eqArr>
         </m:oMath>
       </m:oMathPara>
     </w:p>
@@ -3538,7 +3555,7 @@
       </w:r>
     </w:p>
     <w:bookmarkEnd w:id="25"/>
-    <w:bookmarkStart w:id="27" w:name="cor-bayes-proportional"/>
+    <w:bookmarkStart w:id="29" w:name="exm-marginal-likelihood-uniform"/>
     <w:p>
       <w:pPr>
         <w:pStyle w:val="BodyText"/>
@@ -3548,13 +3565,33 @@
           <w:b/>
           <w:bCs/>
         </w:rPr>
-        <w:t xml:space="preserve">Corollary 1 (The posterior is proportional to likelihood times prior)</w:t>
-      </w:r>
-      <w:r>
-        <w:t xml:space="preserve"> </w:t>
-      </w:r>
-      <w:r>
-        <w:t xml:space="preserve">As a function of</w:t>
+        <w:t xml:space="preserve">Example 5 (Posterior for a coin’s probability of heads under a uniform prior)</w:t>
+      </w:r>
+      <w:r>
+        <w:t xml:space="preserve"> </w:t>
+      </w:r>
+      <w:r>
+        <w:t xml:space="preserve">As in</w:t>
+      </w:r>
+      <w:r>
+        <w:t xml:space="preserve"> </w:t>
+      </w:r>
+      <w:hyperlink w:anchor="exm-posterior">
+        <w:r>
+          <w:rPr>
+            <w:rStyle w:val="Hyperlink"/>
+          </w:rPr>
+          <w:t xml:space="preserve">Example 3</w:t>
+        </w:r>
+      </w:hyperlink>
+      <w:r>
+        <w:t xml:space="preserve">,</w:t>
+      </w:r>
+      <w:r>
+        <w:t xml:space="preserve"> </w:t>
+      </w:r>
+      <w:r>
+        <w:t xml:space="preserve">let</w:t>
       </w:r>
       <w:r>
         <w:t xml:space="preserve"> </w:t>
@@ -3565,43 +3602,334 @@
         </m:r>
       </m:oMath>
       <w:r>
-        <w:t xml:space="preserve">, with the data</w:t>
+        <w:t xml:space="preserve"> </w:t>
+      </w:r>
+      <w:r>
+        <w:t xml:space="preserve">be a coin’s probability of heads,</w:t>
+      </w:r>
+      <w:r>
+        <w:t xml:space="preserve"> </w:t>
+      </w:r>
+      <w:r>
+        <w:t xml:space="preserve">now allowed to take any value in</w:t>
       </w:r>
       <w:r>
         <w:t xml:space="preserve"> </w:t>
       </w:r>
       <m:oMath>
-        <m:acc>
-          <m:accPr>
-            <m:chr m:val="̃"/>
-          </m:accPr>
-          <m:e>
-            <m:r>
-              <m:t>y</m:t>
-            </m:r>
-          </m:e>
-        </m:acc>
+        <m:r>
+          <m:rPr>
+            <m:sty m:val="p"/>
+          </m:rPr>
+          <m:t>(</m:t>
+        </m:r>
+        <m:r>
+          <m:t>0</m:t>
+        </m:r>
+        <m:r>
+          <m:rPr>
+            <m:sty m:val="p"/>
+          </m:rPr>
+          <m:t>,</m:t>
+        </m:r>
+        <m:r>
+          <m:t>1</m:t>
+        </m:r>
+        <m:r>
+          <m:rPr>
+            <m:sty m:val="p"/>
+          </m:rPr>
+          <m:t>)</m:t>
+        </m:r>
       </m:oMath>
       <w:r>
-        <w:t xml:space="preserve"> </w:t>
-      </w:r>
-      <w:r>
-        <w:t xml:space="preserve">held fixed,</w:t>
+        <w:t xml:space="preserve">,</w:t>
+      </w:r>
+      <w:r>
+        <w:t xml:space="preserve"> </w:t>
+      </w:r>
+      <w:r>
+        <w:t xml:space="preserve">with the uniform prior density</w:t>
+      </w:r>
+      <w:r>
+        <w:t xml:space="preserve"> </w:t>
+      </w:r>
+      <m:oMath>
+        <m:r>
+          <m:rPr>
+            <m:sty m:val="p"/>
+          </m:rPr>
+          <m:t>p</m:t>
+        </m:r>
+        <m:r>
+          <m:rPr>
+            <m:sty m:val="p"/>
+          </m:rPr>
+          <m:t>(</m:t>
+        </m:r>
+        <m:r>
+          <m:t>θ</m:t>
+        </m:r>
+        <m:r>
+          <m:rPr>
+            <m:sty m:val="p"/>
+          </m:rPr>
+          <m:t>)</m:t>
+        </m:r>
+        <m:r>
+          <m:rPr>
+            <m:sty m:val="p"/>
+          </m:rPr>
+          <m:t>=</m:t>
+        </m:r>
+        <m:r>
+          <m:t>1</m:t>
+        </m:r>
+      </m:oMath>
+      <w:r>
+        <w:t xml:space="preserve"> </w:t>
+      </w:r>
+      <w:r>
+        <w:t xml:space="preserve">for</w:t>
+      </w:r>
+      <w:r>
+        <w:t xml:space="preserve"> </w:t>
+      </w:r>
+      <m:oMath>
+        <m:r>
+          <m:t>θ</m:t>
+        </m:r>
+        <m:r>
+          <m:rPr>
+            <m:sty m:val="p"/>
+          </m:rPr>
+          <m:t>∈</m:t>
+        </m:r>
+        <m:r>
+          <m:rPr>
+            <m:sty m:val="p"/>
+          </m:rPr>
+          <m:t>(</m:t>
+        </m:r>
+        <m:r>
+          <m:t>0</m:t>
+        </m:r>
+        <m:r>
+          <m:rPr>
+            <m:sty m:val="p"/>
+          </m:rPr>
+          <m:t>,</m:t>
+        </m:r>
+        <m:r>
+          <m:t>1</m:t>
+        </m:r>
+        <m:r>
+          <m:rPr>
+            <m:sty m:val="p"/>
+          </m:rPr>
+          <m:t>)</m:t>
+        </m:r>
+      </m:oMath>
+      <w:r>
+        <w:t xml:space="preserve">.</w:t>
+      </w:r>
+      <w:r>
+        <w:t xml:space="preserve"> </w:t>
+      </w:r>
+      <w:r>
+        <w:t xml:space="preserve">One toss lands heads;</w:t>
+      </w:r>
+      <w:r>
+        <w:t xml:space="preserve"> </w:t>
+      </w:r>
+      <w:r>
+        <w:t xml:space="preserve">call that observation</w:t>
+      </w:r>
+      <w:r>
+        <w:t xml:space="preserve"> </w:t>
+      </w:r>
+      <m:oMath>
+        <m:r>
+          <m:t>y</m:t>
+        </m:r>
+        <m:r>
+          <m:rPr>
+            <m:sty m:val="p"/>
+          </m:rPr>
+          <m:t>=</m:t>
+        </m:r>
+        <m:r>
+          <m:t>1</m:t>
+        </m:r>
+      </m:oMath>
+      <w:r>
+        <w:t xml:space="preserve">,</w:t>
+      </w:r>
+      <w:r>
+        <w:t xml:space="preserve"> </w:t>
+      </w:r>
+      <w:r>
+        <w:t xml:space="preserve">so</w:t>
+      </w:r>
+      <w:r>
+        <w:t xml:space="preserve"> </w:t>
+      </w:r>
+      <m:oMath>
+        <m:r>
+          <m:rPr>
+            <m:sty m:val="p"/>
+          </m:rPr>
+          <m:t>p</m:t>
+        </m:r>
+        <m:r>
+          <m:rPr>
+            <m:sty m:val="p"/>
+          </m:rPr>
+          <m:t>(</m:t>
+        </m:r>
+        <m:r>
+          <m:t>y</m:t>
+        </m:r>
+        <m:r>
+          <m:rPr>
+            <m:sty m:val="p"/>
+          </m:rPr>
+          <m:t>=</m:t>
+        </m:r>
+        <m:r>
+          <m:t>1</m:t>
+        </m:r>
+        <m:r>
+          <m:rPr>
+            <m:sty m:val="p"/>
+          </m:rPr>
+          <m:t>∣</m:t>
+        </m:r>
+        <m:r>
+          <m:t>θ</m:t>
+        </m:r>
+        <m:r>
+          <m:rPr>
+            <m:sty m:val="p"/>
+          </m:rPr>
+          <m:t>)</m:t>
+        </m:r>
+        <m:r>
+          <m:rPr>
+            <m:sty m:val="p"/>
+          </m:rPr>
+          <m:t>=</m:t>
+        </m:r>
+        <m:r>
+          <m:t>θ</m:t>
+        </m:r>
+      </m:oMath>
+      <w:r>
+        <w:t xml:space="preserve">.</w:t>
+      </w:r>
+      <w:r>
+        <w:t xml:space="preserve"> </w:t>
+      </w:r>
+      <w:r>
+        <w:t xml:space="preserve">The</w:t>
+      </w:r>
+      <w:r>
+        <w:t xml:space="preserve"> </w:t>
+      </w:r>
+      <w:hyperlink w:anchor="def-marginal-likelihood">
+        <w:r>
+          <w:rPr>
+            <w:rStyle w:val="Hyperlink"/>
+          </w:rPr>
+          <w:t xml:space="preserve">marginal likelihood</w:t>
+        </w:r>
+      </w:hyperlink>
+      <w:r>
+        <w:t xml:space="preserve"> </w:t>
+      </w:r>
+      <w:r>
+        <w:t xml:space="preserve">is an integral over</w:t>
+      </w:r>
+      <w:r>
+        <w:t xml:space="preserve"> </w:t>
+      </w:r>
+      <m:oMath>
+        <m:r>
+          <m:t>θ</m:t>
+        </m:r>
+      </m:oMath>
+      <w:r>
+        <w:t xml:space="preserve">:</w:t>
       </w:r>
     </w:p>
     <w:p>
       <w:pPr>
         <w:pStyle w:val="BodyText"/>
       </w:pPr>
-      <w:bookmarkStart w:id="26" w:name="eq-bayes-proportional"/>
+      <w:bookmarkStart w:id="26" w:name="eq-marginal-likelihood-uniform-exm"/>
       <m:oMathPara>
         <m:oMathParaPr>
           <m:jc m:val="center"/>
         </m:oMathParaPr>
         <m:oMath>
-          <m:limLow>
+          <m:eqArr>
             <m:e>
-              <m:limLow>
+              <m:r>
+                <m:rPr>
+                  <m:sty m:val="p"/>
+                </m:rPr>
+                <m:t>p</m:t>
+              </m:r>
+              <m:r>
+                <m:rPr>
+                  <m:sty m:val="p"/>
+                </m:rPr>
+                <m:t>(</m:t>
+              </m:r>
+              <m:r>
+                <m:t>y</m:t>
+              </m:r>
+              <m:r>
+                <m:rPr>
+                  <m:sty m:val="p"/>
+                </m:rPr>
+                <m:t>=</m:t>
+              </m:r>
+              <m:r>
+                <m:t>1</m:t>
+              </m:r>
+              <m:r>
+                <m:rPr>
+                  <m:sty m:val="p"/>
+                </m:rPr>
+                <m:t>)</m:t>
+              </m:r>
+              <m:r>
+                <m:t>&amp;</m:t>
+              </m:r>
+              <m:r>
+                <m:rPr>
+                  <m:sty m:val="p"/>
+                </m:rPr>
+                <m:t>=</m:t>
+              </m:r>
+              <m:nary>
+                <m:naryPr>
+                  <m:chr m:val="∫"/>
+                  <m:limLoc m:val="subSup"/>
+                  <m:subHide m:val="off"/>
+                  <m:supHide m:val="off"/>
+                </m:naryPr>
+                <m:sub>
+                  <m:r>
+                    <m:t>0</m:t>
+                  </m:r>
+                </m:sub>
+                <m:sup>
+                  <m:r>
+                    <m:t>1</m:t>
+                  </m:r>
+                </m:sup>
                 <m:e>
                   <m:r>
                     <m:rPr>
@@ -3609,190 +3937,449 @@
                     </m:rPr>
                     <m:t>p</m:t>
                   </m:r>
-                  <m:r>
-                    <m:rPr>
-                      <m:sty m:val="p"/>
-                    </m:rPr>
-                    <m:t>(</m:t>
-                  </m:r>
+                </m:e>
+              </m:nary>
+              <m:r>
+                <m:rPr>
+                  <m:sty m:val="p"/>
+                </m:rPr>
+                <m:t>(</m:t>
+              </m:r>
+              <m:r>
+                <m:t>y</m:t>
+              </m:r>
+              <m:r>
+                <m:rPr>
+                  <m:sty m:val="p"/>
+                </m:rPr>
+                <m:t>=</m:t>
+              </m:r>
+              <m:r>
+                <m:t>1</m:t>
+              </m:r>
+              <m:r>
+                <m:rPr>
+                  <m:sty m:val="p"/>
+                </m:rPr>
+                <m:t>∣</m:t>
+              </m:r>
+              <m:r>
+                <m:t>θ</m:t>
+              </m:r>
+              <m:r>
+                <m:rPr>
+                  <m:sty m:val="p"/>
+                </m:rPr>
+                <m:t>)</m:t>
+              </m:r>
+              <m:r>
+                <m:t> </m:t>
+              </m:r>
+              <m:r>
+                <m:rPr>
+                  <m:sty m:val="p"/>
+                </m:rPr>
+                <m:t>p</m:t>
+              </m:r>
+              <m:r>
+                <m:rPr>
+                  <m:sty m:val="p"/>
+                </m:rPr>
+                <m:t>(</m:t>
+              </m:r>
+              <m:r>
+                <m:t>θ</m:t>
+              </m:r>
+              <m:r>
+                <m:rPr>
+                  <m:sty m:val="p"/>
+                </m:rPr>
+                <m:t>)</m:t>
+              </m:r>
+              <m:r>
+                <m:t> </m:t>
+              </m:r>
+              <m:r>
+                <m:t>d</m:t>
+              </m:r>
+              <m:r>
+                <m:t>θ</m:t>
+              </m:r>
+              <m:r>
+                <m:t>&amp;</m:t>
+              </m:r>
+              <m:r>
+                <m:t>&amp;</m:t>
+              </m:r>
+              <m:r>
+                <m:rPr>
+                  <m:nor/>
+                  <m:sty m:val="p"/>
+                </m:rPr>
+                <m:t>(definition of the marginal likelihood)</m:t>
+              </m:r>
+            </m:e>
+            <m:e>
+              <m:r>
+                <m:t>&amp;</m:t>
+              </m:r>
+              <m:r>
+                <m:rPr>
+                  <m:sty m:val="p"/>
+                </m:rPr>
+                <m:t>=</m:t>
+              </m:r>
+              <m:nary>
+                <m:naryPr>
+                  <m:chr m:val="∫"/>
+                  <m:limLoc m:val="subSup"/>
+                  <m:subHide m:val="off"/>
+                  <m:supHide m:val="off"/>
+                </m:naryPr>
+                <m:sub>
+                  <m:r>
+                    <m:t>0</m:t>
+                  </m:r>
+                </m:sub>
+                <m:sup>
+                  <m:r>
+                    <m:t>1</m:t>
+                  </m:r>
+                </m:sup>
+                <m:e>
                   <m:r>
                     <m:t>θ</m:t>
                   </m:r>
-                  <m:r>
-                    <m:rPr>
-                      <m:sty m:val="p"/>
-                    </m:rPr>
-                    <m:t>∣</m:t>
-                  </m:r>
-                  <m:acc>
-                    <m:accPr>
-                      <m:chr m:val="̃"/>
-                    </m:accPr>
+                </m:e>
+              </m:nary>
+              <m:r>
+                <m:rPr>
+                  <m:sty m:val="p"/>
+                </m:rPr>
+                <m:t>⋅</m:t>
+              </m:r>
+              <m:r>
+                <m:t>1</m:t>
+              </m:r>
+              <m:r>
+                <m:t> </m:t>
+              </m:r>
+              <m:r>
+                <m:t>d</m:t>
+              </m:r>
+              <m:r>
+                <m:t>θ</m:t>
+              </m:r>
+              <m:r>
+                <m:t>&amp;</m:t>
+              </m:r>
+              <m:r>
+                <m:t>&amp;</m:t>
+              </m:r>
+              <m:r>
+                <m:rPr>
+                  <m:nor/>
+                  <m:sty m:val="p"/>
+                </m:rPr>
+                <m:t>(substituting the likelihood and the prior)</m:t>
+              </m:r>
+            </m:e>
+            <m:e>
+              <m:r>
+                <m:t>&amp;</m:t>
+              </m:r>
+              <m:r>
+                <m:rPr>
+                  <m:sty m:val="p"/>
+                </m:rPr>
+                <m:t>=</m:t>
+              </m:r>
+              <m:nary>
+                <m:naryPr>
+                  <m:chr m:val="∫"/>
+                  <m:limLoc m:val="subSup"/>
+                  <m:subHide m:val="off"/>
+                  <m:supHide m:val="off"/>
+                </m:naryPr>
+                <m:sub>
+                  <m:r>
+                    <m:t>0</m:t>
+                  </m:r>
+                </m:sub>
+                <m:sup>
+                  <m:r>
+                    <m:t>1</m:t>
+                  </m:r>
+                </m:sup>
+                <m:e>
+                  <m:r>
+                    <m:t>θ</m:t>
+                  </m:r>
+                </m:e>
+              </m:nary>
+              <m:r>
+                <m:t> </m:t>
+              </m:r>
+              <m:r>
+                <m:t>d</m:t>
+              </m:r>
+              <m:r>
+                <m:t>θ</m:t>
+              </m:r>
+              <m:r>
+                <m:t>&amp;</m:t>
+              </m:r>
+              <m:r>
+                <m:t>&amp;</m:t>
+              </m:r>
+              <m:r>
+                <m:rPr>
+                  <m:nor/>
+                  <m:sty m:val="p"/>
+                </m:rPr>
+                <m:t>(</m:t>
+              </m:r>
+              <m:r>
+                <m:t>θ</m:t>
+              </m:r>
+              <m:r>
+                <m:rPr>
+                  <m:sty m:val="p"/>
+                </m:rPr>
+                <m:t>⋅</m:t>
+              </m:r>
+              <m:r>
+                <m:t>1</m:t>
+              </m:r>
+              <m:r>
+                <m:rPr>
+                  <m:sty m:val="p"/>
+                </m:rPr>
+                <m:t>=</m:t>
+              </m:r>
+              <m:r>
+                <m:t>θ</m:t>
+              </m:r>
+              <m:r>
+                <m:rPr>
+                  <m:nor/>
+                  <m:sty m:val="p"/>
+                </m:rPr>
+                <m:t>)</m:t>
+              </m:r>
+            </m:e>
+            <m:e>
+              <m:r>
+                <m:t>&amp;</m:t>
+              </m:r>
+              <m:r>
+                <m:rPr>
+                  <m:sty m:val="p"/>
+                </m:rPr>
+                <m:t>=</m:t>
+              </m:r>
+              <m:r>
+                <m:t>​</m:t>
+              </m:r>
+              <m:d>
+                <m:dPr>
+                  <m:begChr m:val="["/>
+                  <m:sepChr m:val=""/>
+                  <m:endChr m:val="]"/>
+                  <m:grow/>
+                </m:dPr>
+                <m:e>
+                  <m:f>
+                    <m:fPr>
+                      <m:type m:val="bar"/>
+                    </m:fPr>
+                    <m:num>
+                      <m:sSup>
+                        <m:e>
+                          <m:r>
+                            <m:t>θ</m:t>
+                          </m:r>
+                        </m:e>
+                        <m:sup>
+                          <m:r>
+                            <m:t>2</m:t>
+                          </m:r>
+                        </m:sup>
+                      </m:sSup>
+                    </m:num>
+                    <m:den>
+                      <m:r>
+                        <m:t>2</m:t>
+                      </m:r>
+                    </m:den>
+                  </m:f>
+                </m:e>
+              </m:d>
+              <m:sSubSup>
+                <m:e>
+                  <m:r>
+                    <m:t>​</m:t>
+                  </m:r>
+                </m:e>
+                <m:sub>
+                  <m:r>
+                    <m:t>0</m:t>
+                  </m:r>
+                </m:sub>
+                <m:sup>
+                  <m:r>
+                    <m:t>1</m:t>
+                  </m:r>
+                </m:sup>
+              </m:sSubSup>
+              <m:r>
+                <m:t>&amp;</m:t>
+              </m:r>
+              <m:r>
+                <m:t>&amp;</m:t>
+              </m:r>
+              <m:r>
+                <m:rPr>
+                  <m:nor/>
+                  <m:sty m:val="p"/>
+                </m:rPr>
+                <m:t>(antiderivative of </m:t>
+              </m:r>
+              <m:r>
+                <m:t>θ</m:t>
+              </m:r>
+              <m:r>
+                <m:rPr>
+                  <m:nor/>
+                  <m:sty m:val="p"/>
+                </m:rPr>
+                <m:t>)</m:t>
+              </m:r>
+            </m:e>
+            <m:e>
+              <m:r>
+                <m:t>&amp;</m:t>
+              </m:r>
+              <m:r>
+                <m:rPr>
+                  <m:sty m:val="p"/>
+                </m:rPr>
+                <m:t>=</m:t>
+              </m:r>
+              <m:f>
+                <m:fPr>
+                  <m:type m:val="bar"/>
+                </m:fPr>
+                <m:num>
+                  <m:sSup>
                     <m:e>
                       <m:r>
-                        <m:t>y</m:t>
+                        <m:t>1</m:t>
                       </m:r>
                     </m:e>
-                  </m:acc>
-                  <m:r>
-                    <m:rPr>
-                      <m:sty m:val="p"/>
-                    </m:rPr>
-                    <m:t>)</m:t>
-                  </m:r>
-                </m:e>
-                <m:lim>
-                  <m:r>
-                    <m:rPr>
-                      <m:sty m:val="p"/>
-                    </m:rPr>
-                    <m:t>⏟</m:t>
-                  </m:r>
-                </m:lim>
-              </m:limLow>
-            </m:e>
-            <m:lim>
-              <m:r>
-                <m:rPr>
-                  <m:nor/>
-                  <m:sty m:val="p"/>
-                </m:rPr>
-                <m:t>posterior</m:t>
-              </m:r>
-            </m:lim>
-          </m:limLow>
-          <m:r>
-            <m:t> </m:t>
-          </m:r>
-          <m:r>
-            <m:rPr>
-              <m:sty m:val="p"/>
-            </m:rPr>
-            <m:t>∝</m:t>
-          </m:r>
-          <m:r>
-            <m:t> </m:t>
-          </m:r>
-          <m:limLow>
-            <m:e>
-              <m:limLow>
-                <m:e>
-                  <m:r>
-                    <m:rPr>
-                      <m:sty m:val="p"/>
-                    </m:rPr>
-                    <m:t>p</m:t>
-                  </m:r>
-                  <m:r>
-                    <m:rPr>
-                      <m:sty m:val="p"/>
-                    </m:rPr>
-                    <m:t>(</m:t>
-                  </m:r>
-                  <m:acc>
-                    <m:accPr>
-                      <m:chr m:val="̃"/>
-                    </m:accPr>
+                    <m:sup>
+                      <m:r>
+                        <m:t>2</m:t>
+                      </m:r>
+                    </m:sup>
+                  </m:sSup>
+                </m:num>
+                <m:den>
+                  <m:r>
+                    <m:t>2</m:t>
+                  </m:r>
+                </m:den>
+              </m:f>
+              <m:r>
+                <m:rPr>
+                  <m:sty m:val="p"/>
+                </m:rPr>
+                <m:t>−</m:t>
+              </m:r>
+              <m:f>
+                <m:fPr>
+                  <m:type m:val="bar"/>
+                </m:fPr>
+                <m:num>
+                  <m:sSup>
                     <m:e>
                       <m:r>
-                        <m:t>y</m:t>
+                        <m:t>0</m:t>
                       </m:r>
                     </m:e>
-                  </m:acc>
-                  <m:r>
-                    <m:rPr>
-                      <m:sty m:val="p"/>
-                    </m:rPr>
-                    <m:t>∣</m:t>
-                  </m:r>
-                  <m:r>
-                    <m:t>θ</m:t>
-                  </m:r>
-                  <m:r>
-                    <m:rPr>
-                      <m:sty m:val="p"/>
-                    </m:rPr>
-                    <m:t>)</m:t>
-                  </m:r>
-                </m:e>
-                <m:lim>
-                  <m:r>
-                    <m:rPr>
-                      <m:sty m:val="p"/>
-                    </m:rPr>
-                    <m:t>⏟</m:t>
-                  </m:r>
-                </m:lim>
-              </m:limLow>
+                    <m:sup>
+                      <m:r>
+                        <m:t>2</m:t>
+                      </m:r>
+                    </m:sup>
+                  </m:sSup>
+                </m:num>
+                <m:den>
+                  <m:r>
+                    <m:t>2</m:t>
+                  </m:r>
+                </m:den>
+              </m:f>
+              <m:r>
+                <m:t>&amp;</m:t>
+              </m:r>
+              <m:r>
+                <m:t>&amp;</m:t>
+              </m:r>
+              <m:r>
+                <m:rPr>
+                  <m:nor/>
+                  <m:sty m:val="p"/>
+                </m:rPr>
+                <m:t>(evaluating at the limits)</m:t>
+              </m:r>
             </m:e>
-            <m:lim>
+            <m:e>
+              <m:r>
+                <m:t>&amp;</m:t>
+              </m:r>
+              <m:r>
+                <m:rPr>
+                  <m:sty m:val="p"/>
+                </m:rPr>
+                <m:t>=</m:t>
+              </m:r>
+              <m:f>
+                <m:fPr>
+                  <m:type m:val="bar"/>
+                </m:fPr>
+                <m:num>
+                  <m:r>
+                    <m:t>1</m:t>
+                  </m:r>
+                </m:num>
+                <m:den>
+                  <m:r>
+                    <m:t>2</m:t>
+                  </m:r>
+                </m:den>
+              </m:f>
+              <m:r>
+                <m:t>&amp;</m:t>
+              </m:r>
+              <m:r>
+                <m:t>&amp;</m:t>
+              </m:r>
               <m:r>
                 <m:rPr>
                   <m:nor/>
                   <m:sty m:val="p"/>
                 </m:rPr>
-                <m:t>likelihood</m:t>
-              </m:r>
-            </m:lim>
-          </m:limLow>
-          <m:r>
-            <m:rPr>
-              <m:sty m:val="p"/>
-            </m:rPr>
-            <m:t>⋅</m:t>
-          </m:r>
-          <m:limLow>
-            <m:e>
-              <m:limLow>
-                <m:e>
-                  <m:r>
-                    <m:rPr>
-                      <m:sty m:val="p"/>
-                    </m:rPr>
-                    <m:t>p</m:t>
-                  </m:r>
-                  <m:r>
-                    <m:rPr>
-                      <m:sty m:val="p"/>
-                    </m:rPr>
-                    <m:t>(</m:t>
-                  </m:r>
-                  <m:r>
-                    <m:t>θ</m:t>
-                  </m:r>
-                  <m:r>
-                    <m:rPr>
-                      <m:sty m:val="p"/>
-                    </m:rPr>
-                    <m:t>)</m:t>
-                  </m:r>
-                </m:e>
-                <m:lim>
-                  <m:r>
-                    <m:rPr>
-                      <m:sty m:val="p"/>
-                    </m:rPr>
-                    <m:t>⏟</m:t>
-                  </m:r>
-                </m:lim>
-              </m:limLow>
+                <m:t>(arithmetic)</m:t>
+              </m:r>
+              <m:r>
+                <m:rPr>
+                  <m:sty m:val="p"/>
+                </m:rPr>
+                <m:t>.</m:t>
+              </m:r>
             </m:e>
-            <m:lim>
-              <m:r>
-                <m:rPr>
-                  <m:nor/>
-                  <m:sty m:val="p"/>
-                </m:rPr>
-                <m:t>prior</m:t>
-              </m:r>
-            </m:lim>
-          </m:limLow>
-          <m:r>
-            <m:rPr>
-              <m:sty m:val="p"/>
-            </m:rPr>
-            <m:t>.</m:t>
-          </m:r>
+          </m:eqArr>
           <m:r>
             <m:t>  </m:t>
           </m:r>
@@ -3815,7 +4402,1389 @@
       </m:oMathPara>
       <w:bookmarkEnd w:id="26"/>
     </w:p>
-    <w:bookmarkEnd w:id="27"/>
+    <w:p>
+      <w:pPr>
+        <w:pStyle w:val="FirstParagraph"/>
+      </w:pPr>
+      <w:r>
+        <w:t xml:space="preserve">By</w:t>
+      </w:r>
+      <w:r>
+        <w:t xml:space="preserve"> </w:t>
+      </w:r>
+      <w:hyperlink w:anchor="thm-bayes-posterior">
+        <w:r>
+          <w:rPr>
+            <w:rStyle w:val="Hyperlink"/>
+          </w:rPr>
+          <w:t xml:space="preserve">Theorem 1</w:t>
+        </w:r>
+      </w:hyperlink>
+      <w:r>
+        <w:t xml:space="preserve">,</w:t>
+      </w:r>
+      <w:r>
+        <w:t xml:space="preserve"> </w:t>
+      </w:r>
+      <w:r>
+        <w:t xml:space="preserve">for</w:t>
+      </w:r>
+      <w:r>
+        <w:t xml:space="preserve"> </w:t>
+      </w:r>
+      <m:oMath>
+        <m:r>
+          <m:t>θ</m:t>
+        </m:r>
+        <m:r>
+          <m:rPr>
+            <m:sty m:val="p"/>
+          </m:rPr>
+          <m:t>∈</m:t>
+        </m:r>
+        <m:r>
+          <m:rPr>
+            <m:sty m:val="p"/>
+          </m:rPr>
+          <m:t>(</m:t>
+        </m:r>
+        <m:r>
+          <m:t>0</m:t>
+        </m:r>
+        <m:r>
+          <m:rPr>
+            <m:sty m:val="p"/>
+          </m:rPr>
+          <m:t>,</m:t>
+        </m:r>
+        <m:r>
+          <m:t>1</m:t>
+        </m:r>
+        <m:r>
+          <m:rPr>
+            <m:sty m:val="p"/>
+          </m:rPr>
+          <m:t>)</m:t>
+        </m:r>
+      </m:oMath>
+      <w:r>
+        <w:t xml:space="preserve">:</w:t>
+      </w:r>
+    </w:p>
+    <w:p>
+      <w:pPr>
+        <w:pStyle w:val="BodyText"/>
+      </w:pPr>
+      <w:bookmarkStart w:id="27" w:name="eq-marginal-likelihood-uniform-exm-2"/>
+      <m:oMathPara>
+        <m:oMathParaPr>
+          <m:jc m:val="center"/>
+        </m:oMathParaPr>
+        <m:oMath>
+          <m:eqArr>
+            <m:e>
+              <m:r>
+                <m:rPr>
+                  <m:sty m:val="p"/>
+                </m:rPr>
+                <m:t>p</m:t>
+              </m:r>
+              <m:r>
+                <m:rPr>
+                  <m:sty m:val="p"/>
+                </m:rPr>
+                <m:t>(</m:t>
+              </m:r>
+              <m:r>
+                <m:t>θ</m:t>
+              </m:r>
+              <m:r>
+                <m:rPr>
+                  <m:sty m:val="p"/>
+                </m:rPr>
+                <m:t>∣</m:t>
+              </m:r>
+              <m:r>
+                <m:t>y</m:t>
+              </m:r>
+              <m:r>
+                <m:rPr>
+                  <m:sty m:val="p"/>
+                </m:rPr>
+                <m:t>=</m:t>
+              </m:r>
+              <m:r>
+                <m:t>1</m:t>
+              </m:r>
+              <m:r>
+                <m:rPr>
+                  <m:sty m:val="p"/>
+                </m:rPr>
+                <m:t>)</m:t>
+              </m:r>
+              <m:r>
+                <m:t>&amp;</m:t>
+              </m:r>
+              <m:r>
+                <m:rPr>
+                  <m:sty m:val="p"/>
+                </m:rPr>
+                <m:t>=</m:t>
+              </m:r>
+              <m:f>
+                <m:fPr>
+                  <m:type m:val="bar"/>
+                </m:fPr>
+                <m:num>
+                  <m:r>
+                    <m:rPr>
+                      <m:sty m:val="p"/>
+                    </m:rPr>
+                    <m:t>p</m:t>
+                  </m:r>
+                  <m:r>
+                    <m:rPr>
+                      <m:sty m:val="p"/>
+                    </m:rPr>
+                    <m:t>(</m:t>
+                  </m:r>
+                  <m:r>
+                    <m:t>y</m:t>
+                  </m:r>
+                  <m:r>
+                    <m:rPr>
+                      <m:sty m:val="p"/>
+                    </m:rPr>
+                    <m:t>=</m:t>
+                  </m:r>
+                  <m:r>
+                    <m:t>1</m:t>
+                  </m:r>
+                  <m:r>
+                    <m:rPr>
+                      <m:sty m:val="p"/>
+                    </m:rPr>
+                    <m:t>∣</m:t>
+                  </m:r>
+                  <m:r>
+                    <m:t>θ</m:t>
+                  </m:r>
+                  <m:r>
+                    <m:rPr>
+                      <m:sty m:val="p"/>
+                    </m:rPr>
+                    <m:t>)</m:t>
+                  </m:r>
+                  <m:r>
+                    <m:t> </m:t>
+                  </m:r>
+                  <m:r>
+                    <m:rPr>
+                      <m:sty m:val="p"/>
+                    </m:rPr>
+                    <m:t>p</m:t>
+                  </m:r>
+                  <m:r>
+                    <m:rPr>
+                      <m:sty m:val="p"/>
+                    </m:rPr>
+                    <m:t>(</m:t>
+                  </m:r>
+                  <m:r>
+                    <m:t>θ</m:t>
+                  </m:r>
+                  <m:r>
+                    <m:rPr>
+                      <m:sty m:val="p"/>
+                    </m:rPr>
+                    <m:t>)</m:t>
+                  </m:r>
+                </m:num>
+                <m:den>
+                  <m:r>
+                    <m:rPr>
+                      <m:sty m:val="p"/>
+                    </m:rPr>
+                    <m:t>p</m:t>
+                  </m:r>
+                  <m:r>
+                    <m:rPr>
+                      <m:sty m:val="p"/>
+                    </m:rPr>
+                    <m:t>(</m:t>
+                  </m:r>
+                  <m:r>
+                    <m:t>y</m:t>
+                  </m:r>
+                  <m:r>
+                    <m:rPr>
+                      <m:sty m:val="p"/>
+                    </m:rPr>
+                    <m:t>=</m:t>
+                  </m:r>
+                  <m:r>
+                    <m:t>1</m:t>
+                  </m:r>
+                  <m:r>
+                    <m:rPr>
+                      <m:sty m:val="p"/>
+                    </m:rPr>
+                    <m:t>)</m:t>
+                  </m:r>
+                </m:den>
+              </m:f>
+              <m:r>
+                <m:t>&amp;</m:t>
+              </m:r>
+              <m:r>
+                <m:t>&amp;</m:t>
+              </m:r>
+              <m:r>
+                <m:rPr>
+                  <m:nor/>
+                  <m:sty m:val="p"/>
+                </m:rPr>
+                <m:t>(Bayes’ theorem for parameters)</m:t>
+              </m:r>
+            </m:e>
+            <m:e>
+              <m:r>
+                <m:t>&amp;</m:t>
+              </m:r>
+              <m:r>
+                <m:rPr>
+                  <m:sty m:val="p"/>
+                </m:rPr>
+                <m:t>=</m:t>
+              </m:r>
+              <m:f>
+                <m:fPr>
+                  <m:type m:val="bar"/>
+                </m:fPr>
+                <m:num>
+                  <m:r>
+                    <m:t>θ</m:t>
+                  </m:r>
+                  <m:r>
+                    <m:rPr>
+                      <m:sty m:val="p"/>
+                    </m:rPr>
+                    <m:t>⋅</m:t>
+                  </m:r>
+                  <m:r>
+                    <m:t>1</m:t>
+                  </m:r>
+                </m:num>
+                <m:den>
+                  <m:r>
+                    <m:t>1</m:t>
+                  </m:r>
+                  <m:r>
+                    <m:rPr>
+                      <m:sty m:val="p"/>
+                    </m:rPr>
+                    <m:t>/</m:t>
+                  </m:r>
+                  <m:r>
+                    <m:t>2</m:t>
+                  </m:r>
+                </m:den>
+              </m:f>
+              <m:r>
+                <m:t>&amp;</m:t>
+              </m:r>
+              <m:r>
+                <m:t>&amp;</m:t>
+              </m:r>
+              <m:r>
+                <m:rPr>
+                  <m:nor/>
+                  <m:sty m:val="p"/>
+                </m:rPr>
+                <m:t>(substituting the likelihood, prior, and marginal likelihood)</m:t>
+              </m:r>
+            </m:e>
+            <m:e>
+              <m:r>
+                <m:t>&amp;</m:t>
+              </m:r>
+              <m:r>
+                <m:rPr>
+                  <m:sty m:val="p"/>
+                </m:rPr>
+                <m:t>=</m:t>
+              </m:r>
+              <m:f>
+                <m:fPr>
+                  <m:type m:val="bar"/>
+                </m:fPr>
+                <m:num>
+                  <m:r>
+                    <m:t>θ</m:t>
+                  </m:r>
+                </m:num>
+                <m:den>
+                  <m:r>
+                    <m:t>1</m:t>
+                  </m:r>
+                  <m:r>
+                    <m:rPr>
+                      <m:sty m:val="p"/>
+                    </m:rPr>
+                    <m:t>/</m:t>
+                  </m:r>
+                  <m:r>
+                    <m:t>2</m:t>
+                  </m:r>
+                </m:den>
+              </m:f>
+              <m:r>
+                <m:t>&amp;</m:t>
+              </m:r>
+              <m:r>
+                <m:t>&amp;</m:t>
+              </m:r>
+              <m:r>
+                <m:rPr>
+                  <m:nor/>
+                  <m:sty m:val="p"/>
+                </m:rPr>
+                <m:t>(</m:t>
+              </m:r>
+              <m:r>
+                <m:t>θ</m:t>
+              </m:r>
+              <m:r>
+                <m:rPr>
+                  <m:sty m:val="p"/>
+                </m:rPr>
+                <m:t>⋅</m:t>
+              </m:r>
+              <m:r>
+                <m:t>1</m:t>
+              </m:r>
+              <m:r>
+                <m:rPr>
+                  <m:sty m:val="p"/>
+                </m:rPr>
+                <m:t>=</m:t>
+              </m:r>
+              <m:r>
+                <m:t>θ</m:t>
+              </m:r>
+              <m:r>
+                <m:rPr>
+                  <m:nor/>
+                  <m:sty m:val="p"/>
+                </m:rPr>
+                <m:t>)</m:t>
+              </m:r>
+            </m:e>
+            <m:e>
+              <m:r>
+                <m:t>&amp;</m:t>
+              </m:r>
+              <m:r>
+                <m:rPr>
+                  <m:sty m:val="p"/>
+                </m:rPr>
+                <m:t>=</m:t>
+              </m:r>
+              <m:r>
+                <m:t>2</m:t>
+              </m:r>
+              <m:r>
+                <m:t>θ</m:t>
+              </m:r>
+              <m:r>
+                <m:t>&amp;</m:t>
+              </m:r>
+              <m:r>
+                <m:t>&amp;</m:t>
+              </m:r>
+              <m:r>
+                <m:rPr>
+                  <m:nor/>
+                  <m:sty m:val="p"/>
+                </m:rPr>
+                <m:t>(dividing by </m:t>
+              </m:r>
+              <m:r>
+                <m:t>1</m:t>
+              </m:r>
+              <m:r>
+                <m:rPr>
+                  <m:sty m:val="p"/>
+                </m:rPr>
+                <m:t>/</m:t>
+              </m:r>
+              <m:r>
+                <m:t>2</m:t>
+              </m:r>
+              <m:r>
+                <m:rPr>
+                  <m:nor/>
+                  <m:sty m:val="p"/>
+                </m:rPr>
+                <m:t> is multiplying by 2)</m:t>
+              </m:r>
+              <m:r>
+                <m:rPr>
+                  <m:sty m:val="p"/>
+                </m:rPr>
+                <m:t>.</m:t>
+              </m:r>
+            </m:e>
+          </m:eqArr>
+          <m:r>
+            <m:t>  </m:t>
+          </m:r>
+          <m:r>
+            <m:rPr>
+              <m:sty m:val="p"/>
+            </m:rPr>
+            <m:t>(</m:t>
+          </m:r>
+          <m:r>
+            <m:t>3</m:t>
+          </m:r>
+          <m:r>
+            <m:rPr>
+              <m:sty m:val="p"/>
+            </m:rPr>
+            <m:t>)</m:t>
+          </m:r>
+        </m:oMath>
+      </m:oMathPara>
+      <w:bookmarkEnd w:id="27"/>
+    </w:p>
+    <w:p>
+      <w:pPr>
+        <w:pStyle w:val="FirstParagraph"/>
+      </w:pPr>
+      <w:r>
+        <w:t xml:space="preserve">One head moves the posterior density toward large values of</w:t>
+      </w:r>
+      <w:r>
+        <w:t xml:space="preserve"> </w:t>
+      </w:r>
+      <m:oMath>
+        <m:r>
+          <m:t>θ</m:t>
+        </m:r>
+      </m:oMath>
+      <w:r>
+        <w:t xml:space="preserve">.</w:t>
+      </w:r>
+      <w:r>
+        <w:t xml:space="preserve"> </w:t>
+      </w:r>
+      <w:r>
+        <w:t xml:space="preserve">The posterior mean is</w:t>
+      </w:r>
+    </w:p>
+    <w:p>
+      <w:pPr>
+        <w:pStyle w:val="BodyText"/>
+      </w:pPr>
+      <w:bookmarkStart w:id="28" w:name="eq-marginal-likelihood-uniform-exm-3"/>
+      <m:oMathPara>
+        <m:oMathParaPr>
+          <m:jc m:val="center"/>
+        </m:oMathParaPr>
+        <m:oMath>
+          <m:eqArr>
+            <m:e>
+              <m:r>
+                <m:rPr>
+                  <m:sty m:val="p"/>
+                </m:rPr>
+                <m:t>E</m:t>
+              </m:r>
+              <m:r>
+                <m:t>​</m:t>
+              </m:r>
+              <m:d>
+                <m:dPr>
+                  <m:begChr m:val="["/>
+                  <m:sepChr m:val=""/>
+                  <m:endChr m:val="]"/>
+                  <m:grow/>
+                </m:dPr>
+                <m:e>
+                  <m:r>
+                    <m:t>θ</m:t>
+                  </m:r>
+                  <m:r>
+                    <m:rPr>
+                      <m:sty m:val="p"/>
+                    </m:rPr>
+                    <m:t>∣</m:t>
+                  </m:r>
+                  <m:r>
+                    <m:t>y</m:t>
+                  </m:r>
+                  <m:r>
+                    <m:rPr>
+                      <m:sty m:val="p"/>
+                    </m:rPr>
+                    <m:t>=</m:t>
+                  </m:r>
+                  <m:r>
+                    <m:t>1</m:t>
+                  </m:r>
+                </m:e>
+              </m:d>
+              <m:r>
+                <m:t>​</m:t>
+              </m:r>
+              <m:r>
+                <m:t>&amp;</m:t>
+              </m:r>
+              <m:r>
+                <m:rPr>
+                  <m:sty m:val="p"/>
+                </m:rPr>
+                <m:t>=</m:t>
+              </m:r>
+              <m:nary>
+                <m:naryPr>
+                  <m:chr m:val="∫"/>
+                  <m:limLoc m:val="subSup"/>
+                  <m:subHide m:val="off"/>
+                  <m:supHide m:val="off"/>
+                </m:naryPr>
+                <m:sub>
+                  <m:r>
+                    <m:t>0</m:t>
+                  </m:r>
+                </m:sub>
+                <m:sup>
+                  <m:r>
+                    <m:t>1</m:t>
+                  </m:r>
+                </m:sup>
+                <m:e>
+                  <m:r>
+                    <m:t>θ</m:t>
+                  </m:r>
+                </m:e>
+              </m:nary>
+              <m:r>
+                <m:rPr>
+                  <m:sty m:val="p"/>
+                </m:rPr>
+                <m:t>⋅</m:t>
+              </m:r>
+              <m:r>
+                <m:rPr>
+                  <m:sty m:val="p"/>
+                </m:rPr>
+                <m:t>p</m:t>
+              </m:r>
+              <m:r>
+                <m:rPr>
+                  <m:sty m:val="p"/>
+                </m:rPr>
+                <m:t>(</m:t>
+              </m:r>
+              <m:r>
+                <m:t>θ</m:t>
+              </m:r>
+              <m:r>
+                <m:rPr>
+                  <m:sty m:val="p"/>
+                </m:rPr>
+                <m:t>∣</m:t>
+              </m:r>
+              <m:r>
+                <m:t>y</m:t>
+              </m:r>
+              <m:r>
+                <m:rPr>
+                  <m:sty m:val="p"/>
+                </m:rPr>
+                <m:t>=</m:t>
+              </m:r>
+              <m:r>
+                <m:t>1</m:t>
+              </m:r>
+              <m:r>
+                <m:rPr>
+                  <m:sty m:val="p"/>
+                </m:rPr>
+                <m:t>)</m:t>
+              </m:r>
+              <m:r>
+                <m:t> </m:t>
+              </m:r>
+              <m:r>
+                <m:t>d</m:t>
+              </m:r>
+              <m:r>
+                <m:t>θ</m:t>
+              </m:r>
+              <m:r>
+                <m:t>&amp;</m:t>
+              </m:r>
+              <m:r>
+                <m:t>&amp;</m:t>
+              </m:r>
+              <m:r>
+                <m:rPr>
+                  <m:nor/>
+                  <m:sty m:val="p"/>
+                </m:rPr>
+                <m:t>(expectation under the posterior density)</m:t>
+              </m:r>
+            </m:e>
+            <m:e>
+              <m:r>
+                <m:t>&amp;</m:t>
+              </m:r>
+              <m:r>
+                <m:rPr>
+                  <m:sty m:val="p"/>
+                </m:rPr>
+                <m:t>=</m:t>
+              </m:r>
+              <m:nary>
+                <m:naryPr>
+                  <m:chr m:val="∫"/>
+                  <m:limLoc m:val="subSup"/>
+                  <m:subHide m:val="off"/>
+                  <m:supHide m:val="off"/>
+                </m:naryPr>
+                <m:sub>
+                  <m:r>
+                    <m:t>0</m:t>
+                  </m:r>
+                </m:sub>
+                <m:sup>
+                  <m:r>
+                    <m:t>1</m:t>
+                  </m:r>
+                </m:sup>
+                <m:e>
+                  <m:r>
+                    <m:t>θ</m:t>
+                  </m:r>
+                </m:e>
+              </m:nary>
+              <m:r>
+                <m:rPr>
+                  <m:sty m:val="p"/>
+                </m:rPr>
+                <m:t>⋅</m:t>
+              </m:r>
+              <m:r>
+                <m:t>2</m:t>
+              </m:r>
+              <m:r>
+                <m:t>θ</m:t>
+              </m:r>
+              <m:r>
+                <m:t> </m:t>
+              </m:r>
+              <m:r>
+                <m:t>d</m:t>
+              </m:r>
+              <m:r>
+                <m:t>θ</m:t>
+              </m:r>
+              <m:r>
+                <m:t>&amp;</m:t>
+              </m:r>
+              <m:r>
+                <m:t>&amp;</m:t>
+              </m:r>
+              <m:r>
+                <m:rPr>
+                  <m:nor/>
+                  <m:sty m:val="p"/>
+                </m:rPr>
+                <m:t>(substituting the posterior density)</m:t>
+              </m:r>
+            </m:e>
+            <m:e>
+              <m:r>
+                <m:t>&amp;</m:t>
+              </m:r>
+              <m:r>
+                <m:rPr>
+                  <m:sty m:val="p"/>
+                </m:rPr>
+                <m:t>=</m:t>
+              </m:r>
+              <m:nary>
+                <m:naryPr>
+                  <m:chr m:val="∫"/>
+                  <m:limLoc m:val="subSup"/>
+                  <m:subHide m:val="off"/>
+                  <m:supHide m:val="off"/>
+                </m:naryPr>
+                <m:sub>
+                  <m:r>
+                    <m:t>0</m:t>
+                  </m:r>
+                </m:sub>
+                <m:sup>
+                  <m:r>
+                    <m:t>1</m:t>
+                  </m:r>
+                </m:sup>
+                <m:e>
+                  <m:r>
+                    <m:t>2</m:t>
+                  </m:r>
+                </m:e>
+              </m:nary>
+              <m:sSup>
+                <m:e>
+                  <m:r>
+                    <m:t>θ</m:t>
+                  </m:r>
+                </m:e>
+                <m:sup>
+                  <m:r>
+                    <m:t>2</m:t>
+                  </m:r>
+                </m:sup>
+              </m:sSup>
+              <m:r>
+                <m:t> </m:t>
+              </m:r>
+              <m:r>
+                <m:t>d</m:t>
+              </m:r>
+              <m:r>
+                <m:t>θ</m:t>
+              </m:r>
+              <m:r>
+                <m:t>&amp;</m:t>
+              </m:r>
+              <m:r>
+                <m:t>&amp;</m:t>
+              </m:r>
+              <m:r>
+                <m:rPr>
+                  <m:nor/>
+                  <m:sty m:val="p"/>
+                </m:rPr>
+                <m:t>(</m:t>
+              </m:r>
+              <m:r>
+                <m:t>θ</m:t>
+              </m:r>
+              <m:r>
+                <m:rPr>
+                  <m:sty m:val="p"/>
+                </m:rPr>
+                <m:t>⋅</m:t>
+              </m:r>
+              <m:r>
+                <m:t>θ</m:t>
+              </m:r>
+              <m:r>
+                <m:rPr>
+                  <m:sty m:val="p"/>
+                </m:rPr>
+                <m:t>=</m:t>
+              </m:r>
+              <m:sSup>
+                <m:e>
+                  <m:r>
+                    <m:t>θ</m:t>
+                  </m:r>
+                </m:e>
+                <m:sup>
+                  <m:r>
+                    <m:t>2</m:t>
+                  </m:r>
+                </m:sup>
+              </m:sSup>
+              <m:r>
+                <m:rPr>
+                  <m:nor/>
+                  <m:sty m:val="p"/>
+                </m:rPr>
+                <m:t>)</m:t>
+              </m:r>
+            </m:e>
+            <m:e>
+              <m:r>
+                <m:t>&amp;</m:t>
+              </m:r>
+              <m:r>
+                <m:rPr>
+                  <m:sty m:val="p"/>
+                </m:rPr>
+                <m:t>=</m:t>
+              </m:r>
+              <m:r>
+                <m:t>​</m:t>
+              </m:r>
+              <m:d>
+                <m:dPr>
+                  <m:begChr m:val="["/>
+                  <m:sepChr m:val=""/>
+                  <m:endChr m:val="]"/>
+                  <m:grow/>
+                </m:dPr>
+                <m:e>
+                  <m:f>
+                    <m:fPr>
+                      <m:type m:val="bar"/>
+                    </m:fPr>
+                    <m:num>
+                      <m:r>
+                        <m:t>2</m:t>
+                      </m:r>
+                      <m:sSup>
+                        <m:e>
+                          <m:r>
+                            <m:t>θ</m:t>
+                          </m:r>
+                        </m:e>
+                        <m:sup>
+                          <m:r>
+                            <m:t>3</m:t>
+                          </m:r>
+                        </m:sup>
+                      </m:sSup>
+                    </m:num>
+                    <m:den>
+                      <m:r>
+                        <m:t>3</m:t>
+                      </m:r>
+                    </m:den>
+                  </m:f>
+                </m:e>
+              </m:d>
+              <m:sSubSup>
+                <m:e>
+                  <m:r>
+                    <m:t>​</m:t>
+                  </m:r>
+                </m:e>
+                <m:sub>
+                  <m:r>
+                    <m:t>0</m:t>
+                  </m:r>
+                </m:sub>
+                <m:sup>
+                  <m:r>
+                    <m:t>1</m:t>
+                  </m:r>
+                </m:sup>
+              </m:sSubSup>
+              <m:r>
+                <m:t>&amp;</m:t>
+              </m:r>
+              <m:r>
+                <m:t>&amp;</m:t>
+              </m:r>
+              <m:r>
+                <m:rPr>
+                  <m:nor/>
+                  <m:sty m:val="p"/>
+                </m:rPr>
+                <m:t>(antiderivative of </m:t>
+              </m:r>
+              <m:r>
+                <m:t>2</m:t>
+              </m:r>
+              <m:sSup>
+                <m:e>
+                  <m:r>
+                    <m:t>θ</m:t>
+                  </m:r>
+                </m:e>
+                <m:sup>
+                  <m:r>
+                    <m:t>2</m:t>
+                  </m:r>
+                </m:sup>
+              </m:sSup>
+              <m:r>
+                <m:rPr>
+                  <m:nor/>
+                  <m:sty m:val="p"/>
+                </m:rPr>
+                <m:t>)</m:t>
+              </m:r>
+            </m:e>
+            <m:e>
+              <m:r>
+                <m:t>&amp;</m:t>
+              </m:r>
+              <m:r>
+                <m:rPr>
+                  <m:sty m:val="p"/>
+                </m:rPr>
+                <m:t>=</m:t>
+              </m:r>
+              <m:f>
+                <m:fPr>
+                  <m:type m:val="bar"/>
+                </m:fPr>
+                <m:num>
+                  <m:r>
+                    <m:t>2</m:t>
+                  </m:r>
+                  <m:r>
+                    <m:rPr>
+                      <m:sty m:val="p"/>
+                    </m:rPr>
+                    <m:t>⋅</m:t>
+                  </m:r>
+                  <m:sSup>
+                    <m:e>
+                      <m:r>
+                        <m:t>1</m:t>
+                      </m:r>
+                    </m:e>
+                    <m:sup>
+                      <m:r>
+                        <m:t>3</m:t>
+                      </m:r>
+                    </m:sup>
+                  </m:sSup>
+                </m:num>
+                <m:den>
+                  <m:r>
+                    <m:t>3</m:t>
+                  </m:r>
+                </m:den>
+              </m:f>
+              <m:r>
+                <m:rPr>
+                  <m:sty m:val="p"/>
+                </m:rPr>
+                <m:t>−</m:t>
+              </m:r>
+              <m:f>
+                <m:fPr>
+                  <m:type m:val="bar"/>
+                </m:fPr>
+                <m:num>
+                  <m:r>
+                    <m:t>2</m:t>
+                  </m:r>
+                  <m:r>
+                    <m:rPr>
+                      <m:sty m:val="p"/>
+                    </m:rPr>
+                    <m:t>⋅</m:t>
+                  </m:r>
+                  <m:sSup>
+                    <m:e>
+                      <m:r>
+                        <m:t>0</m:t>
+                      </m:r>
+                    </m:e>
+                    <m:sup>
+                      <m:r>
+                        <m:t>3</m:t>
+                      </m:r>
+                    </m:sup>
+                  </m:sSup>
+                </m:num>
+                <m:den>
+                  <m:r>
+                    <m:t>3</m:t>
+                  </m:r>
+                </m:den>
+              </m:f>
+              <m:r>
+                <m:t>&amp;</m:t>
+              </m:r>
+              <m:r>
+                <m:t>&amp;</m:t>
+              </m:r>
+              <m:r>
+                <m:rPr>
+                  <m:nor/>
+                  <m:sty m:val="p"/>
+                </m:rPr>
+                <m:t>(evaluating at the limits)</m:t>
+              </m:r>
+            </m:e>
+            <m:e>
+              <m:r>
+                <m:t>&amp;</m:t>
+              </m:r>
+              <m:r>
+                <m:rPr>
+                  <m:sty m:val="p"/>
+                </m:rPr>
+                <m:t>=</m:t>
+              </m:r>
+              <m:f>
+                <m:fPr>
+                  <m:type m:val="bar"/>
+                </m:fPr>
+                <m:num>
+                  <m:r>
+                    <m:t>2</m:t>
+                  </m:r>
+                </m:num>
+                <m:den>
+                  <m:r>
+                    <m:t>3</m:t>
+                  </m:r>
+                </m:den>
+              </m:f>
+              <m:r>
+                <m:t>&amp;</m:t>
+              </m:r>
+              <m:r>
+                <m:t>&amp;</m:t>
+              </m:r>
+              <m:r>
+                <m:rPr>
+                  <m:nor/>
+                  <m:sty m:val="p"/>
+                </m:rPr>
+                <m:t>(arithmetic)</m:t>
+              </m:r>
+              <m:r>
+                <m:rPr>
+                  <m:sty m:val="p"/>
+                </m:rPr>
+                <m:t>,</m:t>
+              </m:r>
+            </m:e>
+          </m:eqArr>
+          <m:r>
+            <m:t>  </m:t>
+          </m:r>
+          <m:r>
+            <m:rPr>
+              <m:sty m:val="p"/>
+            </m:rPr>
+            <m:t>(</m:t>
+          </m:r>
+          <m:r>
+            <m:t>4</m:t>
+          </m:r>
+          <m:r>
+            <m:rPr>
+              <m:sty m:val="p"/>
+            </m:rPr>
+            <m:t>)</m:t>
+          </m:r>
+        </m:oMath>
+      </m:oMathPara>
+      <w:bookmarkEnd w:id="28"/>
+    </w:p>
+    <w:p>
+      <w:pPr>
+        <w:pStyle w:val="FirstParagraph"/>
+      </w:pPr>
+      <w:r>
+        <w:t xml:space="preserve">up from the prior mean of</w:t>
+      </w:r>
+      <w:r>
+        <w:t xml:space="preserve"> </w:t>
+      </w:r>
+      <m:oMath>
+        <m:r>
+          <m:t>1</m:t>
+        </m:r>
+        <m:r>
+          <m:rPr>
+            <m:sty m:val="p"/>
+          </m:rPr>
+          <m:t>/</m:t>
+        </m:r>
+        <m:r>
+          <m:t>2</m:t>
+        </m:r>
+      </m:oMath>
+      <w:r>
+        <w:t xml:space="preserve">.</w:t>
+      </w:r>
+    </w:p>
+    <w:bookmarkEnd w:id="29"/>
+    <w:bookmarkStart w:id="31" w:name="cor-bayes-proportional"/>
+    <w:p>
+      <w:pPr>
+        <w:pStyle w:val="BodyText"/>
+      </w:pPr>
+      <w:r>
+        <w:rPr>
+          <w:b/>
+          <w:bCs/>
+        </w:rPr>
+        <w:t xml:space="preserve">Corollary 1 (The posterior is proportional to likelihood times prior)</w:t>
+      </w:r>
+      <w:r>
+        <w:t xml:space="preserve"> </w:t>
+      </w:r>
+      <w:r>
+        <w:t xml:space="preserve">As a function of</w:t>
+      </w:r>
+      <w:r>
+        <w:t xml:space="preserve"> </w:t>
+      </w:r>
+      <m:oMath>
+        <m:r>
+          <m:t>θ</m:t>
+        </m:r>
+      </m:oMath>
+      <w:r>
+        <w:t xml:space="preserve">, with the data</w:t>
+      </w:r>
+      <w:r>
+        <w:t xml:space="preserve"> </w:t>
+      </w:r>
+      <m:oMath>
+        <m:acc>
+          <m:accPr>
+            <m:chr m:val="̃"/>
+          </m:accPr>
+          <m:e>
+            <m:r>
+              <m:t>y</m:t>
+            </m:r>
+          </m:e>
+        </m:acc>
+      </m:oMath>
+      <w:r>
+        <w:t xml:space="preserve"> </w:t>
+      </w:r>
+      <w:r>
+        <w:t xml:space="preserve">held fixed,</w:t>
+      </w:r>
+    </w:p>
+    <w:p>
+      <w:pPr>
+        <w:pStyle w:val="BodyText"/>
+      </w:pPr>
+      <w:bookmarkStart w:id="30" w:name="eq-bayes-proportional"/>
+      <m:oMathPara>
+        <m:oMathParaPr>
+          <m:jc m:val="center"/>
+        </m:oMathParaPr>
+        <m:oMath>
+          <m:limLow>
+            <m:e>
+              <m:limLow>
+                <m:e>
+                  <m:r>
+                    <m:rPr>
+                      <m:sty m:val="p"/>
+                    </m:rPr>
+                    <m:t>p</m:t>
+                  </m:r>
+                  <m:r>
+                    <m:rPr>
+                      <m:sty m:val="p"/>
+                    </m:rPr>
+                    <m:t>(</m:t>
+                  </m:r>
+                  <m:r>
+                    <m:t>θ</m:t>
+                  </m:r>
+                  <m:r>
+                    <m:rPr>
+                      <m:sty m:val="p"/>
+                    </m:rPr>
+                    <m:t>∣</m:t>
+                  </m:r>
+                  <m:acc>
+                    <m:accPr>
+                      <m:chr m:val="̃"/>
+                    </m:accPr>
+                    <m:e>
+                      <m:r>
+                        <m:t>y</m:t>
+                      </m:r>
+                    </m:e>
+                  </m:acc>
+                  <m:r>
+                    <m:rPr>
+                      <m:sty m:val="p"/>
+                    </m:rPr>
+                    <m:t>)</m:t>
+                  </m:r>
+                </m:e>
+                <m:lim>
+                  <m:r>
+                    <m:rPr>
+                      <m:sty m:val="p"/>
+                    </m:rPr>
+                    <m:t>⏟</m:t>
+                  </m:r>
+                </m:lim>
+              </m:limLow>
+            </m:e>
+            <m:lim>
+              <m:r>
+                <m:rPr>
+                  <m:nor/>
+                  <m:sty m:val="p"/>
+                </m:rPr>
+                <m:t>posterior</m:t>
+              </m:r>
+            </m:lim>
+          </m:limLow>
+          <m:r>
+            <m:t> </m:t>
+          </m:r>
+          <m:r>
+            <m:rPr>
+              <m:sty m:val="p"/>
+            </m:rPr>
+            <m:t>∝</m:t>
+          </m:r>
+          <m:r>
+            <m:t> </m:t>
+          </m:r>
+          <m:limLow>
+            <m:e>
+              <m:limLow>
+                <m:e>
+                  <m:r>
+                    <m:rPr>
+                      <m:sty m:val="p"/>
+                    </m:rPr>
+                    <m:t>p</m:t>
+                  </m:r>
+                  <m:r>
+                    <m:rPr>
+                      <m:sty m:val="p"/>
+                    </m:rPr>
+                    <m:t>(</m:t>
+                  </m:r>
+                  <m:acc>
+                    <m:accPr>
+                      <m:chr m:val="̃"/>
+                    </m:accPr>
+                    <m:e>
+                      <m:r>
+                        <m:t>y</m:t>
+                      </m:r>
+                    </m:e>
+                  </m:acc>
+                  <m:r>
+                    <m:rPr>
+                      <m:sty m:val="p"/>
+                    </m:rPr>
+                    <m:t>∣</m:t>
+                  </m:r>
+                  <m:r>
+                    <m:t>θ</m:t>
+                  </m:r>
+                  <m:r>
+                    <m:rPr>
+                      <m:sty m:val="p"/>
+                    </m:rPr>
+                    <m:t>)</m:t>
+                  </m:r>
+                </m:e>
+                <m:lim>
+                  <m:r>
+                    <m:rPr>
+                      <m:sty m:val="p"/>
+                    </m:rPr>
+                    <m:t>⏟</m:t>
+                  </m:r>
+                </m:lim>
+              </m:limLow>
+            </m:e>
+            <m:lim>
+              <m:r>
+                <m:rPr>
+                  <m:nor/>
+                  <m:sty m:val="p"/>
+                </m:rPr>
+                <m:t>likelihood</m:t>
+              </m:r>
+            </m:lim>
+          </m:limLow>
+          <m:r>
+            <m:rPr>
+              <m:sty m:val="p"/>
+            </m:rPr>
+            <m:t>⋅</m:t>
+          </m:r>
+          <m:limLow>
+            <m:e>
+              <m:limLow>
+                <m:e>
+                  <m:r>
+                    <m:rPr>
+                      <m:sty m:val="p"/>
+                    </m:rPr>
+                    <m:t>p</m:t>
+                  </m:r>
+                  <m:r>
+                    <m:rPr>
+                      <m:sty m:val="p"/>
+                    </m:rPr>
+                    <m:t>(</m:t>
+                  </m:r>
+                  <m:r>
+                    <m:t>θ</m:t>
+                  </m:r>
+                  <m:r>
+                    <m:rPr>
+                      <m:sty m:val="p"/>
+                    </m:rPr>
+                    <m:t>)</m:t>
+                  </m:r>
+                </m:e>
+                <m:lim>
+                  <m:r>
+                    <m:rPr>
+                      <m:sty m:val="p"/>
+                    </m:rPr>
+                    <m:t>⏟</m:t>
+                  </m:r>
+                </m:lim>
+              </m:limLow>
+            </m:e>
+            <m:lim>
+              <m:r>
+                <m:rPr>
+                  <m:nor/>
+                  <m:sty m:val="p"/>
+                </m:rPr>
+                <m:t>prior</m:t>
+              </m:r>
+            </m:lim>
+          </m:limLow>
+          <m:r>
+            <m:rPr>
+              <m:sty m:val="p"/>
+            </m:rPr>
+            <m:t>.</m:t>
+          </m:r>
+          <m:r>
+            <m:t>  </m:t>
+          </m:r>
+          <m:r>
+            <m:rPr>
+              <m:sty m:val="p"/>
+            </m:rPr>
+            <m:t>(</m:t>
+          </m:r>
+          <m:r>
+            <m:t>5</m:t>
+          </m:r>
+          <m:r>
+            <m:rPr>
+              <m:sty m:val="p"/>
+            </m:rPr>
+            <m:t>)</m:t>
+          </m:r>
+        </m:oMath>
+      </m:oMathPara>
+      <w:bookmarkEnd w:id="30"/>
+    </w:p>
+    <w:bookmarkEnd w:id="31"/>
     <w:p>
       <w:pPr>
         <w:pStyle w:val="FirstParagraph"/>
@@ -3925,7 +5894,7 @@
       <w:r>
         <w:t xml:space="preserve"> </w:t>
       </w:r>
-      <w:hyperlink r:id="rId28">
+      <w:hyperlink r:id="rId32">
         <w:r>
           <w:rPr>
             <w:rStyle w:val="Hyperlink"/>
@@ -4010,7 +5979,7 @@
       <w:r>
         <w:t xml:space="preserve"> </w:t>
       </w:r>
-      <w:hyperlink r:id="rId29">
+      <w:hyperlink r:id="rId33">
         <w:r>
           <w:rPr>
             <w:rStyle w:val="Hyperlink"/>
@@ -4129,7 +6098,7 @@
         <w:t xml:space="preserve">.</w:t>
       </w:r>
     </w:p>
-    <w:bookmarkStart w:id="31" w:name="sec-bayes-normal-normal"/>
+    <w:bookmarkStart w:id="38" w:name="sec-bayes-normal-normal"/>
     <w:p>
       <w:pPr>
         <w:pStyle w:val="Heading3"/>
@@ -4138,7 +6107,7 @@
         <w:t xml:space="preserve">2.1 A Gaussian mean with a Gaussian prior</w:t>
       </w:r>
     </w:p>
-    <w:bookmarkStart w:id="30" w:name="exm-normal-normal"/>
+    <w:bookmarkStart w:id="37" w:name="exm-normal-normal"/>
     <w:p>
       <w:pPr>
         <w:pStyle w:val="FirstParagraph"/>
@@ -4148,7 +6117,7 @@
           <w:b/>
           <w:bCs/>
         </w:rPr>
-        <w:t xml:space="preserve">Example 5 (Posterior for a Gaussian mean)</w:t>
+        <w:t xml:space="preserve">Example 6 (Posterior for a Gaussian mean)</w:t>
       </w:r>
       <w:r>
         <w:t xml:space="preserve"> </w:t>
@@ -4467,6 +6436,7 @@
       <w:pPr>
         <w:pStyle w:val="BodyText"/>
       </w:pPr>
+      <w:bookmarkStart w:id="34" w:name="eq-normal-normal-exm"/>
       <m:oMathPara>
         <m:oMathParaPr>
           <m:jc m:val="center"/>
@@ -4868,6 +6838,1048 @@
                   <m:sty m:val="p"/>
                 </m:rPr>
                 <m:t>(combining the exponents)</m:t>
+              </m:r>
+            </m:e>
+            <m:e>
+              <m:r>
+                <m:t>&amp;</m:t>
+              </m:r>
+              <m:r>
+                <m:rPr>
+                  <m:sty m:val="p"/>
+                </m:rPr>
+                <m:t>=</m:t>
+              </m:r>
+              <m:r>
+                <m:rPr>
+                  <m:sty m:val="p"/>
+                </m:rPr>
+                <m:t>(</m:t>
+              </m:r>
+              <m:r>
+                <m:t>2</m:t>
+              </m:r>
+              <m:r>
+                <m:t>π</m:t>
+              </m:r>
+              <m:sSup>
+                <m:e>
+                  <m:r>
+                    <m:rPr>
+                      <m:sty m:val="p"/>
+                    </m:rPr>
+                    <m:t>)</m:t>
+                  </m:r>
+                </m:e>
+                <m:sup>
+                  <m:r>
+                    <m:rPr>
+                      <m:sty m:val="p"/>
+                    </m:rPr>
+                    <m:t>−</m:t>
+                  </m:r>
+                  <m:r>
+                    <m:t>n</m:t>
+                  </m:r>
+                  <m:r>
+                    <m:rPr>
+                      <m:sty m:val="p"/>
+                    </m:rPr>
+                    <m:t>/</m:t>
+                  </m:r>
+                  <m:r>
+                    <m:t>2</m:t>
+                  </m:r>
+                </m:sup>
+              </m:sSup>
+              <m:r>
+                <m:rPr>
+                  <m:sty m:val="p"/>
+                </m:rPr>
+                <m:t>exp</m:t>
+              </m:r>
+              <m:r>
+                <m:t>​</m:t>
+              </m:r>
+              <m:d>
+                <m:dPr>
+                  <m:begChr m:val="{"/>
+                  <m:sepChr m:val=""/>
+                  <m:endChr m:val="}"/>
+                  <m:grow/>
+                </m:dPr>
+                <m:e>
+                  <m:r>
+                    <m:rPr>
+                      <m:sty m:val="p"/>
+                    </m:rPr>
+                    <m:t>−</m:t>
+                  </m:r>
+                  <m:f>
+                    <m:fPr>
+                      <m:type m:val="bar"/>
+                    </m:fPr>
+                    <m:num>
+                      <m:r>
+                        <m:t>1</m:t>
+                      </m:r>
+                    </m:num>
+                    <m:den>
+                      <m:r>
+                        <m:t>2</m:t>
+                      </m:r>
+                    </m:den>
+                  </m:f>
+                  <m:nary>
+                    <m:naryPr>
+                      <m:chr m:val="∑"/>
+                      <m:limLoc m:val="undOvr"/>
+                      <m:subHide m:val="off"/>
+                      <m:supHide m:val="off"/>
+                    </m:naryPr>
+                    <m:sub>
+                      <m:r>
+                        <m:t>i</m:t>
+                      </m:r>
+                      <m:r>
+                        <m:rPr>
+                          <m:sty m:val="p"/>
+                        </m:rPr>
+                        <m:t>=</m:t>
+                      </m:r>
+                      <m:r>
+                        <m:t>1</m:t>
+                      </m:r>
+                    </m:sub>
+                    <m:sup>
+                      <m:r>
+                        <m:t>n</m:t>
+                      </m:r>
+                    </m:sup>
+                    <m:e>
+                      <m:r>
+                        <m:t>​</m:t>
+                      </m:r>
+                    </m:e>
+                  </m:nary>
+                  <m:d>
+                    <m:dPr>
+                      <m:begChr m:val="("/>
+                      <m:sepChr m:val=""/>
+                      <m:endChr m:val=")"/>
+                      <m:grow/>
+                    </m:dPr>
+                    <m:e>
+                      <m:sSubSup>
+                        <m:e>
+                          <m:r>
+                            <m:t>x</m:t>
+                          </m:r>
+                        </m:e>
+                        <m:sub>
+                          <m:r>
+                            <m:t>i</m:t>
+                          </m:r>
+                        </m:sub>
+                        <m:sup>
+                          <m:r>
+                            <m:t>2</m:t>
+                          </m:r>
+                        </m:sup>
+                      </m:sSubSup>
+                      <m:r>
+                        <m:rPr>
+                          <m:sty m:val="p"/>
+                        </m:rPr>
+                        <m:t>−</m:t>
+                      </m:r>
+                      <m:r>
+                        <m:t>2</m:t>
+                      </m:r>
+                      <m:r>
+                        <m:t>μ</m:t>
+                      </m:r>
+                      <m:sSub>
+                        <m:e>
+                          <m:r>
+                            <m:t>x</m:t>
+                          </m:r>
+                        </m:e>
+                        <m:sub>
+                          <m:r>
+                            <m:t>i</m:t>
+                          </m:r>
+                        </m:sub>
+                      </m:sSub>
+                      <m:r>
+                        <m:rPr>
+                          <m:sty m:val="p"/>
+                        </m:rPr>
+                        <m:t>+</m:t>
+                      </m:r>
+                      <m:sSup>
+                        <m:e>
+                          <m:r>
+                            <m:t>μ</m:t>
+                          </m:r>
+                        </m:e>
+                        <m:sup>
+                          <m:r>
+                            <m:t>2</m:t>
+                          </m:r>
+                        </m:sup>
+                      </m:sSup>
+                    </m:e>
+                  </m:d>
+                  <m:r>
+                    <m:t>​</m:t>
+                  </m:r>
+                </m:e>
+              </m:d>
+              <m:r>
+                <m:t>​</m:t>
+              </m:r>
+              <m:r>
+                <m:t>&amp;</m:t>
+              </m:r>
+              <m:r>
+                <m:t>&amp;</m:t>
+              </m:r>
+              <m:r>
+                <m:rPr>
+                  <m:nor/>
+                  <m:sty m:val="p"/>
+                </m:rPr>
+                <m:t>(expanding each square)</m:t>
+              </m:r>
+            </m:e>
+            <m:e>
+              <m:r>
+                <m:t>&amp;</m:t>
+              </m:r>
+              <m:r>
+                <m:rPr>
+                  <m:sty m:val="p"/>
+                </m:rPr>
+                <m:t>=</m:t>
+              </m:r>
+              <m:r>
+                <m:rPr>
+                  <m:sty m:val="p"/>
+                </m:rPr>
+                <m:t>(</m:t>
+              </m:r>
+              <m:r>
+                <m:t>2</m:t>
+              </m:r>
+              <m:r>
+                <m:t>π</m:t>
+              </m:r>
+              <m:sSup>
+                <m:e>
+                  <m:r>
+                    <m:rPr>
+                      <m:sty m:val="p"/>
+                    </m:rPr>
+                    <m:t>)</m:t>
+                  </m:r>
+                </m:e>
+                <m:sup>
+                  <m:r>
+                    <m:rPr>
+                      <m:sty m:val="p"/>
+                    </m:rPr>
+                    <m:t>−</m:t>
+                  </m:r>
+                  <m:r>
+                    <m:t>n</m:t>
+                  </m:r>
+                  <m:r>
+                    <m:rPr>
+                      <m:sty m:val="p"/>
+                    </m:rPr>
+                    <m:t>/</m:t>
+                  </m:r>
+                  <m:r>
+                    <m:t>2</m:t>
+                  </m:r>
+                </m:sup>
+              </m:sSup>
+              <m:r>
+                <m:rPr>
+                  <m:sty m:val="p"/>
+                </m:rPr>
+                <m:t>exp</m:t>
+              </m:r>
+              <m:r>
+                <m:t>​</m:t>
+              </m:r>
+              <m:d>
+                <m:dPr>
+                  <m:begChr m:val="{"/>
+                  <m:sepChr m:val=""/>
+                  <m:endChr m:val="}"/>
+                  <m:grow/>
+                </m:dPr>
+                <m:e>
+                  <m:r>
+                    <m:rPr>
+                      <m:sty m:val="p"/>
+                    </m:rPr>
+                    <m:t>−</m:t>
+                  </m:r>
+                  <m:f>
+                    <m:fPr>
+                      <m:type m:val="bar"/>
+                    </m:fPr>
+                    <m:num>
+                      <m:r>
+                        <m:t>1</m:t>
+                      </m:r>
+                    </m:num>
+                    <m:den>
+                      <m:r>
+                        <m:t>2</m:t>
+                      </m:r>
+                    </m:den>
+                  </m:f>
+                  <m:r>
+                    <m:t>​</m:t>
+                  </m:r>
+                  <m:d>
+                    <m:dPr>
+                      <m:begChr m:val="("/>
+                      <m:sepChr m:val=""/>
+                      <m:endChr m:val=")"/>
+                      <m:grow/>
+                    </m:dPr>
+                    <m:e>
+                      <m:nary>
+                        <m:naryPr>
+                          <m:chr m:val="∑"/>
+                          <m:limLoc m:val="undOvr"/>
+                          <m:subHide m:val="off"/>
+                          <m:supHide m:val="off"/>
+                        </m:naryPr>
+                        <m:sub>
+                          <m:r>
+                            <m:t>i</m:t>
+                          </m:r>
+                          <m:r>
+                            <m:rPr>
+                              <m:sty m:val="p"/>
+                            </m:rPr>
+                            <m:t>=</m:t>
+                          </m:r>
+                          <m:r>
+                            <m:t>1</m:t>
+                          </m:r>
+                        </m:sub>
+                        <m:sup>
+                          <m:r>
+                            <m:t>n</m:t>
+                          </m:r>
+                        </m:sup>
+                        <m:e>
+                          <m:sSubSup>
+                            <m:e>
+                              <m:r>
+                                <m:t>x</m:t>
+                              </m:r>
+                            </m:e>
+                            <m:sub>
+                              <m:r>
+                                <m:t>i</m:t>
+                              </m:r>
+                            </m:sub>
+                            <m:sup>
+                              <m:r>
+                                <m:t>2</m:t>
+                              </m:r>
+                            </m:sup>
+                          </m:sSubSup>
+                        </m:e>
+                      </m:nary>
+                      <m:r>
+                        <m:rPr>
+                          <m:sty m:val="p"/>
+                        </m:rPr>
+                        <m:t>−</m:t>
+                      </m:r>
+                      <m:nary>
+                        <m:naryPr>
+                          <m:chr m:val="∑"/>
+                          <m:limLoc m:val="undOvr"/>
+                          <m:subHide m:val="off"/>
+                          <m:supHide m:val="off"/>
+                        </m:naryPr>
+                        <m:sub>
+                          <m:r>
+                            <m:t>i</m:t>
+                          </m:r>
+                          <m:r>
+                            <m:rPr>
+                              <m:sty m:val="p"/>
+                            </m:rPr>
+                            <m:t>=</m:t>
+                          </m:r>
+                          <m:r>
+                            <m:t>1</m:t>
+                          </m:r>
+                        </m:sub>
+                        <m:sup>
+                          <m:r>
+                            <m:t>n</m:t>
+                          </m:r>
+                        </m:sup>
+                        <m:e>
+                          <m:r>
+                            <m:t>2</m:t>
+                          </m:r>
+                        </m:e>
+                      </m:nary>
+                      <m:r>
+                        <m:t>μ</m:t>
+                      </m:r>
+                      <m:sSub>
+                        <m:e>
+                          <m:r>
+                            <m:t>x</m:t>
+                          </m:r>
+                        </m:e>
+                        <m:sub>
+                          <m:r>
+                            <m:t>i</m:t>
+                          </m:r>
+                        </m:sub>
+                      </m:sSub>
+                      <m:r>
+                        <m:rPr>
+                          <m:sty m:val="p"/>
+                        </m:rPr>
+                        <m:t>+</m:t>
+                      </m:r>
+                      <m:nary>
+                        <m:naryPr>
+                          <m:chr m:val="∑"/>
+                          <m:limLoc m:val="undOvr"/>
+                          <m:subHide m:val="off"/>
+                          <m:supHide m:val="off"/>
+                        </m:naryPr>
+                        <m:sub>
+                          <m:r>
+                            <m:t>i</m:t>
+                          </m:r>
+                          <m:r>
+                            <m:rPr>
+                              <m:sty m:val="p"/>
+                            </m:rPr>
+                            <m:t>=</m:t>
+                          </m:r>
+                          <m:r>
+                            <m:t>1</m:t>
+                          </m:r>
+                        </m:sub>
+                        <m:sup>
+                          <m:r>
+                            <m:t>n</m:t>
+                          </m:r>
+                        </m:sup>
+                        <m:e>
+                          <m:sSup>
+                            <m:e>
+                              <m:r>
+                                <m:t>μ</m:t>
+                              </m:r>
+                            </m:e>
+                            <m:sup>
+                              <m:r>
+                                <m:t>2</m:t>
+                              </m:r>
+                            </m:sup>
+                          </m:sSup>
+                        </m:e>
+                      </m:nary>
+                    </m:e>
+                  </m:d>
+                  <m:r>
+                    <m:t>​</m:t>
+                  </m:r>
+                </m:e>
+              </m:d>
+              <m:r>
+                <m:t>​</m:t>
+              </m:r>
+              <m:r>
+                <m:t>&amp;</m:t>
+              </m:r>
+              <m:r>
+                <m:t>&amp;</m:t>
+              </m:r>
+              <m:r>
+                <m:rPr>
+                  <m:nor/>
+                  <m:sty m:val="p"/>
+                </m:rPr>
+                <m:t>(splitting the sum)</m:t>
+              </m:r>
+            </m:e>
+            <m:e>
+              <m:r>
+                <m:t>&amp;</m:t>
+              </m:r>
+              <m:r>
+                <m:rPr>
+                  <m:sty m:val="p"/>
+                </m:rPr>
+                <m:t>=</m:t>
+              </m:r>
+              <m:r>
+                <m:rPr>
+                  <m:sty m:val="p"/>
+                </m:rPr>
+                <m:t>(</m:t>
+              </m:r>
+              <m:r>
+                <m:t>2</m:t>
+              </m:r>
+              <m:r>
+                <m:t>π</m:t>
+              </m:r>
+              <m:sSup>
+                <m:e>
+                  <m:r>
+                    <m:rPr>
+                      <m:sty m:val="p"/>
+                    </m:rPr>
+                    <m:t>)</m:t>
+                  </m:r>
+                </m:e>
+                <m:sup>
+                  <m:r>
+                    <m:rPr>
+                      <m:sty m:val="p"/>
+                    </m:rPr>
+                    <m:t>−</m:t>
+                  </m:r>
+                  <m:r>
+                    <m:t>n</m:t>
+                  </m:r>
+                  <m:r>
+                    <m:rPr>
+                      <m:sty m:val="p"/>
+                    </m:rPr>
+                    <m:t>/</m:t>
+                  </m:r>
+                  <m:r>
+                    <m:t>2</m:t>
+                  </m:r>
+                </m:sup>
+              </m:sSup>
+              <m:r>
+                <m:rPr>
+                  <m:sty m:val="p"/>
+                </m:rPr>
+                <m:t>exp</m:t>
+              </m:r>
+              <m:r>
+                <m:t>​</m:t>
+              </m:r>
+              <m:d>
+                <m:dPr>
+                  <m:begChr m:val="{"/>
+                  <m:sepChr m:val=""/>
+                  <m:endChr m:val="}"/>
+                  <m:grow/>
+                </m:dPr>
+                <m:e>
+                  <m:r>
+                    <m:rPr>
+                      <m:sty m:val="p"/>
+                    </m:rPr>
+                    <m:t>−</m:t>
+                  </m:r>
+                  <m:f>
+                    <m:fPr>
+                      <m:type m:val="bar"/>
+                    </m:fPr>
+                    <m:num>
+                      <m:r>
+                        <m:t>1</m:t>
+                      </m:r>
+                    </m:num>
+                    <m:den>
+                      <m:r>
+                        <m:t>2</m:t>
+                      </m:r>
+                    </m:den>
+                  </m:f>
+                  <m:r>
+                    <m:t>​</m:t>
+                  </m:r>
+                  <m:d>
+                    <m:dPr>
+                      <m:begChr m:val="("/>
+                      <m:sepChr m:val=""/>
+                      <m:endChr m:val=")"/>
+                      <m:grow/>
+                    </m:dPr>
+                    <m:e>
+                      <m:nary>
+                        <m:naryPr>
+                          <m:chr m:val="∑"/>
+                          <m:limLoc m:val="undOvr"/>
+                          <m:subHide m:val="off"/>
+                          <m:supHide m:val="off"/>
+                        </m:naryPr>
+                        <m:sub>
+                          <m:r>
+                            <m:t>i</m:t>
+                          </m:r>
+                          <m:r>
+                            <m:rPr>
+                              <m:sty m:val="p"/>
+                            </m:rPr>
+                            <m:t>=</m:t>
+                          </m:r>
+                          <m:r>
+                            <m:t>1</m:t>
+                          </m:r>
+                        </m:sub>
+                        <m:sup>
+                          <m:r>
+                            <m:t>n</m:t>
+                          </m:r>
+                        </m:sup>
+                        <m:e>
+                          <m:sSubSup>
+                            <m:e>
+                              <m:r>
+                                <m:t>x</m:t>
+                              </m:r>
+                            </m:e>
+                            <m:sub>
+                              <m:r>
+                                <m:t>i</m:t>
+                              </m:r>
+                            </m:sub>
+                            <m:sup>
+                              <m:r>
+                                <m:t>2</m:t>
+                              </m:r>
+                            </m:sup>
+                          </m:sSubSup>
+                        </m:e>
+                      </m:nary>
+                      <m:r>
+                        <m:rPr>
+                          <m:sty m:val="p"/>
+                        </m:rPr>
+                        <m:t>−</m:t>
+                      </m:r>
+                      <m:r>
+                        <m:t>2</m:t>
+                      </m:r>
+                      <m:r>
+                        <m:t>μ</m:t>
+                      </m:r>
+                      <m:nary>
+                        <m:naryPr>
+                          <m:chr m:val="∑"/>
+                          <m:limLoc m:val="undOvr"/>
+                          <m:subHide m:val="off"/>
+                          <m:supHide m:val="off"/>
+                        </m:naryPr>
+                        <m:sub>
+                          <m:r>
+                            <m:t>i</m:t>
+                          </m:r>
+                          <m:r>
+                            <m:rPr>
+                              <m:sty m:val="p"/>
+                            </m:rPr>
+                            <m:t>=</m:t>
+                          </m:r>
+                          <m:r>
+                            <m:t>1</m:t>
+                          </m:r>
+                        </m:sub>
+                        <m:sup>
+                          <m:r>
+                            <m:t>n</m:t>
+                          </m:r>
+                        </m:sup>
+                        <m:e>
+                          <m:sSub>
+                            <m:e>
+                              <m:r>
+                                <m:t>x</m:t>
+                              </m:r>
+                            </m:e>
+                            <m:sub>
+                              <m:r>
+                                <m:t>i</m:t>
+                              </m:r>
+                            </m:sub>
+                          </m:sSub>
+                        </m:e>
+                      </m:nary>
+                      <m:r>
+                        <m:rPr>
+                          <m:sty m:val="p"/>
+                        </m:rPr>
+                        <m:t>+</m:t>
+                      </m:r>
+                      <m:nary>
+                        <m:naryPr>
+                          <m:chr m:val="∑"/>
+                          <m:limLoc m:val="undOvr"/>
+                          <m:subHide m:val="off"/>
+                          <m:supHide m:val="off"/>
+                        </m:naryPr>
+                        <m:sub>
+                          <m:r>
+                            <m:t>i</m:t>
+                          </m:r>
+                          <m:r>
+                            <m:rPr>
+                              <m:sty m:val="p"/>
+                            </m:rPr>
+                            <m:t>=</m:t>
+                          </m:r>
+                          <m:r>
+                            <m:t>1</m:t>
+                          </m:r>
+                        </m:sub>
+                        <m:sup>
+                          <m:r>
+                            <m:t>n</m:t>
+                          </m:r>
+                        </m:sup>
+                        <m:e>
+                          <m:sSup>
+                            <m:e>
+                              <m:r>
+                                <m:t>μ</m:t>
+                              </m:r>
+                            </m:e>
+                            <m:sup>
+                              <m:r>
+                                <m:t>2</m:t>
+                              </m:r>
+                            </m:sup>
+                          </m:sSup>
+                        </m:e>
+                      </m:nary>
+                    </m:e>
+                  </m:d>
+                  <m:r>
+                    <m:t>​</m:t>
+                  </m:r>
+                </m:e>
+              </m:d>
+              <m:r>
+                <m:t>​</m:t>
+              </m:r>
+              <m:r>
+                <m:t>&amp;</m:t>
+              </m:r>
+              <m:r>
+                <m:t>&amp;</m:t>
+              </m:r>
+              <m:r>
+                <m:rPr>
+                  <m:nor/>
+                  <m:sty m:val="p"/>
+                </m:rPr>
+                <m:t>(factoring the constant </m:t>
+              </m:r>
+              <m:r>
+                <m:t>2</m:t>
+              </m:r>
+              <m:r>
+                <m:t>μ</m:t>
+              </m:r>
+              <m:r>
+                <m:rPr>
+                  <m:nor/>
+                  <m:sty m:val="p"/>
+                </m:rPr>
+                <m:t> out of the middle sum)</m:t>
+              </m:r>
+            </m:e>
+            <m:e>
+              <m:r>
+                <m:t>&amp;</m:t>
+              </m:r>
+              <m:r>
+                <m:rPr>
+                  <m:sty m:val="p"/>
+                </m:rPr>
+                <m:t>=</m:t>
+              </m:r>
+              <m:r>
+                <m:rPr>
+                  <m:sty m:val="p"/>
+                </m:rPr>
+                <m:t>(</m:t>
+              </m:r>
+              <m:r>
+                <m:t>2</m:t>
+              </m:r>
+              <m:r>
+                <m:t>π</m:t>
+              </m:r>
+              <m:sSup>
+                <m:e>
+                  <m:r>
+                    <m:rPr>
+                      <m:sty m:val="p"/>
+                    </m:rPr>
+                    <m:t>)</m:t>
+                  </m:r>
+                </m:e>
+                <m:sup>
+                  <m:r>
+                    <m:rPr>
+                      <m:sty m:val="p"/>
+                    </m:rPr>
+                    <m:t>−</m:t>
+                  </m:r>
+                  <m:r>
+                    <m:t>n</m:t>
+                  </m:r>
+                  <m:r>
+                    <m:rPr>
+                      <m:sty m:val="p"/>
+                    </m:rPr>
+                    <m:t>/</m:t>
+                  </m:r>
+                  <m:r>
+                    <m:t>2</m:t>
+                  </m:r>
+                </m:sup>
+              </m:sSup>
+              <m:r>
+                <m:rPr>
+                  <m:sty m:val="p"/>
+                </m:rPr>
+                <m:t>exp</m:t>
+              </m:r>
+              <m:r>
+                <m:t>​</m:t>
+              </m:r>
+              <m:d>
+                <m:dPr>
+                  <m:begChr m:val="{"/>
+                  <m:sepChr m:val=""/>
+                  <m:endChr m:val="}"/>
+                  <m:grow/>
+                </m:dPr>
+                <m:e>
+                  <m:r>
+                    <m:rPr>
+                      <m:sty m:val="p"/>
+                    </m:rPr>
+                    <m:t>−</m:t>
+                  </m:r>
+                  <m:f>
+                    <m:fPr>
+                      <m:type m:val="bar"/>
+                    </m:fPr>
+                    <m:num>
+                      <m:r>
+                        <m:t>1</m:t>
+                      </m:r>
+                    </m:num>
+                    <m:den>
+                      <m:r>
+                        <m:t>2</m:t>
+                      </m:r>
+                    </m:den>
+                  </m:f>
+                  <m:r>
+                    <m:t>​</m:t>
+                  </m:r>
+                  <m:d>
+                    <m:dPr>
+                      <m:begChr m:val="("/>
+                      <m:sepChr m:val=""/>
+                      <m:endChr m:val=")"/>
+                      <m:grow/>
+                    </m:dPr>
+                    <m:e>
+                      <m:nary>
+                        <m:naryPr>
+                          <m:chr m:val="∑"/>
+                          <m:limLoc m:val="undOvr"/>
+                          <m:subHide m:val="off"/>
+                          <m:supHide m:val="off"/>
+                        </m:naryPr>
+                        <m:sub>
+                          <m:r>
+                            <m:t>i</m:t>
+                          </m:r>
+                          <m:r>
+                            <m:rPr>
+                              <m:sty m:val="p"/>
+                            </m:rPr>
+                            <m:t>=</m:t>
+                          </m:r>
+                          <m:r>
+                            <m:t>1</m:t>
+                          </m:r>
+                        </m:sub>
+                        <m:sup>
+                          <m:r>
+                            <m:t>n</m:t>
+                          </m:r>
+                        </m:sup>
+                        <m:e>
+                          <m:sSubSup>
+                            <m:e>
+                              <m:r>
+                                <m:t>x</m:t>
+                              </m:r>
+                            </m:e>
+                            <m:sub>
+                              <m:r>
+                                <m:t>i</m:t>
+                              </m:r>
+                            </m:sub>
+                            <m:sup>
+                              <m:r>
+                                <m:t>2</m:t>
+                              </m:r>
+                            </m:sup>
+                          </m:sSubSup>
+                        </m:e>
+                      </m:nary>
+                      <m:r>
+                        <m:rPr>
+                          <m:sty m:val="p"/>
+                        </m:rPr>
+                        <m:t>−</m:t>
+                      </m:r>
+                      <m:r>
+                        <m:t>2</m:t>
+                      </m:r>
+                      <m:r>
+                        <m:t>μ</m:t>
+                      </m:r>
+                      <m:nary>
+                        <m:naryPr>
+                          <m:chr m:val="∑"/>
+                          <m:limLoc m:val="undOvr"/>
+                          <m:subHide m:val="off"/>
+                          <m:supHide m:val="off"/>
+                        </m:naryPr>
+                        <m:sub>
+                          <m:r>
+                            <m:t>i</m:t>
+                          </m:r>
+                          <m:r>
+                            <m:rPr>
+                              <m:sty m:val="p"/>
+                            </m:rPr>
+                            <m:t>=</m:t>
+                          </m:r>
+                          <m:r>
+                            <m:t>1</m:t>
+                          </m:r>
+                        </m:sub>
+                        <m:sup>
+                          <m:r>
+                            <m:t>n</m:t>
+                          </m:r>
+                        </m:sup>
+                        <m:e>
+                          <m:sSub>
+                            <m:e>
+                              <m:r>
+                                <m:t>x</m:t>
+                              </m:r>
+                            </m:e>
+                            <m:sub>
+                              <m:r>
+                                <m:t>i</m:t>
+                              </m:r>
+                            </m:sub>
+                          </m:sSub>
+                        </m:e>
+                      </m:nary>
+                      <m:r>
+                        <m:rPr>
+                          <m:sty m:val="p"/>
+                        </m:rPr>
+                        <m:t>+</m:t>
+                      </m:r>
+                      <m:r>
+                        <m:t>n</m:t>
+                      </m:r>
+                      <m:sSup>
+                        <m:e>
+                          <m:r>
+                            <m:t>μ</m:t>
+                          </m:r>
+                        </m:e>
+                        <m:sup>
+                          <m:r>
+                            <m:t>2</m:t>
+                          </m:r>
+                        </m:sup>
+                      </m:sSup>
+                    </m:e>
+                  </m:d>
+                  <m:r>
+                    <m:t>​</m:t>
+                  </m:r>
+                </m:e>
+              </m:d>
+              <m:r>
+                <m:t>​</m:t>
+              </m:r>
+              <m:r>
+                <m:t>&amp;</m:t>
+              </m:r>
+              <m:r>
+                <m:t>&amp;</m:t>
+              </m:r>
+              <m:r>
+                <m:rPr>
+                  <m:nor/>
+                  <m:sty m:val="p"/>
+                </m:rPr>
+                <m:t>(summing the constant </m:t>
+              </m:r>
+              <m:sSup>
+                <m:e>
+                  <m:r>
+                    <m:t>μ</m:t>
+                  </m:r>
+                </m:e>
+                <m:sup>
+                  <m:r>
+                    <m:t>2</m:t>
+                  </m:r>
+                </m:sup>
+              </m:sSup>
+              <m:r>
+                <m:rPr>
+                  <m:nor/>
+                  <m:sty m:val="p"/>
+                </m:rPr>
+                <m:t> over </m:t>
+              </m:r>
+              <m:r>
+                <m:t>n</m:t>
+              </m:r>
+              <m:r>
+                <m:rPr>
+                  <m:nor/>
+                  <m:sty m:val="p"/>
+                </m:rPr>
+                <m:t> terms)</m:t>
               </m:r>
             </m:e>
             <m:e>
@@ -5084,23 +8096,32 @@
                   <m:nor/>
                   <m:sty m:val="p"/>
                 </m:rPr>
-                <m:t>(expanding the square; </m:t>
+                <m:t>(substituting </m:t>
               </m:r>
               <m:nary>
                 <m:naryPr>
                   <m:chr m:val="∑"/>
                   <m:limLoc m:val="undOvr"/>
                   <m:subHide m:val="off"/>
-                  <m:supHide m:val="on"/>
+                  <m:supHide m:val="off"/>
                 </m:naryPr>
                 <m:sub>
                   <m:r>
                     <m:t>i</m:t>
                   </m:r>
+                  <m:r>
+                    <m:rPr>
+                      <m:sty m:val="p"/>
+                    </m:rPr>
+                    <m:t>=</m:t>
+                  </m:r>
+                  <m:r>
+                    <m:t>1</m:t>
+                  </m:r>
                 </m:sub>
                 <m:sup>
                   <m:r>
-                    <m:t>​</m:t>
+                    <m:t>n</m:t>
                   </m:r>
                 </m:sup>
                 <m:e>
@@ -5153,8 +8174,50 @@
                 <m:rPr>
                   <m:sty m:val="p"/>
                 </m:rPr>
-                <m:t>∝</m:t>
-              </m:r>
+                <m:t>=</m:t>
+              </m:r>
+              <m:r>
+                <m:rPr>
+                  <m:sty m:val="p"/>
+                </m:rPr>
+                <m:t>(</m:t>
+              </m:r>
+              <m:r>
+                <m:t>2</m:t>
+              </m:r>
+              <m:r>
+                <m:t>π</m:t>
+              </m:r>
+              <m:sSup>
+                <m:e>
+                  <m:r>
+                    <m:rPr>
+                      <m:sty m:val="p"/>
+                    </m:rPr>
+                    <m:t>)</m:t>
+                  </m:r>
+                </m:e>
+                <m:sup>
+                  <m:r>
+                    <m:rPr>
+                      <m:sty m:val="p"/>
+                    </m:rPr>
+                    <m:t>−</m:t>
+                  </m:r>
+                  <m:r>
+                    <m:t>n</m:t>
+                  </m:r>
+                  <m:r>
+                    <m:rPr>
+                      <m:sty m:val="p"/>
+                    </m:rPr>
+                    <m:t>/</m:t>
+                  </m:r>
+                  <m:r>
+                    <m:t>2</m:t>
+                  </m:r>
+                </m:sup>
+              </m:sSup>
               <m:r>
                 <m:rPr>
                   <m:sty m:val="p"/>
@@ -5172,6 +8235,316 @@
                   <m:grow/>
                 </m:dPr>
                 <m:e>
+                  <m:r>
+                    <m:rPr>
+                      <m:sty m:val="p"/>
+                    </m:rPr>
+                    <m:t>−</m:t>
+                  </m:r>
+                  <m:f>
+                    <m:fPr>
+                      <m:type m:val="bar"/>
+                    </m:fPr>
+                    <m:num>
+                      <m:r>
+                        <m:t>1</m:t>
+                      </m:r>
+                    </m:num>
+                    <m:den>
+                      <m:r>
+                        <m:t>2</m:t>
+                      </m:r>
+                    </m:den>
+                  </m:f>
+                  <m:r>
+                    <m:t>​</m:t>
+                  </m:r>
+                  <m:d>
+                    <m:dPr>
+                      <m:begChr m:val="("/>
+                      <m:sepChr m:val=""/>
+                      <m:endChr m:val=")"/>
+                      <m:grow/>
+                    </m:dPr>
+                    <m:e>
+                      <m:nary>
+                        <m:naryPr>
+                          <m:chr m:val="∑"/>
+                          <m:limLoc m:val="undOvr"/>
+                          <m:subHide m:val="off"/>
+                          <m:supHide m:val="off"/>
+                        </m:naryPr>
+                        <m:sub>
+                          <m:r>
+                            <m:t>i</m:t>
+                          </m:r>
+                          <m:r>
+                            <m:rPr>
+                              <m:sty m:val="p"/>
+                            </m:rPr>
+                            <m:t>=</m:t>
+                          </m:r>
+                          <m:r>
+                            <m:t>1</m:t>
+                          </m:r>
+                        </m:sub>
+                        <m:sup>
+                          <m:r>
+                            <m:t>n</m:t>
+                          </m:r>
+                        </m:sup>
+                        <m:e>
+                          <m:sSubSup>
+                            <m:e>
+                              <m:r>
+                                <m:t>x</m:t>
+                              </m:r>
+                            </m:e>
+                            <m:sub>
+                              <m:r>
+                                <m:t>i</m:t>
+                              </m:r>
+                            </m:sub>
+                            <m:sup>
+                              <m:r>
+                                <m:t>2</m:t>
+                              </m:r>
+                            </m:sup>
+                          </m:sSubSup>
+                        </m:e>
+                      </m:nary>
+                      <m:r>
+                        <m:rPr>
+                          <m:sty m:val="p"/>
+                        </m:rPr>
+                        <m:t>+</m:t>
+                      </m:r>
+                      <m:r>
+                        <m:t>​</m:t>
+                      </m:r>
+                      <m:d>
+                        <m:dPr>
+                          <m:begChr m:val="("/>
+                          <m:sepChr m:val=""/>
+                          <m:endChr m:val=")"/>
+                          <m:grow/>
+                        </m:dPr>
+                        <m:e>
+                          <m:r>
+                            <m:t>n</m:t>
+                          </m:r>
+                          <m:sSup>
+                            <m:e>
+                              <m:r>
+                                <m:t>μ</m:t>
+                              </m:r>
+                            </m:e>
+                            <m:sup>
+                              <m:r>
+                                <m:t>2</m:t>
+                              </m:r>
+                            </m:sup>
+                          </m:sSup>
+                          <m:r>
+                            <m:rPr>
+                              <m:sty m:val="p"/>
+                            </m:rPr>
+                            <m:t>−</m:t>
+                          </m:r>
+                          <m:r>
+                            <m:t>2</m:t>
+                          </m:r>
+                          <m:r>
+                            <m:t>μ</m:t>
+                          </m:r>
+                          <m:r>
+                            <m:t>n</m:t>
+                          </m:r>
+                          <m:acc>
+                            <m:accPr>
+                              <m:chr m:val="‾"/>
+                            </m:accPr>
+                            <m:e>
+                              <m:r>
+                                <m:t>x</m:t>
+                              </m:r>
+                            </m:e>
+                          </m:acc>
+                        </m:e>
+                      </m:d>
+                      <m:r>
+                        <m:t>​</m:t>
+                      </m:r>
+                    </m:e>
+                  </m:d>
+                  <m:r>
+                    <m:t>​</m:t>
+                  </m:r>
+                </m:e>
+              </m:d>
+              <m:r>
+                <m:t>​</m:t>
+              </m:r>
+              <m:r>
+                <m:t>&amp;</m:t>
+              </m:r>
+              <m:r>
+                <m:t>&amp;</m:t>
+              </m:r>
+              <m:r>
+                <m:rPr>
+                  <m:nor/>
+                  <m:sty m:val="p"/>
+                </m:rPr>
+                <m:t>(reordering and grouping the terms that involve </m:t>
+              </m:r>
+              <m:r>
+                <m:t>μ</m:t>
+              </m:r>
+              <m:r>
+                <m:rPr>
+                  <m:nor/>
+                  <m:sty m:val="p"/>
+                </m:rPr>
+                <m:t>)</m:t>
+              </m:r>
+            </m:e>
+            <m:e>
+              <m:r>
+                <m:t>&amp;</m:t>
+              </m:r>
+              <m:r>
+                <m:rPr>
+                  <m:sty m:val="p"/>
+                </m:rPr>
+                <m:t>=</m:t>
+              </m:r>
+              <m:r>
+                <m:rPr>
+                  <m:sty m:val="p"/>
+                </m:rPr>
+                <m:t>(</m:t>
+              </m:r>
+              <m:r>
+                <m:t>2</m:t>
+              </m:r>
+              <m:r>
+                <m:t>π</m:t>
+              </m:r>
+              <m:sSup>
+                <m:e>
+                  <m:r>
+                    <m:rPr>
+                      <m:sty m:val="p"/>
+                    </m:rPr>
+                    <m:t>)</m:t>
+                  </m:r>
+                </m:e>
+                <m:sup>
+                  <m:r>
+                    <m:rPr>
+                      <m:sty m:val="p"/>
+                    </m:rPr>
+                    <m:t>−</m:t>
+                  </m:r>
+                  <m:r>
+                    <m:t>n</m:t>
+                  </m:r>
+                  <m:r>
+                    <m:rPr>
+                      <m:sty m:val="p"/>
+                    </m:rPr>
+                    <m:t>/</m:t>
+                  </m:r>
+                  <m:r>
+                    <m:t>2</m:t>
+                  </m:r>
+                </m:sup>
+              </m:sSup>
+              <m:r>
+                <m:rPr>
+                  <m:sty m:val="p"/>
+                </m:rPr>
+                <m:t>exp</m:t>
+              </m:r>
+              <m:r>
+                <m:t>​</m:t>
+              </m:r>
+              <m:d>
+                <m:dPr>
+                  <m:begChr m:val="{"/>
+                  <m:sepChr m:val=""/>
+                  <m:endChr m:val="}"/>
+                  <m:grow/>
+                </m:dPr>
+                <m:e>
+                  <m:r>
+                    <m:rPr>
+                      <m:sty m:val="p"/>
+                    </m:rPr>
+                    <m:t>−</m:t>
+                  </m:r>
+                  <m:f>
+                    <m:fPr>
+                      <m:type m:val="bar"/>
+                    </m:fPr>
+                    <m:num>
+                      <m:r>
+                        <m:t>1</m:t>
+                      </m:r>
+                    </m:num>
+                    <m:den>
+                      <m:r>
+                        <m:t>2</m:t>
+                      </m:r>
+                    </m:den>
+                  </m:f>
+                  <m:nary>
+                    <m:naryPr>
+                      <m:chr m:val="∑"/>
+                      <m:limLoc m:val="undOvr"/>
+                      <m:subHide m:val="off"/>
+                      <m:supHide m:val="off"/>
+                    </m:naryPr>
+                    <m:sub>
+                      <m:r>
+                        <m:t>i</m:t>
+                      </m:r>
+                      <m:r>
+                        <m:rPr>
+                          <m:sty m:val="p"/>
+                        </m:rPr>
+                        <m:t>=</m:t>
+                      </m:r>
+                      <m:r>
+                        <m:t>1</m:t>
+                      </m:r>
+                    </m:sub>
+                    <m:sup>
+                      <m:r>
+                        <m:t>n</m:t>
+                      </m:r>
+                    </m:sup>
+                    <m:e>
+                      <m:sSubSup>
+                        <m:e>
+                          <m:r>
+                            <m:t>x</m:t>
+                          </m:r>
+                        </m:e>
+                        <m:sub>
+                          <m:r>
+                            <m:t>i</m:t>
+                          </m:r>
+                        </m:sub>
+                        <m:sup>
+                          <m:r>
+                            <m:t>2</m:t>
+                          </m:r>
+                        </m:sup>
+                      </m:sSubSup>
+                    </m:e>
+                  </m:nary>
                   <m:r>
                     <m:rPr>
                       <m:sty m:val="p"/>
@@ -5265,6 +8638,417 @@
                   <m:nor/>
                   <m:sty m:val="p"/>
                 </m:rPr>
+                <m:t>(distributing </m:t>
+              </m:r>
+              <m:r>
+                <m:rPr>
+                  <m:sty m:val="p"/>
+                </m:rPr>
+                <m:t>−</m:t>
+              </m:r>
+              <m:f>
+                <m:fPr>
+                  <m:type m:val="lin"/>
+                </m:fPr>
+                <m:num>
+                  <m:r>
+                    <m:t>1</m:t>
+                  </m:r>
+                </m:num>
+                <m:den>
+                  <m:r>
+                    <m:t>2</m:t>
+                  </m:r>
+                </m:den>
+              </m:f>
+              <m:r>
+                <m:rPr>
+                  <m:nor/>
+                  <m:sty m:val="p"/>
+                </m:rPr>
+                <m:t>)</m:t>
+              </m:r>
+            </m:e>
+            <m:e>
+              <m:r>
+                <m:t>&amp;</m:t>
+              </m:r>
+              <m:r>
+                <m:rPr>
+                  <m:sty m:val="p"/>
+                </m:rPr>
+                <m:t>=</m:t>
+              </m:r>
+              <m:r>
+                <m:rPr>
+                  <m:sty m:val="p"/>
+                </m:rPr>
+                <m:t>(</m:t>
+              </m:r>
+              <m:r>
+                <m:t>2</m:t>
+              </m:r>
+              <m:r>
+                <m:t>π</m:t>
+              </m:r>
+              <m:sSup>
+                <m:e>
+                  <m:r>
+                    <m:rPr>
+                      <m:sty m:val="p"/>
+                    </m:rPr>
+                    <m:t>)</m:t>
+                  </m:r>
+                </m:e>
+                <m:sup>
+                  <m:r>
+                    <m:rPr>
+                      <m:sty m:val="p"/>
+                    </m:rPr>
+                    <m:t>−</m:t>
+                  </m:r>
+                  <m:r>
+                    <m:t>n</m:t>
+                  </m:r>
+                  <m:r>
+                    <m:rPr>
+                      <m:sty m:val="p"/>
+                    </m:rPr>
+                    <m:t>/</m:t>
+                  </m:r>
+                  <m:r>
+                    <m:t>2</m:t>
+                  </m:r>
+                </m:sup>
+              </m:sSup>
+              <m:r>
+                <m:rPr>
+                  <m:sty m:val="p"/>
+                </m:rPr>
+                <m:t>exp</m:t>
+              </m:r>
+              <m:r>
+                <m:t>​</m:t>
+              </m:r>
+              <m:d>
+                <m:dPr>
+                  <m:begChr m:val="{"/>
+                  <m:sepChr m:val=""/>
+                  <m:endChr m:val="}"/>
+                  <m:grow/>
+                </m:dPr>
+                <m:e>
+                  <m:r>
+                    <m:rPr>
+                      <m:sty m:val="p"/>
+                    </m:rPr>
+                    <m:t>−</m:t>
+                  </m:r>
+                  <m:f>
+                    <m:fPr>
+                      <m:type m:val="bar"/>
+                    </m:fPr>
+                    <m:num>
+                      <m:r>
+                        <m:t>1</m:t>
+                      </m:r>
+                    </m:num>
+                    <m:den>
+                      <m:r>
+                        <m:t>2</m:t>
+                      </m:r>
+                    </m:den>
+                  </m:f>
+                  <m:nary>
+                    <m:naryPr>
+                      <m:chr m:val="∑"/>
+                      <m:limLoc m:val="undOvr"/>
+                      <m:subHide m:val="off"/>
+                      <m:supHide m:val="off"/>
+                    </m:naryPr>
+                    <m:sub>
+                      <m:r>
+                        <m:t>i</m:t>
+                      </m:r>
+                      <m:r>
+                        <m:rPr>
+                          <m:sty m:val="p"/>
+                        </m:rPr>
+                        <m:t>=</m:t>
+                      </m:r>
+                      <m:r>
+                        <m:t>1</m:t>
+                      </m:r>
+                    </m:sub>
+                    <m:sup>
+                      <m:r>
+                        <m:t>n</m:t>
+                      </m:r>
+                    </m:sup>
+                    <m:e>
+                      <m:sSubSup>
+                        <m:e>
+                          <m:r>
+                            <m:t>x</m:t>
+                          </m:r>
+                        </m:e>
+                        <m:sub>
+                          <m:r>
+                            <m:t>i</m:t>
+                          </m:r>
+                        </m:sub>
+                        <m:sup>
+                          <m:r>
+                            <m:t>2</m:t>
+                          </m:r>
+                        </m:sup>
+                      </m:sSubSup>
+                    </m:e>
+                  </m:nary>
+                </m:e>
+              </m:d>
+              <m:r>
+                <m:t>​</m:t>
+              </m:r>
+              <m:r>
+                <m:rPr>
+                  <m:sty m:val="p"/>
+                </m:rPr>
+                <m:t>⋅</m:t>
+              </m:r>
+              <m:r>
+                <m:rPr>
+                  <m:sty m:val="p"/>
+                </m:rPr>
+                <m:t>exp</m:t>
+              </m:r>
+              <m:r>
+                <m:t>​</m:t>
+              </m:r>
+              <m:d>
+                <m:dPr>
+                  <m:begChr m:val="{"/>
+                  <m:sepChr m:val=""/>
+                  <m:endChr m:val="}"/>
+                  <m:grow/>
+                </m:dPr>
+                <m:e>
+                  <m:r>
+                    <m:rPr>
+                      <m:sty m:val="p"/>
+                    </m:rPr>
+                    <m:t>−</m:t>
+                  </m:r>
+                  <m:f>
+                    <m:fPr>
+                      <m:type m:val="bar"/>
+                    </m:fPr>
+                    <m:num>
+                      <m:r>
+                        <m:t>1</m:t>
+                      </m:r>
+                    </m:num>
+                    <m:den>
+                      <m:r>
+                        <m:t>2</m:t>
+                      </m:r>
+                    </m:den>
+                  </m:f>
+                  <m:r>
+                    <m:t>​</m:t>
+                  </m:r>
+                  <m:d>
+                    <m:dPr>
+                      <m:begChr m:val="("/>
+                      <m:sepChr m:val=""/>
+                      <m:endChr m:val=")"/>
+                      <m:grow/>
+                    </m:dPr>
+                    <m:e>
+                      <m:r>
+                        <m:t>n</m:t>
+                      </m:r>
+                      <m:sSup>
+                        <m:e>
+                          <m:r>
+                            <m:t>μ</m:t>
+                          </m:r>
+                        </m:e>
+                        <m:sup>
+                          <m:r>
+                            <m:t>2</m:t>
+                          </m:r>
+                        </m:sup>
+                      </m:sSup>
+                      <m:r>
+                        <m:rPr>
+                          <m:sty m:val="p"/>
+                        </m:rPr>
+                        <m:t>−</m:t>
+                      </m:r>
+                      <m:r>
+                        <m:t>2</m:t>
+                      </m:r>
+                      <m:r>
+                        <m:t>μ</m:t>
+                      </m:r>
+                      <m:r>
+                        <m:t>n</m:t>
+                      </m:r>
+                      <m:acc>
+                        <m:accPr>
+                          <m:chr m:val="‾"/>
+                        </m:accPr>
+                        <m:e>
+                          <m:r>
+                            <m:t>x</m:t>
+                          </m:r>
+                        </m:e>
+                      </m:acc>
+                    </m:e>
+                  </m:d>
+                  <m:r>
+                    <m:t>​</m:t>
+                  </m:r>
+                </m:e>
+              </m:d>
+              <m:r>
+                <m:t>​</m:t>
+              </m:r>
+              <m:r>
+                <m:t>&amp;</m:t>
+              </m:r>
+              <m:r>
+                <m:t>&amp;</m:t>
+              </m:r>
+              <m:r>
+                <m:rPr>
+                  <m:nor/>
+                  <m:sty m:val="p"/>
+                </m:rPr>
+                <m:t>(writing the exponential of a sum as a product of exponentials)</m:t>
+              </m:r>
+            </m:e>
+            <m:e>
+              <m:r>
+                <m:t>&amp;</m:t>
+              </m:r>
+              <m:r>
+                <m:rPr>
+                  <m:sty m:val="p"/>
+                </m:rPr>
+                <m:t>∝</m:t>
+              </m:r>
+              <m:r>
+                <m:rPr>
+                  <m:sty m:val="p"/>
+                </m:rPr>
+                <m:t>exp</m:t>
+              </m:r>
+              <m:r>
+                <m:t>​</m:t>
+              </m:r>
+              <m:d>
+                <m:dPr>
+                  <m:begChr m:val="{"/>
+                  <m:sepChr m:val=""/>
+                  <m:endChr m:val="}"/>
+                  <m:grow/>
+                </m:dPr>
+                <m:e>
+                  <m:r>
+                    <m:rPr>
+                      <m:sty m:val="p"/>
+                    </m:rPr>
+                    <m:t>−</m:t>
+                  </m:r>
+                  <m:f>
+                    <m:fPr>
+                      <m:type m:val="bar"/>
+                    </m:fPr>
+                    <m:num>
+                      <m:r>
+                        <m:t>1</m:t>
+                      </m:r>
+                    </m:num>
+                    <m:den>
+                      <m:r>
+                        <m:t>2</m:t>
+                      </m:r>
+                    </m:den>
+                  </m:f>
+                  <m:r>
+                    <m:t>​</m:t>
+                  </m:r>
+                  <m:d>
+                    <m:dPr>
+                      <m:begChr m:val="("/>
+                      <m:sepChr m:val=""/>
+                      <m:endChr m:val=")"/>
+                      <m:grow/>
+                    </m:dPr>
+                    <m:e>
+                      <m:r>
+                        <m:t>n</m:t>
+                      </m:r>
+                      <m:sSup>
+                        <m:e>
+                          <m:r>
+                            <m:t>μ</m:t>
+                          </m:r>
+                        </m:e>
+                        <m:sup>
+                          <m:r>
+                            <m:t>2</m:t>
+                          </m:r>
+                        </m:sup>
+                      </m:sSup>
+                      <m:r>
+                        <m:rPr>
+                          <m:sty m:val="p"/>
+                        </m:rPr>
+                        <m:t>−</m:t>
+                      </m:r>
+                      <m:r>
+                        <m:t>2</m:t>
+                      </m:r>
+                      <m:r>
+                        <m:t>μ</m:t>
+                      </m:r>
+                      <m:r>
+                        <m:t>n</m:t>
+                      </m:r>
+                      <m:acc>
+                        <m:accPr>
+                          <m:chr m:val="‾"/>
+                        </m:accPr>
+                        <m:e>
+                          <m:r>
+                            <m:t>x</m:t>
+                          </m:r>
+                        </m:e>
+                      </m:acc>
+                    </m:e>
+                  </m:d>
+                  <m:r>
+                    <m:t>​</m:t>
+                  </m:r>
+                </m:e>
+              </m:d>
+              <m:r>
+                <m:t>​</m:t>
+              </m:r>
+              <m:r>
+                <m:t>&amp;</m:t>
+              </m:r>
+              <m:r>
+                <m:t>&amp;</m:t>
+              </m:r>
+              <m:r>
+                <m:rPr>
+                  <m:nor/>
+                  <m:sty m:val="p"/>
+                </m:rPr>
                 <m:t>(dropping factors that do not involve </m:t>
               </m:r>
               <m:r>
@@ -5285,8 +9069,27 @@
               </m:r>
             </m:e>
           </m:eqArr>
+          <m:r>
+            <m:t>  </m:t>
+          </m:r>
+          <m:r>
+            <m:rPr>
+              <m:sty m:val="p"/>
+            </m:rPr>
+            <m:t>(</m:t>
+          </m:r>
+          <m:r>
+            <m:t>6</m:t>
+          </m:r>
+          <m:r>
+            <m:rPr>
+              <m:sty m:val="p"/>
+            </m:rPr>
+            <m:t>)</m:t>
+          </m:r>
         </m:oMath>
       </m:oMathPara>
+      <w:bookmarkEnd w:id="34"/>
     </w:p>
     <w:p>
       <w:pPr>
@@ -5480,6 +9283,7 @@
       <w:pPr>
         <w:pStyle w:val="BodyText"/>
       </w:pPr>
+      <w:bookmarkStart w:id="35" w:name="eq-normal-normal-exm-2"/>
       <m:oMathPara>
         <m:oMathParaPr>
           <m:jc m:val="center"/>
@@ -5790,6 +9594,472 @@
                   <m:sty m:val="p"/>
                 </m:rPr>
                 <m:t>(substituting likelihood and prior)</m:t>
+              </m:r>
+            </m:e>
+            <m:e>
+              <m:r>
+                <m:t>&amp;</m:t>
+              </m:r>
+              <m:r>
+                <m:rPr>
+                  <m:sty m:val="p"/>
+                </m:rPr>
+                <m:t>=</m:t>
+              </m:r>
+              <m:r>
+                <m:rPr>
+                  <m:sty m:val="p"/>
+                </m:rPr>
+                <m:t>exp</m:t>
+              </m:r>
+              <m:r>
+                <m:t>​</m:t>
+              </m:r>
+              <m:d>
+                <m:dPr>
+                  <m:begChr m:val="{"/>
+                  <m:sepChr m:val=""/>
+                  <m:endChr m:val="}"/>
+                  <m:grow/>
+                </m:dPr>
+                <m:e>
+                  <m:r>
+                    <m:rPr>
+                      <m:sty m:val="p"/>
+                    </m:rPr>
+                    <m:t>−</m:t>
+                  </m:r>
+                  <m:f>
+                    <m:fPr>
+                      <m:type m:val="bar"/>
+                    </m:fPr>
+                    <m:num>
+                      <m:r>
+                        <m:t>1</m:t>
+                      </m:r>
+                    </m:num>
+                    <m:den>
+                      <m:r>
+                        <m:t>2</m:t>
+                      </m:r>
+                    </m:den>
+                  </m:f>
+                  <m:r>
+                    <m:t>​</m:t>
+                  </m:r>
+                  <m:d>
+                    <m:dPr>
+                      <m:begChr m:val="("/>
+                      <m:sepChr m:val=""/>
+                      <m:endChr m:val=")"/>
+                      <m:grow/>
+                    </m:dPr>
+                    <m:e>
+                      <m:r>
+                        <m:t>n</m:t>
+                      </m:r>
+                      <m:sSup>
+                        <m:e>
+                          <m:r>
+                            <m:t>μ</m:t>
+                          </m:r>
+                        </m:e>
+                        <m:sup>
+                          <m:r>
+                            <m:t>2</m:t>
+                          </m:r>
+                        </m:sup>
+                      </m:sSup>
+                      <m:r>
+                        <m:rPr>
+                          <m:sty m:val="p"/>
+                        </m:rPr>
+                        <m:t>−</m:t>
+                      </m:r>
+                      <m:r>
+                        <m:t>2</m:t>
+                      </m:r>
+                      <m:r>
+                        <m:t>μ</m:t>
+                      </m:r>
+                      <m:r>
+                        <m:t>n</m:t>
+                      </m:r>
+                      <m:acc>
+                        <m:accPr>
+                          <m:chr m:val="‾"/>
+                        </m:accPr>
+                        <m:e>
+                          <m:r>
+                            <m:t>x</m:t>
+                          </m:r>
+                        </m:e>
+                      </m:acc>
+                    </m:e>
+                  </m:d>
+                  <m:r>
+                    <m:t>​</m:t>
+                  </m:r>
+                  <m:r>
+                    <m:rPr>
+                      <m:sty m:val="p"/>
+                    </m:rPr>
+                    <m:t>−</m:t>
+                  </m:r>
+                  <m:f>
+                    <m:fPr>
+                      <m:type m:val="bar"/>
+                    </m:fPr>
+                    <m:num>
+                      <m:r>
+                        <m:t>1</m:t>
+                      </m:r>
+                    </m:num>
+                    <m:den>
+                      <m:r>
+                        <m:t>2</m:t>
+                      </m:r>
+                    </m:den>
+                  </m:f>
+                  <m:sSup>
+                    <m:e>
+                      <m:r>
+                        <m:t>μ</m:t>
+                      </m:r>
+                    </m:e>
+                    <m:sup>
+                      <m:r>
+                        <m:t>2</m:t>
+                      </m:r>
+                    </m:sup>
+                  </m:sSup>
+                </m:e>
+              </m:d>
+              <m:r>
+                <m:t>​</m:t>
+              </m:r>
+              <m:r>
+                <m:t>&amp;</m:t>
+              </m:r>
+              <m:r>
+                <m:t>&amp;</m:t>
+              </m:r>
+              <m:r>
+                <m:rPr>
+                  <m:nor/>
+                  <m:sty m:val="p"/>
+                </m:rPr>
+                <m:t>(writing a product of exponentials as the exponential of a sum)</m:t>
+              </m:r>
+            </m:e>
+            <m:e>
+              <m:r>
+                <m:t>&amp;</m:t>
+              </m:r>
+              <m:r>
+                <m:rPr>
+                  <m:sty m:val="p"/>
+                </m:rPr>
+                <m:t>=</m:t>
+              </m:r>
+              <m:r>
+                <m:rPr>
+                  <m:sty m:val="p"/>
+                </m:rPr>
+                <m:t>exp</m:t>
+              </m:r>
+              <m:r>
+                <m:t>​</m:t>
+              </m:r>
+              <m:d>
+                <m:dPr>
+                  <m:begChr m:val="{"/>
+                  <m:sepChr m:val=""/>
+                  <m:endChr m:val="}"/>
+                  <m:grow/>
+                </m:dPr>
+                <m:e>
+                  <m:r>
+                    <m:rPr>
+                      <m:sty m:val="p"/>
+                    </m:rPr>
+                    <m:t>−</m:t>
+                  </m:r>
+                  <m:f>
+                    <m:fPr>
+                      <m:type m:val="bar"/>
+                    </m:fPr>
+                    <m:num>
+                      <m:r>
+                        <m:t>1</m:t>
+                      </m:r>
+                    </m:num>
+                    <m:den>
+                      <m:r>
+                        <m:t>2</m:t>
+                      </m:r>
+                    </m:den>
+                  </m:f>
+                  <m:r>
+                    <m:t>​</m:t>
+                  </m:r>
+                  <m:d>
+                    <m:dPr>
+                      <m:begChr m:val="("/>
+                      <m:sepChr m:val=""/>
+                      <m:endChr m:val=")"/>
+                      <m:grow/>
+                    </m:dPr>
+                    <m:e>
+                      <m:r>
+                        <m:t>n</m:t>
+                      </m:r>
+                      <m:sSup>
+                        <m:e>
+                          <m:r>
+                            <m:t>μ</m:t>
+                          </m:r>
+                        </m:e>
+                        <m:sup>
+                          <m:r>
+                            <m:t>2</m:t>
+                          </m:r>
+                        </m:sup>
+                      </m:sSup>
+                      <m:r>
+                        <m:rPr>
+                          <m:sty m:val="p"/>
+                        </m:rPr>
+                        <m:t>−</m:t>
+                      </m:r>
+                      <m:r>
+                        <m:t>2</m:t>
+                      </m:r>
+                      <m:r>
+                        <m:t>μ</m:t>
+                      </m:r>
+                      <m:r>
+                        <m:t>n</m:t>
+                      </m:r>
+                      <m:acc>
+                        <m:accPr>
+                          <m:chr m:val="‾"/>
+                        </m:accPr>
+                        <m:e>
+                          <m:r>
+                            <m:t>x</m:t>
+                          </m:r>
+                        </m:e>
+                      </m:acc>
+                      <m:r>
+                        <m:rPr>
+                          <m:sty m:val="p"/>
+                        </m:rPr>
+                        <m:t>+</m:t>
+                      </m:r>
+                      <m:sSup>
+                        <m:e>
+                          <m:r>
+                            <m:t>μ</m:t>
+                          </m:r>
+                        </m:e>
+                        <m:sup>
+                          <m:r>
+                            <m:t>2</m:t>
+                          </m:r>
+                        </m:sup>
+                      </m:sSup>
+                    </m:e>
+                  </m:d>
+                  <m:r>
+                    <m:t>​</m:t>
+                  </m:r>
+                </m:e>
+              </m:d>
+              <m:r>
+                <m:t>​</m:t>
+              </m:r>
+              <m:r>
+                <m:t>&amp;</m:t>
+              </m:r>
+              <m:r>
+                <m:t>&amp;</m:t>
+              </m:r>
+              <m:r>
+                <m:rPr>
+                  <m:nor/>
+                  <m:sty m:val="p"/>
+                </m:rPr>
+                <m:t>(factoring out </m:t>
+              </m:r>
+              <m:r>
+                <m:rPr>
+                  <m:sty m:val="p"/>
+                </m:rPr>
+                <m:t>−</m:t>
+              </m:r>
+              <m:f>
+                <m:fPr>
+                  <m:type m:val="lin"/>
+                </m:fPr>
+                <m:num>
+                  <m:r>
+                    <m:t>1</m:t>
+                  </m:r>
+                </m:num>
+                <m:den>
+                  <m:r>
+                    <m:t>2</m:t>
+                  </m:r>
+                </m:den>
+              </m:f>
+              <m:r>
+                <m:rPr>
+                  <m:nor/>
+                  <m:sty m:val="p"/>
+                </m:rPr>
+                <m:t>)</m:t>
+              </m:r>
+            </m:e>
+            <m:e>
+              <m:r>
+                <m:t>&amp;</m:t>
+              </m:r>
+              <m:r>
+                <m:rPr>
+                  <m:sty m:val="p"/>
+                </m:rPr>
+                <m:t>=</m:t>
+              </m:r>
+              <m:r>
+                <m:rPr>
+                  <m:sty m:val="p"/>
+                </m:rPr>
+                <m:t>exp</m:t>
+              </m:r>
+              <m:r>
+                <m:t>​</m:t>
+              </m:r>
+              <m:d>
+                <m:dPr>
+                  <m:begChr m:val="{"/>
+                  <m:sepChr m:val=""/>
+                  <m:endChr m:val="}"/>
+                  <m:grow/>
+                </m:dPr>
+                <m:e>
+                  <m:r>
+                    <m:rPr>
+                      <m:sty m:val="p"/>
+                    </m:rPr>
+                    <m:t>−</m:t>
+                  </m:r>
+                  <m:f>
+                    <m:fPr>
+                      <m:type m:val="bar"/>
+                    </m:fPr>
+                    <m:num>
+                      <m:r>
+                        <m:t>1</m:t>
+                      </m:r>
+                    </m:num>
+                    <m:den>
+                      <m:r>
+                        <m:t>2</m:t>
+                      </m:r>
+                    </m:den>
+                  </m:f>
+                  <m:r>
+                    <m:t>​</m:t>
+                  </m:r>
+                  <m:d>
+                    <m:dPr>
+                      <m:begChr m:val="("/>
+                      <m:sepChr m:val=""/>
+                      <m:endChr m:val=")"/>
+                      <m:grow/>
+                    </m:dPr>
+                    <m:e>
+                      <m:r>
+                        <m:t>n</m:t>
+                      </m:r>
+                      <m:sSup>
+                        <m:e>
+                          <m:r>
+                            <m:t>μ</m:t>
+                          </m:r>
+                        </m:e>
+                        <m:sup>
+                          <m:r>
+                            <m:t>2</m:t>
+                          </m:r>
+                        </m:sup>
+                      </m:sSup>
+                      <m:r>
+                        <m:rPr>
+                          <m:sty m:val="p"/>
+                        </m:rPr>
+                        <m:t>+</m:t>
+                      </m:r>
+                      <m:sSup>
+                        <m:e>
+                          <m:r>
+                            <m:t>μ</m:t>
+                          </m:r>
+                        </m:e>
+                        <m:sup>
+                          <m:r>
+                            <m:t>2</m:t>
+                          </m:r>
+                        </m:sup>
+                      </m:sSup>
+                      <m:r>
+                        <m:rPr>
+                          <m:sty m:val="p"/>
+                        </m:rPr>
+                        <m:t>−</m:t>
+                      </m:r>
+                      <m:r>
+                        <m:t>2</m:t>
+                      </m:r>
+                      <m:r>
+                        <m:t>μ</m:t>
+                      </m:r>
+                      <m:r>
+                        <m:t>n</m:t>
+                      </m:r>
+                      <m:acc>
+                        <m:accPr>
+                          <m:chr m:val="‾"/>
+                        </m:accPr>
+                        <m:e>
+                          <m:r>
+                            <m:t>x</m:t>
+                          </m:r>
+                        </m:e>
+                      </m:acc>
+                    </m:e>
+                  </m:d>
+                  <m:r>
+                    <m:t>​</m:t>
+                  </m:r>
+                </m:e>
+              </m:d>
+              <m:r>
+                <m:t>​</m:t>
+              </m:r>
+              <m:r>
+                <m:t>&amp;</m:t>
+              </m:r>
+              <m:r>
+                <m:t>&amp;</m:t>
+              </m:r>
+              <m:r>
+                <m:rPr>
+                  <m:nor/>
+                  <m:sty m:val="p"/>
+                </m:rPr>
+                <m:t>(reordering the terms)</m:t>
               </m:r>
             </m:e>
             <m:e>
@@ -5933,7 +10203,210 @@
                   <m:nor/>
                   <m:sty m:val="p"/>
                 </m:rPr>
-                <m:t>(adding exponents)</m:t>
+                <m:t>(collecting the </m:t>
+              </m:r>
+              <m:sSup>
+                <m:e>
+                  <m:r>
+                    <m:t>μ</m:t>
+                  </m:r>
+                </m:e>
+                <m:sup>
+                  <m:r>
+                    <m:t>2</m:t>
+                  </m:r>
+                </m:sup>
+              </m:sSup>
+              <m:r>
+                <m:rPr>
+                  <m:nor/>
+                  <m:sty m:val="p"/>
+                </m:rPr>
+                <m:t> terms)</m:t>
+              </m:r>
+            </m:e>
+            <m:e>
+              <m:r>
+                <m:t>&amp;</m:t>
+              </m:r>
+              <m:r>
+                <m:rPr>
+                  <m:sty m:val="p"/>
+                </m:rPr>
+                <m:t>=</m:t>
+              </m:r>
+              <m:r>
+                <m:rPr>
+                  <m:sty m:val="p"/>
+                </m:rPr>
+                <m:t>exp</m:t>
+              </m:r>
+              <m:r>
+                <m:t>​</m:t>
+              </m:r>
+              <m:d>
+                <m:dPr>
+                  <m:begChr m:val="{"/>
+                  <m:sepChr m:val=""/>
+                  <m:endChr m:val="}"/>
+                  <m:grow/>
+                </m:dPr>
+                <m:e>
+                  <m:r>
+                    <m:rPr>
+                      <m:sty m:val="p"/>
+                    </m:rPr>
+                    <m:t>−</m:t>
+                  </m:r>
+                  <m:f>
+                    <m:fPr>
+                      <m:type m:val="bar"/>
+                    </m:fPr>
+                    <m:num>
+                      <m:r>
+                        <m:t>1</m:t>
+                      </m:r>
+                    </m:num>
+                    <m:den>
+                      <m:r>
+                        <m:t>2</m:t>
+                      </m:r>
+                    </m:den>
+                  </m:f>
+                  <m:r>
+                    <m:rPr>
+                      <m:sty m:val="p"/>
+                    </m:rPr>
+                    <m:t>(</m:t>
+                  </m:r>
+                  <m:r>
+                    <m:t>n</m:t>
+                  </m:r>
+                  <m:r>
+                    <m:rPr>
+                      <m:sty m:val="p"/>
+                    </m:rPr>
+                    <m:t>+</m:t>
+                  </m:r>
+                  <m:r>
+                    <m:t>1</m:t>
+                  </m:r>
+                  <m:r>
+                    <m:rPr>
+                      <m:sty m:val="p"/>
+                    </m:rPr>
+                    <m:t>)</m:t>
+                  </m:r>
+                  <m:r>
+                    <m:t>​</m:t>
+                  </m:r>
+                  <m:d>
+                    <m:dPr>
+                      <m:begChr m:val="("/>
+                      <m:sepChr m:val=""/>
+                      <m:endChr m:val=")"/>
+                      <m:grow/>
+                    </m:dPr>
+                    <m:e>
+                      <m:sSup>
+                        <m:e>
+                          <m:r>
+                            <m:t>μ</m:t>
+                          </m:r>
+                        </m:e>
+                        <m:sup>
+                          <m:r>
+                            <m:t>2</m:t>
+                          </m:r>
+                        </m:sup>
+                      </m:sSup>
+                      <m:r>
+                        <m:rPr>
+                          <m:sty m:val="p"/>
+                        </m:rPr>
+                        <m:t>−</m:t>
+                      </m:r>
+                      <m:r>
+                        <m:t>2</m:t>
+                      </m:r>
+                      <m:r>
+                        <m:t>μ</m:t>
+                      </m:r>
+                      <m:f>
+                        <m:fPr>
+                          <m:type m:val="bar"/>
+                        </m:fPr>
+                        <m:num>
+                          <m:r>
+                            <m:t>n</m:t>
+                          </m:r>
+                        </m:num>
+                        <m:den>
+                          <m:r>
+                            <m:t>n</m:t>
+                          </m:r>
+                          <m:r>
+                            <m:rPr>
+                              <m:sty m:val="p"/>
+                            </m:rPr>
+                            <m:t>+</m:t>
+                          </m:r>
+                          <m:r>
+                            <m:t>1</m:t>
+                          </m:r>
+                        </m:den>
+                      </m:f>
+                      <m:acc>
+                        <m:accPr>
+                          <m:chr m:val="‾"/>
+                        </m:accPr>
+                        <m:e>
+                          <m:r>
+                            <m:t>x</m:t>
+                          </m:r>
+                        </m:e>
+                      </m:acc>
+                    </m:e>
+                  </m:d>
+                  <m:r>
+                    <m:t>​</m:t>
+                  </m:r>
+                </m:e>
+              </m:d>
+              <m:r>
+                <m:t>​</m:t>
+              </m:r>
+              <m:r>
+                <m:t>&amp;</m:t>
+              </m:r>
+              <m:r>
+                <m:t>&amp;</m:t>
+              </m:r>
+              <m:r>
+                <m:rPr>
+                  <m:nor/>
+                  <m:sty m:val="p"/>
+                </m:rPr>
+                <m:t>(factoring out </m:t>
+              </m:r>
+              <m:r>
+                <m:t>n</m:t>
+              </m:r>
+              <m:r>
+                <m:rPr>
+                  <m:sty m:val="p"/>
+                </m:rPr>
+                <m:t>+</m:t>
+              </m:r>
+              <m:r>
+                <m:t>1</m:t>
+              </m:r>
+              <m:r>
+                <m:rPr>
+                  <m:nor/>
+                  <m:sty m:val="p"/>
+                </m:rPr>
+                <m:t>)</m:t>
               </m:r>
             </m:e>
             <m:e>
@@ -6067,26 +10540,7 @@
                   <m:nor/>
                   <m:sty m:val="p"/>
                 </m:rPr>
-                <m:t>(factoring out </m:t>
-              </m:r>
-              <m:r>
-                <m:t>n</m:t>
-              </m:r>
-              <m:r>
-                <m:rPr>
-                  <m:sty m:val="p"/>
-                </m:rPr>
-                <m:t>+</m:t>
-              </m:r>
-              <m:r>
-                <m:t>1</m:t>
-              </m:r>
-              <m:r>
-                <m:rPr>
-                  <m:nor/>
-                  <m:sty m:val="p"/>
-                </m:rPr>
-                <m:t>; definition of </m:t>
+                <m:t>(definition of </m:t>
               </m:r>
               <m:r>
                 <m:t>m</m:t>
@@ -6468,8 +10922,27 @@
               </m:r>
             </m:e>
           </m:eqArr>
+          <m:r>
+            <m:t>  </m:t>
+          </m:r>
+          <m:r>
+            <m:rPr>
+              <m:sty m:val="p"/>
+            </m:rPr>
+            <m:t>(</m:t>
+          </m:r>
+          <m:r>
+            <m:t>7</m:t>
+          </m:r>
+          <m:r>
+            <m:rPr>
+              <m:sty m:val="p"/>
+            </m:rPr>
+            <m:t>)</m:t>
+          </m:r>
         </m:oMath>
       </m:oMathPara>
+      <w:bookmarkEnd w:id="35"/>
     </w:p>
     <w:p>
       <w:pPr>
@@ -6556,6 +11029,7 @@
       <w:pPr>
         <w:pStyle w:val="BodyText"/>
       </w:pPr>
+      <w:bookmarkStart w:id="36" w:name="eq-normal-normal-exm-3"/>
       <m:oMathPara>
         <m:oMathParaPr>
           <m:jc m:val="center"/>
@@ -6687,8 +11161,27 @@
             </m:rPr>
             <m:t>.</m:t>
           </m:r>
+          <m:r>
+            <m:t>  </m:t>
+          </m:r>
+          <m:r>
+            <m:rPr>
+              <m:sty m:val="p"/>
+            </m:rPr>
+            <m:t>(</m:t>
+          </m:r>
+          <m:r>
+            <m:t>8</m:t>
+          </m:r>
+          <m:r>
+            <m:rPr>
+              <m:sty m:val="p"/>
+            </m:rPr>
+            <m:t>)</m:t>
+          </m:r>
         </m:oMath>
       </m:oMathPara>
+      <w:bookmarkEnd w:id="36"/>
     </w:p>
     <w:p>
       <w:pPr>
@@ -6838,9 +11331,9 @@
         <w:t xml:space="preserve">.</w:t>
       </w:r>
     </w:p>
-    <w:bookmarkEnd w:id="30"/>
-    <w:bookmarkEnd w:id="31"/>
-    <w:bookmarkStart w:id="43" w:name="sec-bayes-map"/>
+    <w:bookmarkEnd w:id="37"/>
+    <w:bookmarkEnd w:id="38"/>
+    <w:bookmarkStart w:id="50" w:name="sec-bayes-map"/>
     <w:p>
       <w:pPr>
         <w:pStyle w:val="Heading3"/>
@@ -6849,7 +11342,7 @@
         <w:t xml:space="preserve">2.2 The posterior mode</w:t>
       </w:r>
     </w:p>
-    <w:bookmarkStart w:id="33" w:name="def-map"/>
+    <w:bookmarkStart w:id="40" w:name="def-map"/>
     <w:p>
       <w:pPr>
         <w:pStyle w:val="FirstParagraph"/>
@@ -7010,7 +11503,7 @@
       <w:pPr>
         <w:pStyle w:val="BodyText"/>
       </w:pPr>
-      <w:bookmarkStart w:id="32" w:name="eq-map"/>
+      <w:bookmarkStart w:id="39" w:name="eq-map"/>
       <m:oMathPara>
         <m:oMathParaPr>
           <m:jc m:val="center"/>
@@ -7126,7 +11619,7 @@
             <m:t>(</m:t>
           </m:r>
           <m:r>
-            <m:t>3</m:t>
+            <m:t>9</m:t>
           </m:r>
           <m:r>
             <m:rPr>
@@ -7136,7 +11629,7 @@
           </m:r>
         </m:oMath>
       </m:oMathPara>
-      <w:bookmarkEnd w:id="32"/>
+      <w:bookmarkEnd w:id="39"/>
     </w:p>
     <w:p>
       <w:pPr>
@@ -7146,8 +11639,8 @@
         <w:t xml:space="preserve">The MAP estimate is the mode of the posterior distribution.</w:t>
       </w:r>
     </w:p>
-    <w:bookmarkEnd w:id="33"/>
-    <w:bookmarkStart w:id="35" w:name="exm-map-beta-bernoulli"/>
+    <w:bookmarkEnd w:id="40"/>
+    <w:bookmarkStart w:id="42" w:name="exm-map-beta-bernoulli"/>
     <w:p>
       <w:pPr>
         <w:pStyle w:val="BodyText"/>
@@ -7157,7 +11650,7 @@
           <w:b/>
           <w:bCs/>
         </w:rPr>
-        <w:t xml:space="preserve">Example 6 (The MAP estimate of a proportion)</w:t>
+        <w:t xml:space="preserve">Example 7 (The MAP estimate of a proportion)</w:t>
       </w:r>
       <w:r>
         <w:t xml:space="preserve"> </w:t>
@@ -7168,7 +11661,7 @@
       <w:r>
         <w:t xml:space="preserve"> </w:t>
       </w:r>
-      <w:hyperlink r:id="rId34">
+      <w:hyperlink r:id="rId41">
         <w:r>
           <w:rPr>
             <w:rStyle w:val="Hyperlink"/>
@@ -8873,8 +13366,8 @@
         <w:t xml:space="preserve">.</w:t>
       </w:r>
     </w:p>
-    <w:bookmarkEnd w:id="35"/>
-    <w:bookmarkStart w:id="37" w:name="cor-map-penalized"/>
+    <w:bookmarkEnd w:id="42"/>
+    <w:bookmarkStart w:id="44" w:name="cor-map-penalized"/>
     <w:p>
       <w:pPr>
         <w:pStyle w:val="BodyText"/>
@@ -8914,7 +13407,7 @@
       <w:pPr>
         <w:pStyle w:val="BodyText"/>
       </w:pPr>
-      <w:bookmarkStart w:id="36" w:name="eq-map-penalized"/>
+      <w:bookmarkStart w:id="43" w:name="eq-map-penalized"/>
       <m:oMathPara>
         <m:oMathParaPr>
           <m:jc m:val="center"/>
@@ -9116,7 +13609,7 @@
             <m:t>(</m:t>
           </m:r>
           <m:r>
-            <m:t>4</m:t>
+            <m:t>10</m:t>
           </m:r>
           <m:r>
             <m:rPr>
@@ -9126,7 +13619,7 @@
           </m:r>
         </m:oMath>
       </m:oMathPara>
-      <w:bookmarkEnd w:id="36"/>
+      <w:bookmarkEnd w:id="43"/>
     </w:p>
     <w:p>
       <w:pPr>
@@ -9199,7 +13692,7 @@
         <w:t xml:space="preserve">, is the penalty that the prior adds.</w:t>
       </w:r>
     </w:p>
-    <w:bookmarkEnd w:id="37"/>
+    <w:bookmarkEnd w:id="44"/>
     <w:p>
       <w:pPr>
         <w:pStyle w:val="BodyText"/>
@@ -9603,7 +14096,7 @@
         <w:t xml:space="preserve">Maximizing a function is the same as minimizing its negative.</w:t>
       </w:r>
     </w:p>
-    <w:bookmarkStart w:id="42" w:name="exm-map-normal-normal"/>
+    <w:bookmarkStart w:id="49" w:name="exm-map-normal-normal"/>
     <w:p>
       <w:pPr>
         <w:pStyle w:val="BodyText"/>
@@ -9613,7 +14106,7 @@
           <w:b/>
           <w:bCs/>
         </w:rPr>
-        <w:t xml:space="preserve">Example 7 (The MAP estimate of a Gaussian mean)</w:t>
+        <w:t xml:space="preserve">Example 8 (The MAP estimate of a Gaussian mean)</w:t>
       </w:r>
       <w:r>
         <w:t xml:space="preserve"> </w:t>
@@ -9629,7 +14122,7 @@
           <w:rPr>
             <w:rStyle w:val="Hyperlink"/>
           </w:rPr>
-          <w:t xml:space="preserve">Example 5</w:t>
+          <w:t xml:space="preserve">Example 6</w:t>
         </w:r>
       </w:hyperlink>
       <w:r>
@@ -10585,7 +15078,7 @@
       <w:tr>
         <w:tc>
           <w:tcPr/>
-          <w:bookmarkStart w:id="41" w:name="fig-map-penalized"/>
+          <w:bookmarkStart w:id="48" w:name="fig-map-penalized"/>
           <w:p>
             <w:pPr>
               <w:pStyle w:val="SourceCode"/>
@@ -11750,18 +16243,18 @@
                 <wp:inline>
                   <wp:extent cx="4620126" cy="3696101"/>
                   <wp:effectExtent b="0" l="0" r="0" t="0"/>
-                  <wp:docPr descr="" title="" id="39" name="Picture"/>
+                  <wp:docPr descr="" title="" id="46" name="Picture"/>
                   <a:graphic>
                     <a:graphicData uri="http://schemas.openxmlformats.org/drawingml/2006/picture">
                       <pic:pic>
                         <pic:nvPicPr>
-                          <pic:cNvPr descr="bayesian-inference_files/figure-docx/unnamed-chunk-1-1.png" id="40" name="Picture"/>
+                          <pic:cNvPr descr="bayesian-inference_files/figure-docx/unnamed-chunk-1-1.png" id="47" name="Picture"/>
                           <pic:cNvPicPr>
                             <a:picLocks noChangeArrowheads="1" noChangeAspect="1"/>
                           </pic:cNvPicPr>
                         </pic:nvPicPr>
                         <pic:blipFill>
-                          <a:blip r:embed="rId38"/>
+                          <a:blip r:embed="rId45"/>
                           <a:stretch>
                             <a:fillRect/>
                           </a:stretch>
@@ -11807,13 +16300,13 @@
               <w:t xml:space="preserve">The dashed lines mark the sample mean (right) and the MAP estimate (left).</w:t>
             </w:r>
           </w:p>
-          <w:bookmarkEnd w:id="41"/>
+          <w:bookmarkEnd w:id="48"/>
         </w:tc>
       </w:tr>
     </w:tbl>
-    <w:bookmarkEnd w:id="42"/>
-    <w:bookmarkEnd w:id="43"/>
-    <w:bookmarkStart w:id="53" w:name="sec-bayes-interval-interp"/>
+    <w:bookmarkEnd w:id="49"/>
+    <w:bookmarkEnd w:id="50"/>
+    <w:bookmarkStart w:id="60" w:name="sec-bayes-interval-interp"/>
     <w:p>
       <w:pPr>
         <w:pStyle w:val="Heading3"/>
@@ -11847,7 +16340,7 @@
       <w:r>
         <w:t xml:space="preserve"> </w:t>
       </w:r>
-      <w:hyperlink r:id="rId44">
+      <w:hyperlink r:id="rId51">
         <w:r>
           <w:rPr>
             <w:rStyle w:val="Hyperlink"/>
@@ -11946,7 +16439,7 @@
         <w:t xml:space="preserve">given the data actually observed.</w:t>
       </w:r>
     </w:p>
-    <w:bookmarkStart w:id="45" w:name="def-credible-interval"/>
+    <w:bookmarkStart w:id="52" w:name="def-credible-interval"/>
     <w:p>
       <w:pPr>
         <w:pStyle w:val="BodyText"/>
@@ -12338,7 +16831,7 @@
         </m:oMath>
       </m:oMathPara>
     </w:p>
-    <w:bookmarkEnd w:id="45"/>
+    <w:bookmarkEnd w:id="52"/>
     <w:p>
       <w:pPr>
         <w:pStyle w:val="FirstParagraph"/>
@@ -12425,7 +16918,7 @@
         <w:t xml:space="preserve">is the equal-tailed interval.</w:t>
       </w:r>
     </w:p>
-    <w:bookmarkStart w:id="46" w:name="def-equal-tailed-interval"/>
+    <w:bookmarkStart w:id="53" w:name="def-equal-tailed-interval"/>
     <w:p>
       <w:pPr>
         <w:pStyle w:val="BodyText"/>
@@ -12584,8 +17077,8 @@
         <w:t xml:space="preserve">.</w:t>
       </w:r>
     </w:p>
-    <w:bookmarkEnd w:id="46"/>
-    <w:bookmarkStart w:id="47" w:name="exm-equal-tailed-interval"/>
+    <w:bookmarkEnd w:id="53"/>
+    <w:bookmarkStart w:id="54" w:name="exm-equal-tailed-interval"/>
     <w:p>
       <w:pPr>
         <w:pStyle w:val="BodyText"/>
@@ -12595,7 +17088,7 @@
           <w:b/>
           <w:bCs/>
         </w:rPr>
-        <w:t xml:space="preserve">Example 8 (Equal-tailed interval for a Gaussian posterior)</w:t>
+        <w:t xml:space="preserve">Example 9 (Equal-tailed interval for a Gaussian posterior)</w:t>
       </w:r>
       <w:r>
         <w:t xml:space="preserve"> </w:t>
@@ -12611,7 +17104,7 @@
           <w:rPr>
             <w:rStyle w:val="Hyperlink"/>
           </w:rPr>
-          <w:t xml:space="preserve">Example 5</w:t>
+          <w:t xml:space="preserve">Example 6</w:t>
         </w:r>
       </w:hyperlink>
       <w:r>
@@ -12872,8 +17365,8 @@
         <w:t xml:space="preserve">.</w:t>
       </w:r>
     </w:p>
-    <w:bookmarkEnd w:id="47"/>
-    <w:bookmarkStart w:id="52" w:name="exm-normal-credible-vs-confidence"/>
+    <w:bookmarkEnd w:id="54"/>
+    <w:bookmarkStart w:id="59" w:name="exm-normal-credible-vs-confidence"/>
     <w:p>
       <w:pPr>
         <w:pStyle w:val="BodyText"/>
@@ -12883,7 +17376,7 @@
           <w:b/>
           <w:bCs/>
         </w:rPr>
-        <w:t xml:space="preserve">Example 9 (Credible and confidence intervals for a Gaussian mean)</w:t>
+        <w:t xml:space="preserve">Example 10 (Credible and confidence intervals for a Gaussian mean)</w:t>
       </w:r>
       <w:r>
         <w:t xml:space="preserve"> </w:t>
@@ -12922,7 +17415,7 @@
           <w:rPr>
             <w:rStyle w:val="Hyperlink"/>
           </w:rPr>
-          <w:t xml:space="preserve">Example 5</w:t>
+          <w:t xml:space="preserve">Example 6</w:t>
         </w:r>
       </w:hyperlink>
       <w:r>
@@ -13953,7 +18446,7 @@
           <w:rPr>
             <w:rStyle w:val="Hyperlink"/>
           </w:rPr>
-          <w:t xml:space="preserve">Example 5</w:t>
+          <w:t xml:space="preserve">Example 6</w:t>
         </w:r>
       </w:hyperlink>
       <w:r>
@@ -14063,7 +18556,7 @@
       <w:tr>
         <w:tc>
           <w:tcPr/>
-          <w:bookmarkStart w:id="51" w:name="fig-normal-prior-lik-post"/>
+          <w:bookmarkStart w:id="58" w:name="fig-normal-prior-lik-post"/>
           <w:p>
             <w:pPr>
               <w:pStyle w:val="SourceCode"/>
@@ -14862,18 +19355,18 @@
                 <wp:inline>
                   <wp:extent cx="4620126" cy="3696101"/>
                   <wp:effectExtent b="0" l="0" r="0" t="0"/>
-                  <wp:docPr descr="" title="" id="49" name="Picture"/>
+                  <wp:docPr descr="" title="" id="56" name="Picture"/>
                   <a:graphic>
                     <a:graphicData uri="http://schemas.openxmlformats.org/drawingml/2006/picture">
                       <pic:pic>
                         <pic:nvPicPr>
-                          <pic:cNvPr descr="bayesian-inference_files/figure-docx/unnamed-chunk-2-1.png" id="50" name="Picture"/>
+                          <pic:cNvPr descr="bayesian-inference_files/figure-docx/unnamed-chunk-2-1.png" id="57" name="Picture"/>
                           <pic:cNvPicPr>
                             <a:picLocks noChangeArrowheads="1" noChangeAspect="1"/>
                           </pic:cNvPicPr>
                         </pic:nvPicPr>
                         <pic:blipFill>
-                          <a:blip r:embed="rId48"/>
+                          <a:blip r:embed="rId55"/>
                           <a:stretch>
                             <a:fillRect/>
                           </a:stretch>
@@ -14988,14 +19481,14 @@
                 <w:rPr>
                   <w:rStyle w:val="Hyperlink"/>
                 </w:rPr>
-                <w:t xml:space="preserve">Example 9</w:t>
+                <w:t xml:space="preserve">Example 10</w:t>
               </w:r>
             </w:hyperlink>
             <w:r>
               <w:t xml:space="preserve">.</w:t>
             </w:r>
           </w:p>
-          <w:bookmarkEnd w:id="51"/>
+          <w:bookmarkEnd w:id="58"/>
         </w:tc>
       </w:tr>
     </w:tbl>
@@ -15251,9 +19744,9 @@
         <w:t xml:space="preserve">since both are fixed.</w:t>
       </w:r>
     </w:p>
-    <w:bookmarkEnd w:id="52"/>
-    <w:bookmarkEnd w:id="53"/>
-    <w:bookmarkStart w:id="58" w:name="sec-bayes-parameter-space"/>
+    <w:bookmarkEnd w:id="59"/>
+    <w:bookmarkEnd w:id="60"/>
+    <w:bookmarkStart w:id="65" w:name="sec-bayes-parameter-space"/>
     <w:p>
       <w:pPr>
         <w:pStyle w:val="Heading3"/>
@@ -15262,7 +19755,7 @@
         <w:t xml:space="preserve">2.4 The parameter space</w:t>
       </w:r>
     </w:p>
-    <w:bookmarkStart w:id="54" w:name="def-parameter-space"/>
+    <w:bookmarkStart w:id="61" w:name="def-parameter-space"/>
     <w:p>
       <w:pPr>
         <w:pStyle w:val="FirstParagraph"/>
@@ -15328,7 +19821,7 @@
         <w:t xml:space="preserve">can take.</w:t>
       </w:r>
     </w:p>
-    <w:bookmarkEnd w:id="54"/>
+    <w:bookmarkEnd w:id="61"/>
     <w:p>
       <w:pPr>
         <w:pStyle w:val="BodyText"/>
@@ -15372,7 +19865,7 @@
         <w:t xml:space="preserve">and the prior has to respect it.</w:t>
       </w:r>
     </w:p>
-    <w:bookmarkStart w:id="55" w:name="exm-parameter-space"/>
+    <w:bookmarkStart w:id="62" w:name="exm-parameter-space"/>
     <w:p>
       <w:pPr>
         <w:pStyle w:val="BodyText"/>
@@ -15382,7 +19875,7 @@
           <w:b/>
           <w:bCs/>
         </w:rPr>
-        <w:t xml:space="preserve">Example 10 (Parameter spaces and priors that respect them)</w:t>
+        <w:t xml:space="preserve">Example 11 (Parameter spaces and priors that respect them)</w:t>
       </w:r>
       <w:r>
         <w:t xml:space="preserve"> </w:t>
@@ -15631,8 +20124,8 @@
         <w:t xml:space="preserve">.</w:t>
       </w:r>
     </w:p>
-    <w:bookmarkEnd w:id="55"/>
-    <w:bookmarkStart w:id="56" w:name="cor-prior-support"/>
+    <w:bookmarkEnd w:id="62"/>
+    <w:bookmarkStart w:id="63" w:name="cor-prior-support"/>
     <w:p>
       <w:pPr>
         <w:pStyle w:val="FirstParagraph"/>
@@ -15836,7 +20329,7 @@
         <w:t xml:space="preserve">.</w:t>
       </w:r>
     </w:p>
-    <w:bookmarkEnd w:id="56"/>
+    <w:bookmarkEnd w:id="63"/>
     <w:p>
       <w:pPr>
         <w:pStyle w:val="BodyText"/>
@@ -15961,7 +20454,7 @@
         <w:t xml:space="preserve">.</w:t>
       </w:r>
     </w:p>
-    <w:bookmarkStart w:id="57" w:name="exm-prior-support"/>
+    <w:bookmarkStart w:id="64" w:name="exm-prior-support"/>
     <w:p>
       <w:pPr>
         <w:pStyle w:val="BodyText"/>
@@ -15971,7 +20464,7 @@
           <w:b/>
           <w:bCs/>
         </w:rPr>
-        <w:t xml:space="preserve">Example 11 (A prior that rules out the truth)</w:t>
+        <w:t xml:space="preserve">Example 12 (A prior that rules out the truth)</w:t>
       </w:r>
       <w:r>
         <w:t xml:space="preserve"> </w:t>
@@ -16096,10 +20589,10 @@
         <w:t xml:space="preserve">and one that no amount of data can correct.</w:t>
       </w:r>
     </w:p>
-    <w:bookmarkEnd w:id="57"/>
-    <w:bookmarkEnd w:id="58"/>
-    <w:bookmarkEnd w:id="59"/>
-    <w:bookmarkStart w:id="89" w:name="sec-bayes-priors"/>
+    <w:bookmarkEnd w:id="64"/>
+    <w:bookmarkEnd w:id="65"/>
+    <w:bookmarkEnd w:id="66"/>
+    <w:bookmarkStart w:id="96" w:name="sec-bayes-priors"/>
     <w:p>
       <w:pPr>
         <w:pStyle w:val="Heading2"/>
@@ -16174,7 +20667,7 @@
         <w:t xml:space="preserve">.</w:t>
       </w:r>
     </w:p>
-    <w:bookmarkStart w:id="72" w:name="sec-bayes-conjugate"/>
+    <w:bookmarkStart w:id="79" w:name="sec-bayes-conjugate"/>
     <w:p>
       <w:pPr>
         <w:pStyle w:val="Heading3"/>
@@ -16183,7 +20676,7 @@
         <w:t xml:space="preserve">3.1 Conjugate priors</w:t>
       </w:r>
     </w:p>
-    <w:bookmarkStart w:id="60" w:name="def-conjugate-prior"/>
+    <w:bookmarkStart w:id="67" w:name="def-conjugate-prior"/>
     <w:p>
       <w:pPr>
         <w:pStyle w:val="FirstParagraph"/>
@@ -16247,7 +20740,7 @@
         <w:t xml:space="preserve">is also in the family.</w:t>
       </w:r>
     </w:p>
-    <w:bookmarkEnd w:id="60"/>
+    <w:bookmarkEnd w:id="67"/>
     <w:p>
       <w:pPr>
         <w:pStyle w:val="BodyText"/>
@@ -16275,7 +20768,7 @@
           <w:rPr>
             <w:rStyle w:val="Hyperlink"/>
           </w:rPr>
-          <w:t xml:space="preserve">Example 5</w:t>
+          <w:t xml:space="preserve">Example 6</w:t>
         </w:r>
       </w:hyperlink>
       <w:r>
@@ -16296,7 +20789,7 @@
       <w:r>
         <w:t xml:space="preserve"> </w:t>
       </w:r>
-      <w:hyperlink r:id="rId61">
+      <w:hyperlink r:id="rId68">
         <w:r>
           <w:rPr>
             <w:rStyle w:val="Hyperlink"/>
@@ -16313,7 +20806,7 @@
         <w:t xml:space="preserve">(Statistical Rethinking 2026, Lecture A02).</w:t>
       </w:r>
     </w:p>
-    <w:bookmarkStart w:id="62" w:name="exm-beta-bernoulli"/>
+    <w:bookmarkStart w:id="69" w:name="exm-beta-bernoulli"/>
     <w:p>
       <w:pPr>
         <w:pStyle w:val="BodyText"/>
@@ -16323,7 +20816,7 @@
           <w:b/>
           <w:bCs/>
         </w:rPr>
-        <w:t xml:space="preserve">Example 12 (Beta-Bernoulli updating)</w:t>
+        <w:t xml:space="preserve">Example 13 (Beta-Bernoulli updating)</w:t>
       </w:r>
       <w:r>
         <w:t xml:space="preserve"> </w:t>
@@ -17922,6 +22415,24 @@
       </w:r>
       <w:r>
         <w:rPr>
+          <w:rStyle w:val="NormalTok"/>
+        </w:rPr>
+        <w:t xml:space="preserve">post_summary </w:t>
+      </w:r>
+      <w:r>
+        <w:rPr>
+          <w:rStyle w:val="OtherTok"/>
+        </w:rPr>
+        <w:t xml:space="preserve">&lt;-</w:t>
+      </w:r>
+      <w:r>
+        <w:rPr>
+          <w:rStyle w:val="NormalTok"/>
+        </w:rPr>
+        <w:t xml:space="preserve"> </w:t>
+      </w:r>
+      <w:r>
+        <w:rPr>
           <w:rStyle w:val="FunctionTok"/>
         </w:rPr>
         <w:t xml:space="preserve">c</w:t>
@@ -18126,6 +22637,15 @@
           <w:rStyle w:val="NormalTok"/>
         </w:rPr>
         <w:t xml:space="preserve">)</w:t>
+      </w:r>
+      <w:r>
+        <w:br/>
+      </w:r>
+      <w:r>
+        <w:rPr>
+          <w:rStyle w:val="NormalTok"/>
+        </w:rPr>
+        <w:t xml:space="preserve">post_summary</w:t>
       </w:r>
       <w:r>
         <w:br/>
@@ -18241,9 +22761,148 @@
       <w:r>
         <w:t xml:space="preserve">.</w:t>
       </w:r>
+      <w:r>
+        <w:t xml:space="preserve"> </w:t>
+      </w:r>
+      <w:r>
+        <w:t xml:space="preserve">By</w:t>
+      </w:r>
+      <w:r>
+        <w:t xml:space="preserve"> </w:t>
+      </w:r>
+      <w:hyperlink w:anchor="def-credible-interval">
+        <w:r>
+          <w:rPr>
+            <w:rStyle w:val="Hyperlink"/>
+          </w:rPr>
+          <w:t xml:space="preserve">Definition 7</w:t>
+        </w:r>
+      </w:hyperlink>
+      <w:r>
+        <w:t xml:space="preserve">,</w:t>
+      </w:r>
+      <w:r>
+        <w:t xml:space="preserve"> </w:t>
+      </w:r>
+      <w:r>
+        <w:t xml:space="preserve">the interval is read as a probability statement about</w:t>
+      </w:r>
+      <w:r>
+        <w:t xml:space="preserve"> </w:t>
+      </w:r>
+      <m:oMath>
+        <m:r>
+          <m:t>π</m:t>
+        </m:r>
+      </m:oMath>
+      <w:r>
+        <w:t xml:space="preserve"> </w:t>
+      </w:r>
+      <w:r>
+        <w:t xml:space="preserve">itself:</w:t>
+      </w:r>
+      <w:r>
+        <w:t xml:space="preserve"> </w:t>
+      </w:r>
+      <w:r>
+        <w:t xml:space="preserve">given these 91 trials,</w:t>
+      </w:r>
+      <w:r>
+        <w:t xml:space="preserve"> </w:t>
+      </w:r>
+      <w:r>
+        <w:t xml:space="preserve">the posterior probability that</w:t>
+      </w:r>
+      <w:r>
+        <w:t xml:space="preserve"> </w:t>
+      </w:r>
+      <m:oMath>
+        <m:r>
+          <m:t>π</m:t>
+        </m:r>
+      </m:oMath>
+      <w:r>
+        <w:t xml:space="preserve"> </w:t>
+      </w:r>
+      <w:r>
+        <w:t xml:space="preserve">lies between</w:t>
+      </w:r>
+      <w:r>
+        <w:t xml:space="preserve"> </w:t>
+      </w:r>
+      <w:r>
+        <w:t xml:space="preserve">0.501 and 0.699 is 0.95</w:t>
+      </w:r>
+      <w:r>
+        <w:t xml:space="preserve"> </w:t>
+      </w:r>
+      <w:r>
+        <w:t xml:space="preserve">(approximately, since those endpoints are rounded to three decimals).</w:t>
+      </w:r>
+      <w:r>
+        <w:t xml:space="preserve"> </w:t>
+      </w:r>
+      <w:r>
+        <w:t xml:space="preserve">A 95% confidence interval computed from the same data</w:t>
+      </w:r>
+      <w:r>
+        <w:t xml:space="preserve"> </w:t>
+      </w:r>
+      <w:r>
+        <w:t xml:space="preserve">supports no such statement,</w:t>
+      </w:r>
+      <w:r>
+        <w:t xml:space="preserve"> </w:t>
+      </w:r>
+      <w:r>
+        <w:t xml:space="preserve">as</w:t>
+      </w:r>
+      <w:r>
+        <w:t xml:space="preserve"> </w:t>
+      </w:r>
+      <w:hyperlink w:anchor="sec-bayes-interval-interp">
+        <w:r>
+          <w:rPr>
+            <w:rStyle w:val="Hyperlink"/>
+          </w:rPr>
+          <w:t xml:space="preserve">Section 2.3</w:t>
+        </w:r>
+      </w:hyperlink>
+      <w:r>
+        <w:t xml:space="preserve"> </w:t>
+      </w:r>
+      <w:r>
+        <w:t xml:space="preserve">explains:</w:t>
+      </w:r>
+      <w:r>
+        <w:t xml:space="preserve"> </w:t>
+      </w:r>
+      <w:r>
+        <w:t xml:space="preserve">its 0.95 describes the procedure over repeated samples,</w:t>
+      </w:r>
+      <w:r>
+        <w:t xml:space="preserve"> </w:t>
+      </w:r>
+      <w:r>
+        <w:t xml:space="preserve">and the realized interval either contains</w:t>
+      </w:r>
+      <w:r>
+        <w:t xml:space="preserve"> </w:t>
+      </w:r>
+      <m:oMath>
+        <m:r>
+          <m:t>π</m:t>
+        </m:r>
+      </m:oMath>
+      <w:r>
+        <w:t xml:space="preserve"> </w:t>
+      </w:r>
+      <w:r>
+        <w:t xml:space="preserve">or does not.</w:t>
+      </w:r>
     </w:p>
-    <w:bookmarkEnd w:id="62"/>
-    <w:bookmarkStart w:id="71" w:name="exm-prior-posterior-figure"/>
+    <w:bookmarkEnd w:id="69"/>
+    <w:bookmarkStart w:id="78" w:name="exm-prior-posterior-figure"/>
     <w:p>
       <w:pPr>
         <w:pStyle w:val="BodyText"/>
@@ -18253,7 +22912,7 @@
           <w:b/>
           <w:bCs/>
         </w:rPr>
-        <w:t xml:space="preserve">Example 13 (Prior and posterior, with and without a known truth)</w:t>
+        <w:t xml:space="preserve">Example 14 (Prior and posterior, with and without a known truth)</w:t>
       </w:r>
       <w:r>
         <w:t xml:space="preserve"> </w:t>
@@ -18281,7 +22940,7 @@
           <w:rPr>
             <w:rStyle w:val="Hyperlink"/>
           </w:rPr>
-          <w:t xml:space="preserve">Example 12</w:t>
+          <w:t xml:space="preserve">Example 13</w:t>
         </w:r>
       </w:hyperlink>
       <w:r>
@@ -18538,7 +23197,7 @@
       <w:r>
         <w:t xml:space="preserve"> </w:t>
       </w:r>
-      <w:hyperlink r:id="rId63">
+      <w:hyperlink r:id="rId70">
         <w:r>
           <w:rPr>
             <w:rStyle w:val="Hyperlink"/>
@@ -20503,7 +25162,7 @@
       <w:tr>
         <w:tc>
           <w:tcPr/>
-          <w:bookmarkStart w:id="70" w:name="fig-prior-posterior"/>
+          <w:bookmarkStart w:id="77" w:name="fig-prior-posterior"/>
           <w:p>
             <w:pPr>
               <w:pStyle w:val="Heading4"/>
@@ -21926,18 +26585,18 @@
                 <wp:inline>
                   <wp:extent cx="4620126" cy="3696101"/>
                   <wp:effectExtent b="0" l="0" r="0" t="0"/>
-                  <wp:docPr descr="" title="" id="65" name="Picture"/>
+                  <wp:docPr descr="" title="" id="72" name="Picture"/>
                   <a:graphic>
                     <a:graphicData uri="http://schemas.openxmlformats.org/drawingml/2006/picture">
                       <pic:pic>
                         <pic:nvPicPr>
-                          <pic:cNvPr descr="bayesian-inference_files/figure-docx/prior-posterior-plot-1.png" id="66" name="Picture"/>
+                          <pic:cNvPr descr="bayesian-inference_files/figure-docx/prior-posterior-plot-1.png" id="73" name="Picture"/>
                           <pic:cNvPicPr>
                             <a:picLocks noChangeArrowheads="1" noChangeAspect="1"/>
                           </pic:cNvPicPr>
                         </pic:nvPicPr>
                         <pic:blipFill>
-                          <a:blip r:embed="rId64"/>
+                          <a:blip r:embed="rId71"/>
                           <a:stretch>
                             <a:fillRect/>
                           </a:stretch>
@@ -22630,18 +27289,18 @@
                 <wp:inline>
                   <wp:extent cx="5334000" cy="2333625"/>
                   <wp:effectExtent b="0" l="0" r="0" t="0"/>
-                  <wp:docPr descr="" title="" id="68" name="Picture"/>
+                  <wp:docPr descr="" title="" id="75" name="Picture"/>
                   <a:graphic>
                     <a:graphicData uri="http://schemas.openxmlformats.org/drawingml/2006/picture">
                       <pic:pic>
                         <pic:nvPicPr>
-                          <pic:cNvPr descr="bayesian-inference_files/figure-docx/prior-posterior-plot-py-1.png" id="69" name="Picture"/>
+                          <pic:cNvPr descr="bayesian-inference_files/figure-docx/prior-posterior-plot-py-1.png" id="76" name="Picture"/>
                           <pic:cNvPicPr>
                             <a:picLocks noChangeArrowheads="1" noChangeAspect="1"/>
                           </pic:cNvPicPr>
                         </pic:nvPicPr>
                         <pic:blipFill>
-                          <a:blip r:embed="rId67"/>
+                          <a:blip r:embed="rId74"/>
                           <a:stretch>
                             <a:fillRect/>
                           </a:stretch>
@@ -22822,7 +27481,7 @@
               <w:t xml:space="preserve">is unknown.</w:t>
             </w:r>
           </w:p>
-          <w:bookmarkEnd w:id="70"/>
+          <w:bookmarkEnd w:id="77"/>
         </w:tc>
       </w:tr>
     </w:tbl>
@@ -23100,9 +27759,9 @@
         <w:t xml:space="preserve">is the narrower of the two.</w:t>
       </w:r>
     </w:p>
-    <w:bookmarkEnd w:id="71"/>
-    <w:bookmarkEnd w:id="72"/>
-    <w:bookmarkStart w:id="84" w:name="sec-bayes-informativeness"/>
+    <w:bookmarkEnd w:id="78"/>
+    <w:bookmarkEnd w:id="79"/>
+    <w:bookmarkStart w:id="91" w:name="sec-bayes-informativeness"/>
     <w:p>
       <w:pPr>
         <w:pStyle w:val="Heading3"/>
@@ -23136,7 +27795,7 @@
         <w:t xml:space="preserve">.</w:t>
       </w:r>
     </w:p>
-    <w:bookmarkStart w:id="73" w:name="def-informative-prior"/>
+    <w:bookmarkStart w:id="80" w:name="def-informative-prior"/>
     <w:p>
       <w:pPr>
         <w:pStyle w:val="BodyText"/>
@@ -23200,8 +27859,8 @@
         <w:t xml:space="preserve">such as previous studies, biological limits, or expert judgment.</w:t>
       </w:r>
     </w:p>
-    <w:bookmarkEnd w:id="73"/>
-    <w:bookmarkStart w:id="74" w:name="rem-informative-prior-pull"/>
+    <w:bookmarkEnd w:id="80"/>
+    <w:bookmarkStart w:id="81" w:name="rem-informative-prior-pull"/>
     <w:p>
       <w:pPr>
         <w:pStyle w:val="BodyText"/>
@@ -23226,8 +27885,8 @@
         <w:t xml:space="preserve">most strongly when the data are sparse.</w:t>
       </w:r>
     </w:p>
-    <w:bookmarkEnd w:id="74"/>
-    <w:bookmarkStart w:id="75" w:name="def-weakly-informative-prior"/>
+    <w:bookmarkEnd w:id="81"/>
+    <w:bookmarkStart w:id="82" w:name="def-weakly-informative-prior"/>
     <w:p>
       <w:pPr>
         <w:pStyle w:val="BodyText"/>
@@ -23302,8 +27961,8 @@
         <w:t xml:space="preserve">across the range of scientifically plausible values.</w:t>
       </w:r>
     </w:p>
-    <w:bookmarkEnd w:id="75"/>
-    <w:bookmarkStart w:id="76" w:name="def-flat-prior"/>
+    <w:bookmarkEnd w:id="82"/>
+    <w:bookmarkStart w:id="83" w:name="def-flat-prior"/>
     <w:p>
       <w:pPr>
         <w:pStyle w:val="BodyText"/>
@@ -23460,8 +28119,8 @@
         <w:t xml:space="preserve">.</w:t>
       </w:r>
     </w:p>
-    <w:bookmarkEnd w:id="76"/>
-    <w:bookmarkStart w:id="77" w:name="def-improper-prior"/>
+    <w:bookmarkEnd w:id="83"/>
+    <w:bookmarkStart w:id="84" w:name="def-improper-prior"/>
     <w:p>
       <w:pPr>
         <w:pStyle w:val="BodyText"/>
@@ -23543,8 +28202,8 @@
         <w:t xml:space="preserve">so that it is not a probability density.</w:t>
       </w:r>
     </w:p>
-    <w:bookmarkEnd w:id="77"/>
-    <w:bookmarkStart w:id="78" w:name="exm-prior-spectrum"/>
+    <w:bookmarkEnd w:id="84"/>
+    <w:bookmarkStart w:id="85" w:name="exm-prior-spectrum"/>
     <w:p>
       <w:pPr>
         <w:pStyle w:val="BodyText"/>
@@ -23554,7 +28213,7 @@
           <w:b/>
           <w:bCs/>
         </w:rPr>
-        <w:t xml:space="preserve">Example 14 (Three priors for a log odds ratio)</w:t>
+        <w:t xml:space="preserve">Example 15 (Three priors for a log odds ratio)</w:t>
       </w:r>
       <w:r>
         <w:t xml:space="preserve"> </w:t>
@@ -24540,8 +29199,8 @@
         <w:t xml:space="preserve">.</w:t>
       </w:r>
     </w:p>
-    <w:bookmarkEnd w:id="78"/>
-    <w:bookmarkStart w:id="79" w:name="exm-flat-prior-reparam"/>
+    <w:bookmarkEnd w:id="85"/>
+    <w:bookmarkStart w:id="86" w:name="exm-flat-prior-reparam"/>
     <w:p>
       <w:pPr>
         <w:pStyle w:val="BodyText"/>
@@ -24551,7 +29210,7 @@
           <w:b/>
           <w:bCs/>
         </w:rPr>
-        <w:t xml:space="preserve">Example 15 (A flat prior on a probability is not flat on its log-odds)</w:t>
+        <w:t xml:space="preserve">Example 16 (A flat prior on a probability is not flat on its log-odds)</w:t>
       </w:r>
       <w:r>
         <w:t xml:space="preserve"> </w:t>
@@ -25939,8 +30598,8 @@
         <w:t xml:space="preserve">therefore depends on the parameterization.</w:t>
       </w:r>
     </w:p>
-    <w:bookmarkEnd w:id="79"/>
-    <w:bookmarkStart w:id="81" w:name="cor-flat-prior-posterior"/>
+    <w:bookmarkEnd w:id="86"/>
+    <w:bookmarkStart w:id="88" w:name="cor-flat-prior-posterior"/>
     <w:p>
       <w:pPr>
         <w:pStyle w:val="BodyText"/>
@@ -26133,7 +30792,7 @@
       <w:r>
         <w:t xml:space="preserve"> </w:t>
       </w:r>
-      <w:hyperlink r:id="rId29">
+      <w:hyperlink r:id="rId33">
         <w:r>
           <w:rPr>
             <w:rStyle w:val="Hyperlink"/>
@@ -26173,7 +30832,7 @@
       <w:r>
         <w:t xml:space="preserve"> </w:t>
       </w:r>
-      <w:hyperlink r:id="rId80">
+      <w:hyperlink r:id="rId87">
         <w:r>
           <w:rPr>
             <w:rStyle w:val="Hyperlink"/>
@@ -26185,7 +30844,7 @@
         <w:t xml:space="preserve">.</w:t>
       </w:r>
     </w:p>
-    <w:bookmarkEnd w:id="81"/>
+    <w:bookmarkEnd w:id="88"/>
     <w:p>
       <w:pPr>
         <w:pStyle w:val="BodyText"/>
@@ -26382,7 +31041,7 @@
         <w:t xml:space="preserve">Multiplying a function by a positive constant does not change where it is maximized.</w:t>
       </w:r>
     </w:p>
-    <w:bookmarkStart w:id="82" w:name="rem-flat-prior-improper"/>
+    <w:bookmarkStart w:id="89" w:name="rem-flat-prior-improper"/>
     <w:p>
       <w:pPr>
         <w:pStyle w:val="BodyText"/>
@@ -26531,8 +31190,8 @@
         <w:t xml:space="preserve">the posterior is again proportional to the likelihood.</w:t>
       </w:r>
     </w:p>
-    <w:bookmarkEnd w:id="82"/>
-    <w:bookmarkStart w:id="83" w:name="exm-flat-prior-posterior"/>
+    <w:bookmarkEnd w:id="89"/>
+    <w:bookmarkStart w:id="90" w:name="exm-flat-prior-posterior"/>
     <w:p>
       <w:pPr>
         <w:pStyle w:val="BodyText"/>
@@ -26542,7 +31201,7 @@
           <w:b/>
           <w:bCs/>
         </w:rPr>
-        <w:t xml:space="preserve">Example 16 (Posterior mode and maximum likelihood estimate for a probability)</w:t>
+        <w:t xml:space="preserve">Example 17 (Posterior mode and maximum likelihood estimate for a probability)</w:t>
       </w:r>
       <w:r>
         <w:t xml:space="preserve"> </w:t>
@@ -26558,7 +31217,7 @@
           <w:rPr>
             <w:rStyle w:val="Hyperlink"/>
           </w:rPr>
-          <w:t xml:space="preserve">Example 12</w:t>
+          <w:t xml:space="preserve">Example 13</w:t>
         </w:r>
       </w:hyperlink>
       <w:r>
@@ -27006,9 +31665,9 @@
         <w:t xml:space="preserve">and so its mode, but a mean depends on the whole distribution.</w:t>
       </w:r>
     </w:p>
-    <w:bookmarkEnd w:id="83"/>
-    <w:bookmarkEnd w:id="84"/>
-    <w:bookmarkStart w:id="88" w:name="sec-bayes-skeptical"/>
+    <w:bookmarkEnd w:id="90"/>
+    <w:bookmarkEnd w:id="91"/>
+    <w:bookmarkStart w:id="95" w:name="sec-bayes-skeptical"/>
     <w:p>
       <w:pPr>
         <w:pStyle w:val="Heading3"/>
@@ -27017,7 +31676,7 @@
         <w:t xml:space="preserve">3.3 A skeptical prior</w:t>
       </w:r>
     </w:p>
-    <w:bookmarkStart w:id="85" w:name="def-skeptical-prior"/>
+    <w:bookmarkStart w:id="92" w:name="def-skeptical-prior"/>
     <w:p>
       <w:pPr>
         <w:pStyle w:val="FirstParagraph"/>
@@ -27084,8 +31743,8 @@
         <w:t xml:space="preserve">.</w:t>
       </w:r>
     </w:p>
-    <w:bookmarkEnd w:id="85"/>
-    <w:bookmarkStart w:id="86" w:name="rem-skeptical-prior-meaning"/>
+    <w:bookmarkEnd w:id="92"/>
+    <w:bookmarkStart w:id="93" w:name="rem-skeptical-prior-meaning"/>
     <w:p>
       <w:pPr>
         <w:pStyle w:val="BodyText"/>
@@ -27110,8 +31769,8 @@
         <w:t xml:space="preserve">to overturn a default of no effect.</w:t>
       </w:r>
     </w:p>
-    <w:bookmarkEnd w:id="86"/>
-    <w:bookmarkStart w:id="87" w:name="exm-skeptical-prior"/>
+    <w:bookmarkEnd w:id="93"/>
+    <w:bookmarkStart w:id="94" w:name="exm-skeptical-prior"/>
     <w:p>
       <w:pPr>
         <w:pStyle w:val="BodyText"/>
@@ -27121,7 +31780,7 @@
           <w:b/>
           <w:bCs/>
         </w:rPr>
-        <w:t xml:space="preserve">Example 17 (A skeptical prior for a Gaussian mean)</w:t>
+        <w:t xml:space="preserve">Example 18 (A skeptical prior for a Gaussian mean)</w:t>
       </w:r>
       <w:r>
         <w:t xml:space="preserve"> </w:t>
@@ -27137,7 +31796,7 @@
           <w:rPr>
             <w:rStyle w:val="Hyperlink"/>
           </w:rPr>
-          <w:t xml:space="preserve">Example 5</w:t>
+          <w:t xml:space="preserve">Example 6</w:t>
         </w:r>
       </w:hyperlink>
       <w:r>
@@ -27483,7 +32142,7 @@
           <w:rPr>
             <w:rStyle w:val="Hyperlink"/>
           </w:rPr>
-          <w:t xml:space="preserve">Example 5</w:t>
+          <w:t xml:space="preserve">Example 6</w:t>
         </w:r>
       </w:hyperlink>
       <w:r>
@@ -28644,7 +33303,7 @@
           <w:rPr>
             <w:rStyle w:val="Hyperlink"/>
           </w:rPr>
-          <w:t xml:space="preserve">Example 5</w:t>
+          <w:t xml:space="preserve">Example 6</w:t>
         </w:r>
       </w:hyperlink>
       <w:r>
@@ -29427,10 +34086,10 @@
         <w:t xml:space="preserve">.</w:t>
       </w:r>
     </w:p>
-    <w:bookmarkEnd w:id="87"/>
-    <w:bookmarkEnd w:id="88"/>
-    <w:bookmarkEnd w:id="89"/>
-    <w:bookmarkStart w:id="118" w:name="sec-bayes-predictive-checks"/>
+    <w:bookmarkEnd w:id="94"/>
+    <w:bookmarkEnd w:id="95"/>
+    <w:bookmarkEnd w:id="96"/>
+    <w:bookmarkStart w:id="125" w:name="sec-bayes-predictive-checks"/>
     <w:p>
       <w:pPr>
         <w:pStyle w:val="Heading2"/>
@@ -29494,7 +34153,7 @@
       <w:r>
         <w:t xml:space="preserve"> </w:t>
       </w:r>
-      <w:hyperlink r:id="rId90">
+      <w:hyperlink r:id="rId97">
         <w:r>
           <w:rPr>
             <w:rStyle w:val="Hyperlink"/>
@@ -29511,7 +34170,7 @@
         <w:t xml:space="preserve">(Statistical Rethinking 2026, Lecture A03).</w:t>
       </w:r>
     </w:p>
-    <w:bookmarkStart w:id="91" w:name="def-prior-predictive"/>
+    <w:bookmarkStart w:id="98" w:name="def-prior-predictive"/>
     <w:p>
       <w:pPr>
         <w:pStyle w:val="BodyText"/>
@@ -29847,8 +34506,8 @@
         <w:t xml:space="preserve">.</w:t>
       </w:r>
     </w:p>
-    <w:bookmarkEnd w:id="91"/>
-    <w:bookmarkStart w:id="92" w:name="exm-prior-predictive"/>
+    <w:bookmarkEnd w:id="98"/>
+    <w:bookmarkStart w:id="99" w:name="exm-prior-predictive"/>
     <w:p>
       <w:pPr>
         <w:pStyle w:val="BodyText"/>
@@ -29858,7 +34517,7 @@
           <w:b/>
           <w:bCs/>
         </w:rPr>
-        <w:t xml:space="preserve">Example 18 (Prior predictive distribution of a count)</w:t>
+        <w:t xml:space="preserve">Example 19 (Prior predictive distribution of a count)</w:t>
       </w:r>
       <w:r>
         <w:t xml:space="preserve"> </w:t>
@@ -29874,7 +34533,7 @@
           <w:rPr>
             <w:rStyle w:val="Hyperlink"/>
           </w:rPr>
-          <w:t xml:space="preserve">Example 12</w:t>
+          <w:t xml:space="preserve">Example 13</w:t>
         </w:r>
       </w:hyperlink>
       <w:r>
@@ -31746,8 +36405,8 @@
         <w:t xml:space="preserve">#&gt; {'smallest': np.float64(0.005263157894736842), 'largest': np.float64(0.005263157894736846), 'one_over_n_plus_1': 0.005263157894736842}</w:t>
       </w:r>
     </w:p>
-    <w:bookmarkEnd w:id="92"/>
-    <w:bookmarkStart w:id="93" w:name="def-posterior-predictive"/>
+    <w:bookmarkEnd w:id="99"/>
+    <w:bookmarkStart w:id="100" w:name="def-posterior-predictive"/>
     <w:p>
       <w:pPr>
         <w:pStyle w:val="FirstParagraph"/>
@@ -32413,8 +37072,8 @@
         <w:t xml:space="preserve">gives the posterior predictive distribution of replicated data.</w:t>
       </w:r>
     </w:p>
-    <w:bookmarkEnd w:id="93"/>
-    <w:bookmarkStart w:id="94" w:name="exm-posterior-predictive"/>
+    <w:bookmarkEnd w:id="100"/>
+    <w:bookmarkStart w:id="101" w:name="exm-posterior-predictive"/>
     <w:p>
       <w:pPr>
         <w:pStyle w:val="BodyText"/>
@@ -32424,7 +37083,7 @@
           <w:b/>
           <w:bCs/>
         </w:rPr>
-        <w:t xml:space="preserve">Example 19 (Will the next mother smoke?)</w:t>
+        <w:t xml:space="preserve">Example 20 (Will the next mother smoke?)</w:t>
       </w:r>
       <w:r>
         <w:t xml:space="preserve"> </w:t>
@@ -32710,7 +37369,7 @@
           <w:rPr>
             <w:rStyle w:val="Hyperlink"/>
           </w:rPr>
-          <w:t xml:space="preserve">Example 13</w:t>
+          <w:t xml:space="preserve">Example 14</w:t>
         </w:r>
       </w:hyperlink>
       <w:r>
@@ -34047,8 +38706,8 @@
         <w:t xml:space="preserve">#&gt; {'simulated': np.float64(0.3929), 'exact': np.float64(0.39267015706806285)}</w:t>
       </w:r>
     </w:p>
-    <w:bookmarkEnd w:id="94"/>
-    <w:bookmarkStart w:id="95" w:name="def-test-quantity"/>
+    <w:bookmarkEnd w:id="101"/>
+    <w:bookmarkStart w:id="102" w:name="def-test-quantity"/>
     <w:p>
       <w:pPr>
         <w:pStyle w:val="FirstParagraph"/>
@@ -34128,8 +38787,8 @@
         <w:t xml:space="preserve">.</w:t>
       </w:r>
     </w:p>
-    <w:bookmarkEnd w:id="95"/>
-    <w:bookmarkStart w:id="96" w:name="exm-test-quantity"/>
+    <w:bookmarkEnd w:id="102"/>
+    <w:bookmarkStart w:id="103" w:name="exm-test-quantity"/>
     <w:p>
       <w:pPr>
         <w:pStyle w:val="BodyText"/>
@@ -34139,7 +38798,7 @@
           <w:b/>
           <w:bCs/>
         </w:rPr>
-        <w:t xml:space="preserve">Example 20 (Two test quantities for the smoking data)</w:t>
+        <w:t xml:space="preserve">Example 21 (Two test quantities for the smoking data)</w:t>
       </w:r>
       <w:r>
         <w:t xml:space="preserve"> </w:t>
@@ -35485,8 +40144,8 @@
         <w:t xml:space="preserve">#&gt; {'T1': np.int64(74), 'T2': np.float64(0.36256218905472637)}</w:t>
       </w:r>
     </w:p>
-    <w:bookmarkEnd w:id="96"/>
-    <w:bookmarkStart w:id="97" w:name="def-prior-predictive-check"/>
+    <w:bookmarkEnd w:id="103"/>
+    <w:bookmarkStart w:id="104" w:name="def-prior-predictive-check"/>
     <w:p>
       <w:pPr>
         <w:pStyle w:val="FirstParagraph"/>
@@ -35645,8 +40304,8 @@
         <w:t xml:space="preserve">.</w:t>
       </w:r>
     </w:p>
-    <w:bookmarkEnd w:id="97"/>
-    <w:bookmarkStart w:id="105" w:name="exm-prior-predictive-check"/>
+    <w:bookmarkEnd w:id="104"/>
+    <w:bookmarkStart w:id="112" w:name="exm-prior-predictive-check"/>
     <w:p>
       <w:pPr>
         <w:pStyle w:val="BodyText"/>
@@ -35656,7 +40315,7 @@
           <w:b/>
           <w:bCs/>
         </w:rPr>
-        <w:t xml:space="preserve">Example 21 (Checking two priors for the smoking probability)</w:t>
+        <w:t xml:space="preserve">Example 22 (Checking two priors for the smoking probability)</w:t>
       </w:r>
       <w:r>
         <w:t xml:space="preserve"> </w:t>
@@ -37336,7 +41995,7 @@
       <w:tr>
         <w:tc>
           <w:tcPr/>
-          <w:bookmarkStart w:id="104" w:name="fig-prior-predictive-check"/>
+          <w:bookmarkStart w:id="111" w:name="fig-prior-predictive-check"/>
           <w:p>
             <w:pPr>
               <w:pStyle w:val="Heading4"/>
@@ -37691,18 +42350,18 @@
                 <wp:inline>
                   <wp:extent cx="4620126" cy="3696101"/>
                   <wp:effectExtent b="0" l="0" r="0" t="0"/>
-                  <wp:docPr descr="" title="" id="99" name="Picture"/>
+                  <wp:docPr descr="" title="" id="106" name="Picture"/>
                   <a:graphic>
                     <a:graphicData uri="http://schemas.openxmlformats.org/drawingml/2006/picture">
                       <pic:pic>
                         <pic:nvPicPr>
-                          <pic:cNvPr descr="bayesian-inference_files/figure-docx/prior-predictive-check-plot-1.png" id="100" name="Picture"/>
+                          <pic:cNvPr descr="bayesian-inference_files/figure-docx/prior-predictive-check-plot-1.png" id="107" name="Picture"/>
                           <pic:cNvPicPr>
                             <a:picLocks noChangeArrowheads="1" noChangeAspect="1"/>
                           </pic:cNvPicPr>
                         </pic:nvPicPr>
                         <pic:blipFill>
-                          <a:blip r:embed="rId98"/>
+                          <a:blip r:embed="rId105"/>
                           <a:stretch>
                             <a:fillRect/>
                           </a:stretch>
@@ -38170,18 +42829,18 @@
                 <wp:inline>
                   <wp:extent cx="5334000" cy="2333625"/>
                   <wp:effectExtent b="0" l="0" r="0" t="0"/>
-                  <wp:docPr descr="" title="" id="102" name="Picture"/>
+                  <wp:docPr descr="" title="" id="109" name="Picture"/>
                   <a:graphic>
                     <a:graphicData uri="http://schemas.openxmlformats.org/drawingml/2006/picture">
                       <pic:pic>
                         <pic:nvPicPr>
-                          <pic:cNvPr descr="bayesian-inference_files/figure-docx/prior-predictive-check-plot-py-1.png" id="103" name="Picture"/>
+                          <pic:cNvPr descr="bayesian-inference_files/figure-docx/prior-predictive-check-plot-py-1.png" id="110" name="Picture"/>
                           <pic:cNvPicPr>
                             <a:picLocks noChangeArrowheads="1" noChangeAspect="1"/>
                           </pic:cNvPicPr>
                         </pic:nvPicPr>
                         <pic:blipFill>
-                          <a:blip r:embed="rId101"/>
+                          <a:blip r:embed="rId108"/>
                           <a:stretch>
                             <a:fillRect/>
                           </a:stretch>
@@ -38254,7 +42913,7 @@
               <w:t xml:space="preserve">The dashed line is the observed count, 74.</w:t>
             </w:r>
           </w:p>
-          <w:bookmarkEnd w:id="104"/>
+          <w:bookmarkEnd w:id="111"/>
         </w:tc>
       </w:tr>
     </w:tbl>
@@ -38365,8 +43024,8 @@
         <w:t xml:space="preserve">before trusting a posterior built on it.</w:t>
       </w:r>
     </w:p>
-    <w:bookmarkEnd w:id="105"/>
-    <w:bookmarkStart w:id="106" w:name="def-posterior-predictive-check"/>
+    <w:bookmarkEnd w:id="112"/>
+    <w:bookmarkStart w:id="113" w:name="def-posterior-predictive-check"/>
     <w:p>
       <w:pPr>
         <w:pStyle w:val="BodyText"/>
@@ -38609,8 +43268,8 @@
         <w:t xml:space="preserve">.</w:t>
       </w:r>
     </w:p>
-    <w:bookmarkEnd w:id="106"/>
-    <w:bookmarkStart w:id="114" w:name="exm-posterior-predictive-check"/>
+    <w:bookmarkEnd w:id="113"/>
+    <w:bookmarkStart w:id="121" w:name="exm-posterior-predictive-check"/>
     <w:p>
       <w:pPr>
         <w:pStyle w:val="BodyText"/>
@@ -38620,7 +43279,7 @@
           <w:b/>
           <w:bCs/>
         </w:rPr>
-        <w:t xml:space="preserve">Example 22 (Does one smoking probability fit every group?)</w:t>
+        <w:t xml:space="preserve">Example 23 (Does one smoking probability fit every group?)</w:t>
       </w:r>
       <w:r>
         <w:t xml:space="preserve"> </w:t>
@@ -38659,7 +43318,7 @@
           <w:rPr>
             <w:rStyle w:val="Hyperlink"/>
           </w:rPr>
-          <w:t xml:space="preserve">Example 20</w:t>
+          <w:t xml:space="preserve">Example 21</w:t>
         </w:r>
       </w:hyperlink>
       <w:r>
@@ -40698,7 +45357,7 @@
       <w:tr>
         <w:tc>
           <w:tcPr/>
-          <w:bookmarkStart w:id="113" w:name="fig-posterior-predictive-check"/>
+          <w:bookmarkStart w:id="120" w:name="fig-posterior-predictive-check"/>
           <w:p>
             <w:pPr>
               <w:pStyle w:val="Heading4"/>
@@ -41098,18 +45757,18 @@
                 <wp:inline>
                   <wp:extent cx="4620126" cy="3696101"/>
                   <wp:effectExtent b="0" l="0" r="0" t="0"/>
-                  <wp:docPr descr="" title="" id="108" name="Picture"/>
+                  <wp:docPr descr="" title="" id="115" name="Picture"/>
                   <a:graphic>
                     <a:graphicData uri="http://schemas.openxmlformats.org/drawingml/2006/picture">
                       <pic:pic>
                         <pic:nvPicPr>
-                          <pic:cNvPr descr="bayesian-inference_files/figure-docx/posterior-predictive-check-plot-1.png" id="109" name="Picture"/>
+                          <pic:cNvPr descr="bayesian-inference_files/figure-docx/posterior-predictive-check-plot-1.png" id="116" name="Picture"/>
                           <pic:cNvPicPr>
                             <a:picLocks noChangeArrowheads="1" noChangeAspect="1"/>
                           </pic:cNvPicPr>
                         </pic:nvPicPr>
                         <pic:blipFill>
-                          <a:blip r:embed="rId107"/>
+                          <a:blip r:embed="rId114"/>
                           <a:stretch>
                             <a:fillRect/>
                           </a:stretch>
@@ -41496,18 +46155,18 @@
                 <wp:inline>
                   <wp:extent cx="5334000" cy="2333625"/>
                   <wp:effectExtent b="0" l="0" r="0" t="0"/>
-                  <wp:docPr descr="" title="" id="111" name="Picture"/>
+                  <wp:docPr descr="" title="" id="118" name="Picture"/>
                   <a:graphic>
                     <a:graphicData uri="http://schemas.openxmlformats.org/drawingml/2006/picture">
                       <pic:pic>
                         <pic:nvPicPr>
-                          <pic:cNvPr descr="bayesian-inference_files/figure-docx/posterior-predictive-check-plot-py-1.png" id="112" name="Picture"/>
+                          <pic:cNvPr descr="bayesian-inference_files/figure-docx/posterior-predictive-check-plot-py-1.png" id="119" name="Picture"/>
                           <pic:cNvPicPr>
                             <a:picLocks noChangeArrowheads="1" noChangeAspect="1"/>
                           </pic:cNvPicPr>
                         </pic:nvPicPr>
                         <pic:blipFill>
-                          <a:blip r:embed="rId110"/>
+                          <a:blip r:embed="rId117"/>
                           <a:stretch>
                             <a:fillRect/>
                           </a:stretch>
@@ -41635,7 +46294,7 @@
               <w:t xml:space="preserve">data.</w:t>
             </w:r>
           </w:p>
-          <w:bookmarkEnd w:id="113"/>
+          <w:bookmarkEnd w:id="120"/>
         </w:tc>
       </w:tr>
     </w:tbl>
@@ -41697,8 +46356,8 @@
         <w:t xml:space="preserve">for everyone cannot reproduce that.</w:t>
       </w:r>
     </w:p>
-    <w:bookmarkEnd w:id="114"/>
-    <w:bookmarkStart w:id="115" w:name="def-ppp-value"/>
+    <w:bookmarkEnd w:id="121"/>
+    <w:bookmarkStart w:id="122" w:name="def-ppp-value"/>
     <w:p>
       <w:pPr>
         <w:pStyle w:val="BodyText"/>
@@ -42088,8 +46747,8 @@
         <w:t xml:space="preserve">A value near 0 or 1 means the observed data are unusual under the model.</w:t>
       </w:r>
     </w:p>
-    <w:bookmarkEnd w:id="115"/>
-    <w:bookmarkStart w:id="117" w:name="exm-ppp-value"/>
+    <w:bookmarkEnd w:id="122"/>
+    <w:bookmarkStart w:id="124" w:name="exm-ppp-value"/>
     <w:p>
       <w:pPr>
         <w:pStyle w:val="BodyText"/>
@@ -42099,7 +46758,7 @@
           <w:b/>
           <w:bCs/>
         </w:rPr>
-        <w:t xml:space="preserve">Example 23 (Posterior predictive p-values for the race spread)</w:t>
+        <w:t xml:space="preserve">Example 24 (Posterior predictive p-values for the race spread)</w:t>
       </w:r>
       <w:r>
         <w:t xml:space="preserve"> </w:t>
@@ -42115,7 +46774,7 @@
           <w:rPr>
             <w:rStyle w:val="Hyperlink"/>
           </w:rPr>
-          <w:t xml:space="preserve">Example 22</w:t>
+          <w:t xml:space="preserve">Example 23</w:t>
         </w:r>
       </w:hyperlink>
       <w:r>
@@ -42444,7 +47103,7 @@
       <w:r>
         <w:t xml:space="preserve"> </w:t>
       </w:r>
-      <w:hyperlink r:id="rId116">
+      <w:hyperlink r:id="rId123">
         <w:r>
           <w:rPr>
             <w:rStyle w:val="Hyperlink"/>
@@ -42459,9 +47118,9 @@
         <w:t xml:space="preserve">fitted on the companion page.</w:t>
       </w:r>
     </w:p>
-    <w:bookmarkEnd w:id="117"/>
-    <w:bookmarkEnd w:id="118"/>
-    <w:bookmarkStart w:id="126" w:name="sec-bayes-hierarchies"/>
+    <w:bookmarkEnd w:id="124"/>
+    <w:bookmarkEnd w:id="125"/>
+    <w:bookmarkStart w:id="133" w:name="sec-bayes-hierarchies"/>
     <w:p>
       <w:pPr>
         <w:pStyle w:val="Heading2"/>
@@ -42470,7 +47129,7 @@
         <w:t xml:space="preserve">5 Distributions and hierarchies</w:t>
       </w:r>
     </w:p>
-    <w:bookmarkStart w:id="119" w:name="def-hierarchical-model"/>
+    <w:bookmarkStart w:id="126" w:name="def-hierarchical-model"/>
     <w:p>
       <w:pPr>
         <w:pStyle w:val="FirstParagraph"/>
@@ -42542,8 +47201,8 @@
         <w:t xml:space="preserve">.</w:t>
       </w:r>
     </w:p>
-    <w:bookmarkEnd w:id="119"/>
-    <w:bookmarkStart w:id="120" w:name="rem-hierarchical-model-structure"/>
+    <w:bookmarkEnd w:id="126"/>
+    <w:bookmarkStart w:id="127" w:name="rem-hierarchical-model-structure"/>
     <w:p>
       <w:pPr>
         <w:pStyle w:val="BodyText"/>
@@ -42599,8 +47258,8 @@
         <w:t xml:space="preserve">).</w:t>
       </w:r>
     </w:p>
-    <w:bookmarkEnd w:id="120"/>
-    <w:bookmarkStart w:id="121" w:name="def-hyperparameter"/>
+    <w:bookmarkEnd w:id="127"/>
+    <w:bookmarkStart w:id="128" w:name="def-hyperparameter"/>
     <w:p>
       <w:pPr>
         <w:pStyle w:val="BodyText"/>
@@ -42661,8 +47320,8 @@
         <w:t xml:space="preserve">of the distribution of the group-level parameters.</w:t>
       </w:r>
     </w:p>
-    <w:bookmarkEnd w:id="121"/>
-    <w:bookmarkStart w:id="122" w:name="def-hyperprior"/>
+    <w:bookmarkEnd w:id="128"/>
+    <w:bookmarkStart w:id="129" w:name="def-hyperprior"/>
     <w:p>
       <w:pPr>
         <w:pStyle w:val="BodyText"/>
@@ -42737,8 +47396,8 @@
         <w:t xml:space="preserve">.</w:t>
       </w:r>
     </w:p>
-    <w:bookmarkEnd w:id="122"/>
-    <w:bookmarkStart w:id="123" w:name="exm-two-level-normal"/>
+    <w:bookmarkEnd w:id="129"/>
+    <w:bookmarkStart w:id="130" w:name="exm-two-level-normal"/>
     <w:p>
       <w:pPr>
         <w:pStyle w:val="BodyText"/>
@@ -42748,7 +47407,7 @@
           <w:b/>
           <w:bCs/>
         </w:rPr>
-        <w:t xml:space="preserve">Example 24 (A two-level Gaussian model)</w:t>
+        <w:t xml:space="preserve">Example 25 (A two-level Gaussian model)</w:t>
       </w:r>
       <w:r>
         <w:t xml:space="preserve"> </w:t>
@@ -43242,7 +47901,7 @@
         <w:t xml:space="preserve">.</w:t>
       </w:r>
     </w:p>
-    <w:bookmarkEnd w:id="123"/>
+    <w:bookmarkEnd w:id="130"/>
     <w:p>
       <w:pPr>
         <w:pStyle w:val="BodyText"/>
@@ -43375,7 +48034,7 @@
       <w:r>
         <w:t xml:space="preserve"> </w:t>
       </w:r>
-      <w:hyperlink r:id="rId124">
+      <w:hyperlink r:id="rId131">
         <w:r>
           <w:rPr>
             <w:rStyle w:val="Hyperlink"/>
@@ -43457,7 +48116,7 @@
       <w:r>
         <w:t xml:space="preserve"> </w:t>
       </w:r>
-      <w:hyperlink r:id="rId125">
+      <w:hyperlink r:id="rId132">
         <w:r>
           <w:rPr>
             <w:rStyle w:val="Hyperlink"/>
@@ -43474,8 +48133,8 @@
         <w:t xml:space="preserve">(Statistical Rethinking 2026, Lecture B01).</w:t>
       </w:r>
     </w:p>
-    <w:bookmarkEnd w:id="126"/>
-    <w:bookmarkStart w:id="140" w:name="sec-bayes-resources"/>
+    <w:bookmarkEnd w:id="133"/>
+    <w:bookmarkStart w:id="148" w:name="sec-bayes-resources"/>
     <w:p>
       <w:pPr>
         <w:pStyle w:val="Heading2"/>
@@ -43492,195 +48151,13 @@
         <w:t xml:space="preserve">The following resources cover Bayesian inference in more depth.</w:t>
       </w:r>
     </w:p>
-    <w:bookmarkStart w:id="135" w:name="uc-davis-courses"/>
+    <w:bookmarkStart w:id="142" w:name="uc-davis-courses"/>
     <w:p>
       <w:pPr>
         <w:pStyle w:val="Heading3"/>
       </w:pPr>
       <w:r>
         <w:t xml:space="preserve">6.1 UC Davis courses</w:t>
-      </w:r>
-    </w:p>
-    <w:p>
-      <w:pPr>
-        <w:pStyle w:val="Compact"/>
-        <w:numPr>
-          <w:ilvl w:val="0"/>
-          <w:numId w:val="1007"/>
-        </w:numPr>
-      </w:pPr>
-      <w:hyperlink r:id="rId127">
-        <w:r>
-          <w:rPr>
-            <w:rStyle w:val="Hyperlink"/>
-          </w:rPr>
-          <w:t xml:space="preserve">STA 015C</w:t>
-        </w:r>
-      </w:hyperlink>
-      <w:r>
-        <w:t xml:space="preserve">:</w:t>
-      </w:r>
-      <w:r>
-        <w:t xml:space="preserve"> </w:t>
-      </w:r>
-      <w:r>
-        <w:t xml:space="preserve">“Introduction to Statistical Data Science III”</w:t>
-      </w:r>
-    </w:p>
-    <w:p>
-      <w:pPr>
-        <w:pStyle w:val="Compact"/>
-        <w:numPr>
-          <w:ilvl w:val="0"/>
-          <w:numId w:val="1007"/>
-        </w:numPr>
-      </w:pPr>
-      <w:hyperlink r:id="rId128">
-        <w:r>
-          <w:rPr>
-            <w:rStyle w:val="Hyperlink"/>
-          </w:rPr>
-          <w:t xml:space="preserve">STA 035C</w:t>
-        </w:r>
-      </w:hyperlink>
-      <w:r>
-        <w:t xml:space="preserve">:</w:t>
-      </w:r>
-      <w:r>
-        <w:t xml:space="preserve"> </w:t>
-      </w:r>
-      <w:r>
-        <w:t xml:space="preserve">“Statistical Data Science III”</w:t>
-      </w:r>
-    </w:p>
-    <w:p>
-      <w:pPr>
-        <w:pStyle w:val="Compact"/>
-        <w:numPr>
-          <w:ilvl w:val="0"/>
-          <w:numId w:val="1007"/>
-        </w:numPr>
-      </w:pPr>
-      <w:hyperlink r:id="rId129">
-        <w:r>
-          <w:rPr>
-            <w:rStyle w:val="Hyperlink"/>
-          </w:rPr>
-          <w:t xml:space="preserve">STA 145</w:t>
-        </w:r>
-      </w:hyperlink>
-      <w:r>
-        <w:t xml:space="preserve">:</w:t>
-      </w:r>
-      <w:r>
-        <w:t xml:space="preserve"> </w:t>
-      </w:r>
-      <w:r>
-        <w:t xml:space="preserve">“Bayesian Statistical Inference”</w:t>
-      </w:r>
-    </w:p>
-    <w:p>
-      <w:pPr>
-        <w:pStyle w:val="Compact"/>
-        <w:numPr>
-          <w:ilvl w:val="0"/>
-          <w:numId w:val="1007"/>
-        </w:numPr>
-      </w:pPr>
-      <w:hyperlink r:id="rId130">
-        <w:r>
-          <w:rPr>
-            <w:rStyle w:val="Hyperlink"/>
-          </w:rPr>
-          <w:t xml:space="preserve">ECL 234</w:t>
-        </w:r>
-      </w:hyperlink>
-      <w:r>
-        <w:t xml:space="preserve">:</w:t>
-      </w:r>
-      <w:r>
-        <w:t xml:space="preserve"> </w:t>
-      </w:r>
-      <w:r>
-        <w:t xml:space="preserve">“Bayesian Models - A Statistical Primer”</w:t>
-      </w:r>
-    </w:p>
-    <w:p>
-      <w:pPr>
-        <w:pStyle w:val="Compact"/>
-        <w:numPr>
-          <w:ilvl w:val="0"/>
-          <w:numId w:val="1007"/>
-        </w:numPr>
-      </w:pPr>
-      <w:hyperlink r:id="rId131">
-        <w:r>
-          <w:rPr>
-            <w:rStyle w:val="Hyperlink"/>
-          </w:rPr>
-          <w:t xml:space="preserve">PLS 207</w:t>
-        </w:r>
-      </w:hyperlink>
-      <w:r>
-        <w:t xml:space="preserve">:</w:t>
-      </w:r>
-      <w:r>
-        <w:t xml:space="preserve"> </w:t>
-      </w:r>
-      <w:r>
-        <w:t xml:space="preserve">“Applied Statistical Modeling for the Environmental Sciences”</w:t>
-      </w:r>
-    </w:p>
-    <w:p>
-      <w:pPr>
-        <w:pStyle w:val="Compact"/>
-        <w:numPr>
-          <w:ilvl w:val="0"/>
-          <w:numId w:val="1007"/>
-        </w:numPr>
-      </w:pPr>
-      <w:hyperlink r:id="rId132">
-        <w:r>
-          <w:rPr>
-            <w:rStyle w:val="Hyperlink"/>
-          </w:rPr>
-          <w:t xml:space="preserve">PSC 205H</w:t>
-        </w:r>
-      </w:hyperlink>
-      <w:r>
-        <w:t xml:space="preserve">:</w:t>
-      </w:r>
-      <w:r>
-        <w:t xml:space="preserve"> </w:t>
-      </w:r>
-      <w:r>
-        <w:t xml:space="preserve">“Applied Bayesian Statistics for Social Scientists”</w:t>
-      </w:r>
-    </w:p>
-    <w:p>
-      <w:pPr>
-        <w:pStyle w:val="Compact"/>
-        <w:numPr>
-          <w:ilvl w:val="0"/>
-          <w:numId w:val="1007"/>
-        </w:numPr>
-      </w:pPr>
-      <w:hyperlink r:id="rId133">
-        <w:r>
-          <w:rPr>
-            <w:rStyle w:val="Hyperlink"/>
-          </w:rPr>
-          <w:t xml:space="preserve">POL 280</w:t>
-        </w:r>
-      </w:hyperlink>
-      <w:r>
-        <w:t xml:space="preserve">:</w:t>
-      </w:r>
-      <w:r>
-        <w:t xml:space="preserve"> </w:t>
-      </w:r>
-      <w:r>
-        <w:t xml:space="preserve">“Bayesian Methods: for Social &amp; Behavioral Sciences”</w:t>
       </w:r>
     </w:p>
     <w:p>
@@ -43696,6 +48173,188 @@
           <w:rPr>
             <w:rStyle w:val="Hyperlink"/>
           </w:rPr>
+          <w:t xml:space="preserve">STA 015C</w:t>
+        </w:r>
+      </w:hyperlink>
+      <w:r>
+        <w:t xml:space="preserve">:</w:t>
+      </w:r>
+      <w:r>
+        <w:t xml:space="preserve"> </w:t>
+      </w:r>
+      <w:r>
+        <w:t xml:space="preserve">“Introduction to Statistical Data Science III”</w:t>
+      </w:r>
+    </w:p>
+    <w:p>
+      <w:pPr>
+        <w:pStyle w:val="Compact"/>
+        <w:numPr>
+          <w:ilvl w:val="0"/>
+          <w:numId w:val="1007"/>
+        </w:numPr>
+      </w:pPr>
+      <w:hyperlink r:id="rId135">
+        <w:r>
+          <w:rPr>
+            <w:rStyle w:val="Hyperlink"/>
+          </w:rPr>
+          <w:t xml:space="preserve">STA 035C</w:t>
+        </w:r>
+      </w:hyperlink>
+      <w:r>
+        <w:t xml:space="preserve">:</w:t>
+      </w:r>
+      <w:r>
+        <w:t xml:space="preserve"> </w:t>
+      </w:r>
+      <w:r>
+        <w:t xml:space="preserve">“Statistical Data Science III”</w:t>
+      </w:r>
+    </w:p>
+    <w:p>
+      <w:pPr>
+        <w:pStyle w:val="Compact"/>
+        <w:numPr>
+          <w:ilvl w:val="0"/>
+          <w:numId w:val="1007"/>
+        </w:numPr>
+      </w:pPr>
+      <w:hyperlink r:id="rId136">
+        <w:r>
+          <w:rPr>
+            <w:rStyle w:val="Hyperlink"/>
+          </w:rPr>
+          <w:t xml:space="preserve">STA 145</w:t>
+        </w:r>
+      </w:hyperlink>
+      <w:r>
+        <w:t xml:space="preserve">:</w:t>
+      </w:r>
+      <w:r>
+        <w:t xml:space="preserve"> </w:t>
+      </w:r>
+      <w:r>
+        <w:t xml:space="preserve">“Bayesian Statistical Inference”</w:t>
+      </w:r>
+    </w:p>
+    <w:p>
+      <w:pPr>
+        <w:pStyle w:val="Compact"/>
+        <w:numPr>
+          <w:ilvl w:val="0"/>
+          <w:numId w:val="1007"/>
+        </w:numPr>
+      </w:pPr>
+      <w:hyperlink r:id="rId137">
+        <w:r>
+          <w:rPr>
+            <w:rStyle w:val="Hyperlink"/>
+          </w:rPr>
+          <w:t xml:space="preserve">ECL 234</w:t>
+        </w:r>
+      </w:hyperlink>
+      <w:r>
+        <w:t xml:space="preserve">:</w:t>
+      </w:r>
+      <w:r>
+        <w:t xml:space="preserve"> </w:t>
+      </w:r>
+      <w:r>
+        <w:t xml:space="preserve">“Bayesian Models - A Statistical Primer”</w:t>
+      </w:r>
+    </w:p>
+    <w:p>
+      <w:pPr>
+        <w:pStyle w:val="Compact"/>
+        <w:numPr>
+          <w:ilvl w:val="0"/>
+          <w:numId w:val="1007"/>
+        </w:numPr>
+      </w:pPr>
+      <w:hyperlink r:id="rId138">
+        <w:r>
+          <w:rPr>
+            <w:rStyle w:val="Hyperlink"/>
+          </w:rPr>
+          <w:t xml:space="preserve">PLS 207</w:t>
+        </w:r>
+      </w:hyperlink>
+      <w:r>
+        <w:t xml:space="preserve">:</w:t>
+      </w:r>
+      <w:r>
+        <w:t xml:space="preserve"> </w:t>
+      </w:r>
+      <w:r>
+        <w:t xml:space="preserve">“Applied Statistical Modeling for the Environmental Sciences”</w:t>
+      </w:r>
+    </w:p>
+    <w:p>
+      <w:pPr>
+        <w:pStyle w:val="Compact"/>
+        <w:numPr>
+          <w:ilvl w:val="0"/>
+          <w:numId w:val="1007"/>
+        </w:numPr>
+      </w:pPr>
+      <w:hyperlink r:id="rId139">
+        <w:r>
+          <w:rPr>
+            <w:rStyle w:val="Hyperlink"/>
+          </w:rPr>
+          <w:t xml:space="preserve">PSC 205H</w:t>
+        </w:r>
+      </w:hyperlink>
+      <w:r>
+        <w:t xml:space="preserve">:</w:t>
+      </w:r>
+      <w:r>
+        <w:t xml:space="preserve"> </w:t>
+      </w:r>
+      <w:r>
+        <w:t xml:space="preserve">“Applied Bayesian Statistics for Social Scientists”</w:t>
+      </w:r>
+    </w:p>
+    <w:p>
+      <w:pPr>
+        <w:pStyle w:val="Compact"/>
+        <w:numPr>
+          <w:ilvl w:val="0"/>
+          <w:numId w:val="1007"/>
+        </w:numPr>
+      </w:pPr>
+      <w:hyperlink r:id="rId140">
+        <w:r>
+          <w:rPr>
+            <w:rStyle w:val="Hyperlink"/>
+          </w:rPr>
+          <w:t xml:space="preserve">POL 280</w:t>
+        </w:r>
+      </w:hyperlink>
+      <w:r>
+        <w:t xml:space="preserve">:</w:t>
+      </w:r>
+      <w:r>
+        <w:t xml:space="preserve"> </w:t>
+      </w:r>
+      <w:r>
+        <w:t xml:space="preserve">“Bayesian Methods: for Social &amp; Behavioral Sciences”</w:t>
+      </w:r>
+    </w:p>
+    <w:p>
+      <w:pPr>
+        <w:pStyle w:val="Compact"/>
+        <w:numPr>
+          <w:ilvl w:val="0"/>
+          <w:numId w:val="1007"/>
+        </w:numPr>
+      </w:pPr>
+      <w:hyperlink r:id="rId141">
+        <w:r>
+          <w:rPr>
+            <w:rStyle w:val="Hyperlink"/>
+          </w:rPr>
           <w:t xml:space="preserve">BAX 442</w:t>
         </w:r>
       </w:hyperlink>
@@ -43709,8 +48368,8 @@
         <w:t xml:space="preserve">“Advanced Statistics”</w:t>
       </w:r>
     </w:p>
-    <w:bookmarkEnd w:id="135"/>
-    <w:bookmarkStart w:id="139" w:name="books"/>
+    <w:bookmarkEnd w:id="142"/>
+    <w:bookmarkStart w:id="147" w:name="books"/>
     <w:p>
       <w:pPr>
         <w:pStyle w:val="Heading3"/>
@@ -43772,7 +48431,7 @@
       <w:r>
         <w:t xml:space="preserve"> </w:t>
       </w:r>
-      <w:hyperlink r:id="rId130">
+      <w:hyperlink r:id="rId137">
         <w:r>
           <w:rPr>
             <w:rStyle w:val="Hyperlink"/>
@@ -43801,7 +48460,7 @@
       <w:r>
         <w:t xml:space="preserve"> </w:t>
       </w:r>
-      <w:hyperlink r:id="rId136">
+      <w:hyperlink r:id="rId143">
         <w:r>
           <w:rPr>
             <w:rStyle w:val="Hyperlink"/>
@@ -43821,7 +48480,7 @@
       <w:r>
         <w:t xml:space="preserve"> </w:t>
       </w:r>
-      <w:hyperlink r:id="rId137">
+      <w:hyperlink r:id="rId144">
         <w:r>
           <w:rPr>
             <w:rStyle w:val="Hyperlink"/>
@@ -43841,7 +48500,7 @@
       <w:r>
         <w:t xml:space="preserve"> </w:t>
       </w:r>
-      <w:hyperlink r:id="rId138">
+      <w:hyperlink r:id="rId145">
         <w:r>
           <w:rPr>
             <w:rStyle w:val="Hyperlink"/>
@@ -43849,6 +48508,32 @@
           <w:t xml:space="preserve">course materials</w:t>
         </w:r>
       </w:hyperlink>
+      <w:r>
+        <w:t xml:space="preserve">;</w:t>
+      </w:r>
+      <w:r>
+        <w:t xml:space="preserve"> </w:t>
+      </w:r>
+      <w:r>
+        <w:t xml:space="preserve">the Data Science Learning Community’s</w:t>
+      </w:r>
+      <w:r>
+        <w:t xml:space="preserve"> </w:t>
+      </w:r>
+      <w:hyperlink r:id="rId146">
+        <w:r>
+          <w:rPr>
+            <w:rStyle w:val="Hyperlink"/>
+          </w:rPr>
+          <w:t xml:space="preserve">book club</w:t>
+        </w:r>
+      </w:hyperlink>
+      <w:r>
+        <w:t xml:space="preserve"> </w:t>
+      </w:r>
+      <w:r>
+        <w:t xml:space="preserve">recorded its discussion of the first twelve chapters</w:t>
+      </w:r>
     </w:p>
     <w:p>
       <w:pPr>
@@ -43909,7 +48594,7 @@
       <w:r>
         <w:t xml:space="preserve"> </w:t>
       </w:r>
-      <w:hyperlink r:id="rId131">
+      <w:hyperlink r:id="rId138">
         <w:r>
           <w:rPr>
             <w:rStyle w:val="Hyperlink"/>
@@ -43918,9 +48603,9 @@
         </w:r>
       </w:hyperlink>
     </w:p>
-    <w:bookmarkEnd w:id="139"/>
-    <w:bookmarkEnd w:id="140"/>
-    <w:bookmarkStart w:id="162" w:name="references"/>
+    <w:bookmarkEnd w:id="147"/>
+    <w:bookmarkEnd w:id="148"/>
+    <w:bookmarkStart w:id="170" w:name="references"/>
     <w:p>
       <w:pPr>
         <w:pStyle w:val="Heading2"/>
@@ -43929,8 +48614,8 @@
         <w:t xml:space="preserve">References</w:t>
       </w:r>
     </w:p>
-    <w:bookmarkStart w:id="161" w:name="refs"/>
-    <w:bookmarkStart w:id="142" w:name="ref-aragon2018population"/>
+    <w:bookmarkStart w:id="169" w:name="refs"/>
+    <w:bookmarkStart w:id="150" w:name="ref-aragon2018population"/>
     <w:p>
       <w:pPr>
         <w:pStyle w:val="Bibliography"/>
@@ -43982,7 +48667,7 @@
       <w:r>
         <w:t xml:space="preserve"> </w:t>
       </w:r>
-      <w:hyperlink r:id="rId141">
+      <w:hyperlink r:id="rId149">
         <w:r>
           <w:rPr>
             <w:rStyle w:val="Hyperlink"/>
@@ -43994,8 +48679,8 @@
         <w:t xml:space="preserve">.</w:t>
       </w:r>
     </w:p>
-    <w:bookmarkEnd w:id="142"/>
-    <w:bookmarkStart w:id="144" w:name="ref-CaseBerg01"/>
+    <w:bookmarkEnd w:id="150"/>
+    <w:bookmarkStart w:id="152" w:name="ref-CaseBerg01"/>
     <w:p>
       <w:pPr>
         <w:pStyle w:val="Bibliography"/>
@@ -44019,7 +48704,7 @@
       <w:r>
         <w:t xml:space="preserve"> </w:t>
       </w:r>
-      <w:hyperlink r:id="rId143">
+      <w:hyperlink r:id="rId151">
         <w:r>
           <w:rPr>
             <w:rStyle w:val="Hyperlink"/>
@@ -44031,8 +48716,8 @@
         <w:t xml:space="preserve">.</w:t>
       </w:r>
     </w:p>
-    <w:bookmarkEnd w:id="144"/>
-    <w:bookmarkStart w:id="146" w:name="ref-CowlesMaryKathryn2013ABSW"/>
+    <w:bookmarkEnd w:id="152"/>
+    <w:bookmarkStart w:id="154" w:name="ref-CowlesMaryKathryn2013ABSW"/>
     <w:p>
       <w:pPr>
         <w:pStyle w:val="Bibliography"/>
@@ -44112,7 +48797,7 @@
       <w:r>
         <w:t xml:space="preserve"> </w:t>
       </w:r>
-      <w:hyperlink r:id="rId145">
+      <w:hyperlink r:id="rId153">
         <w:r>
           <w:rPr>
             <w:rStyle w:val="Hyperlink"/>
@@ -44124,8 +48809,8 @@
         <w:t xml:space="preserve">.</w:t>
       </w:r>
     </w:p>
-    <w:bookmarkEnd w:id="146"/>
-    <w:bookmarkStart w:id="148" w:name="ref-dobson4e"/>
+    <w:bookmarkEnd w:id="154"/>
+    <w:bookmarkStart w:id="156" w:name="ref-dobson4e"/>
     <w:p>
       <w:pPr>
         <w:pStyle w:val="Bibliography"/>
@@ -44149,7 +48834,7 @@
       <w:r>
         <w:t xml:space="preserve"> </w:t>
       </w:r>
-      <w:hyperlink r:id="rId147">
+      <w:hyperlink r:id="rId155">
         <w:r>
           <w:rPr>
             <w:rStyle w:val="Hyperlink"/>
@@ -44161,8 +48846,8 @@
         <w:t xml:space="preserve">.</w:t>
       </w:r>
     </w:p>
-    <w:bookmarkEnd w:id="148"/>
-    <w:bookmarkStart w:id="150" w:name="ref-gelman2013bda"/>
+    <w:bookmarkEnd w:id="156"/>
+    <w:bookmarkStart w:id="158" w:name="ref-gelman2013bda"/>
     <w:p>
       <w:pPr>
         <w:pStyle w:val="Bibliography"/>
@@ -44186,7 +48871,7 @@
       <w:r>
         <w:t xml:space="preserve"> </w:t>
       </w:r>
-      <w:hyperlink r:id="rId149">
+      <w:hyperlink r:id="rId157">
         <w:r>
           <w:rPr>
             <w:rStyle w:val="Hyperlink"/>
@@ -44198,8 +48883,8 @@
         <w:t xml:space="preserve">.</w:t>
       </w:r>
     </w:p>
-    <w:bookmarkEnd w:id="150"/>
-    <w:bookmarkStart w:id="151" w:name="ref-HobbsN.Thompson2015Bmas"/>
+    <w:bookmarkEnd w:id="158"/>
+    <w:bookmarkStart w:id="159" w:name="ref-HobbsN.Thompson2015Bmas"/>
     <w:p>
       <w:pPr>
         <w:pStyle w:val="Bibliography"/>
@@ -44221,8 +48906,8 @@
         <w:t xml:space="preserve">. STU - Student edition. Princeton University Press.</w:t>
       </w:r>
     </w:p>
-    <w:bookmarkEnd w:id="151"/>
-    <w:bookmarkStart w:id="152" w:name="ref-hosmer1989applied"/>
+    <w:bookmarkEnd w:id="159"/>
+    <w:bookmarkStart w:id="160" w:name="ref-hosmer1989applied"/>
     <w:p>
       <w:pPr>
         <w:pStyle w:val="Bibliography"/>
@@ -44244,8 +48929,8 @@
         <w:t xml:space="preserve">. Wiley.</w:t>
       </w:r>
     </w:p>
-    <w:bookmarkEnd w:id="152"/>
-    <w:bookmarkStart w:id="154" w:name="ref-kery-bayes-pop"/>
+    <w:bookmarkEnd w:id="160"/>
+    <w:bookmarkStart w:id="162" w:name="ref-kery-bayes-pop"/>
     <w:p>
       <w:pPr>
         <w:pStyle w:val="Bibliography"/>
@@ -44297,7 +48982,7 @@
       <w:r>
         <w:t xml:space="preserve"> </w:t>
       </w:r>
-      <w:hyperlink r:id="rId153">
+      <w:hyperlink r:id="rId161">
         <w:r>
           <w:rPr>
             <w:rStyle w:val="Hyperlink"/>
@@ -44309,8 +48994,8 @@
         <w:t xml:space="preserve">.</w:t>
       </w:r>
     </w:p>
-    <w:bookmarkEnd w:id="154"/>
-    <w:bookmarkStart w:id="155" w:name="ref-korner.bayes.ecology"/>
+    <w:bookmarkEnd w:id="162"/>
+    <w:bookmarkStart w:id="163" w:name="ref-korner.bayes.ecology"/>
     <w:p>
       <w:pPr>
         <w:pStyle w:val="Bibliography"/>
@@ -44388,8 +49073,8 @@
         <w:t xml:space="preserve">. 1st ed. Academic Press.</w:t>
       </w:r>
     </w:p>
-    <w:bookmarkEnd w:id="155"/>
-    <w:bookmarkStart w:id="156" w:name="ref-statrethink2e"/>
+    <w:bookmarkEnd w:id="163"/>
+    <w:bookmarkStart w:id="164" w:name="ref-statrethink2e"/>
     <w:p>
       <w:pPr>
         <w:pStyle w:val="Bibliography"/>
@@ -44481,8 +49166,8 @@
         <w:t xml:space="preserve">. Second edition. Chapman &amp; Hall/CRC Texts in Statistical Science Series. CRC Press.</w:t>
       </w:r>
     </w:p>
-    <w:bookmarkEnd w:id="156"/>
-    <w:bookmarkStart w:id="158" w:name="ref-rossbayes"/>
+    <w:bookmarkEnd w:id="164"/>
+    <w:bookmarkStart w:id="166" w:name="ref-rossbayes"/>
     <w:p>
       <w:pPr>
         <w:pStyle w:val="Bibliography"/>
@@ -44506,7 +49191,7 @@
       <w:r>
         <w:t xml:space="preserve"> </w:t>
       </w:r>
-      <w:hyperlink r:id="rId157">
+      <w:hyperlink r:id="rId165">
         <w:r>
           <w:rPr>
             <w:rStyle w:val="Hyperlink"/>
@@ -44518,8 +49203,8 @@
         <w:t xml:space="preserve">.</w:t>
       </w:r>
     </w:p>
-    <w:bookmarkEnd w:id="158"/>
-    <w:bookmarkStart w:id="160" w:name="ref-venables2002modern"/>
+    <w:bookmarkEnd w:id="166"/>
+    <w:bookmarkStart w:id="168" w:name="ref-venables2002modern"/>
     <w:p>
       <w:pPr>
         <w:pStyle w:val="Bibliography"/>
@@ -44557,7 +49242,7 @@
       <w:r>
         <w:t xml:space="preserve"> </w:t>
       </w:r>
-      <w:hyperlink r:id="rId159">
+      <w:hyperlink r:id="rId167">
         <w:r>
           <w:rPr>
             <w:rStyle w:val="Hyperlink"/>
@@ -44569,9 +49254,9 @@
         <w:t xml:space="preserve">.</w:t>
       </w:r>
     </w:p>
-    <w:bookmarkEnd w:id="160"/>
-    <w:bookmarkEnd w:id="161"/>
-    <w:bookmarkEnd w:id="162"/>
+    <w:bookmarkEnd w:id="168"/>
+    <w:bookmarkEnd w:id="169"/>
+    <w:bookmarkEnd w:id="170"/>
     <w:sectPr>
       <w:footnotePr>
         <w:numRestart w:val="eachSect"/>

--- a/pr-preview/pr-91/bayesian-inference-handout-tracked-changes.docx
+++ b/pr-preview/pr-91/bayesian-inference-handout-tracked-changes.docx
@@ -16,7 +16,7 @@
       </w:pPr>
       <w:del w:id="1" w:author="PR Preview" w:date="2026-01-01T00:00:00Z">
         <w:r>
-          <w:delText xml:space="preserve">Last modified: 2026-10-09 02:03:36 (PDT)</w:delText>
+          <w:delText xml:space="preserve">Last modified: 2026-10-09 12:07:46 (PDT)</w:delText>
         </w:r>
       </w:del>
     </w:p>
@@ -26,7 +26,7 @@
       </w:pPr>
       <w:ins w:id="2" w:author="PR Preview" w:date="2026-01-01T00:00:00Z">
         <w:r>
-          <w:t xml:space="preserve">Last modified: 2026-10-09 02:07:19 (PDT)</w:t>
+          <w:t xml:space="preserve">Last modified: 2026-10-09 13:24:16 (PDT)</w:t>
         </w:r>
       </w:ins>
     </w:p>
@@ -843,97 +843,119 @@
       <w:r>
         <w:t xml:space="preserve">the prior probability that fewer than 10% of adults smoke is</w:t>
       </w:r>
-      <w:r>
-        <w:t xml:space="preserve"> </w:t>
-      </w:r>
-      <m:oMath>
-        <m:r>
-          <m:rPr>
-            <m:sty m:val="p"/>
-          </m:rPr>
-          <m:t>Pr</m:t>
-        </m:r>
-        <m:r>
-          <m:rPr>
-            <m:sty m:val="p"/>
-          </m:rPr>
-          <m:t>(</m:t>
-        </m:r>
-        <m:r>
-          <m:t>π</m:t>
-        </m:r>
-        <m:r>
-          <m:rPr>
-            <m:sty m:val="p"/>
-          </m:rPr>
-          <m:t>&lt;</m:t>
-        </m:r>
-        <m:r>
-          <m:t>0.1</m:t>
-        </m:r>
-        <m:r>
-          <m:rPr>
-            <m:sty m:val="p"/>
-          </m:rPr>
-          <m:t>)</m:t>
-        </m:r>
-        <m:r>
-          <m:rPr>
-            <m:sty m:val="p"/>
-          </m:rPr>
-          <m:t>=</m:t>
-        </m:r>
-        <m:nary>
-          <m:naryPr>
-            <m:chr m:val="∫"/>
-            <m:limLoc m:val="subSup"/>
-            <m:subHide m:val="off"/>
-            <m:supHide m:val="off"/>
-          </m:naryPr>
-          <m:sub>
-            <m:r>
-              <m:t>0</m:t>
-            </m:r>
-          </m:sub>
-          <m:sup>
-            <m:r>
-              <m:t>0.1</m:t>
-            </m:r>
-          </m:sup>
-          <m:e>
-            <m:r>
-              <m:t>1</m:t>
-            </m:r>
-          </m:e>
-        </m:nary>
-        <m:r>
-          <m:t> </m:t>
-        </m:r>
-        <m:r>
-          <m:t>d</m:t>
-        </m:r>
-        <m:r>
-          <m:t>π</m:t>
-        </m:r>
-        <m:r>
-          <m:rPr>
-            <m:sty m:val="p"/>
-          </m:rPr>
-          <m:t>=</m:t>
-        </m:r>
-        <m:r>
-          <m:t>0.1</m:t>
-        </m:r>
-      </m:oMath>
-      <w:r>
-        <w:t xml:space="preserve">.</w:t>
-      </w:r>
+    </w:p>
+    <w:p>
+      <w:pPr>
+        <w:pStyle w:val="BodyText"/>
+      </w:pPr>
+      <m:oMathPara>
+        <m:oMathParaPr>
+          <m:jc m:val="center"/>
+        </m:oMathParaPr>
+        <m:oMath>
+          <m:eqArr>
+            <m:e>
+              <m:r>
+                <m:rPr>
+                  <m:sty m:val="p"/>
+                </m:rPr>
+                <m:t>Pr</m:t>
+              </m:r>
+              <m:r>
+                <m:rPr>
+                  <m:sty m:val="p"/>
+                </m:rPr>
+                <m:t>(</m:t>
+              </m:r>
+              <m:r>
+                <m:t>π</m:t>
+              </m:r>
+              <m:r>
+                <m:rPr>
+                  <m:sty m:val="p"/>
+                </m:rPr>
+                <m:t>&lt;</m:t>
+              </m:r>
+              <m:r>
+                <m:t>0.1</m:t>
+              </m:r>
+              <m:r>
+                <m:rPr>
+                  <m:sty m:val="p"/>
+                </m:rPr>
+                <m:t>)</m:t>
+              </m:r>
+              <m:r>
+                <m:t>&amp;</m:t>
+              </m:r>
+              <m:r>
+                <m:rPr>
+                  <m:sty m:val="p"/>
+                </m:rPr>
+                <m:t>=</m:t>
+              </m:r>
+              <m:nary>
+                <m:naryPr>
+                  <m:chr m:val="∫"/>
+                  <m:limLoc m:val="subSup"/>
+                  <m:subHide m:val="off"/>
+                  <m:supHide m:val="off"/>
+                </m:naryPr>
+                <m:sub>
+                  <m:r>
+                    <m:t>0</m:t>
+                  </m:r>
+                </m:sub>
+                <m:sup>
+                  <m:r>
+                    <m:t>0.1</m:t>
+                  </m:r>
+                </m:sup>
+                <m:e>
+                  <m:r>
+                    <m:t>1</m:t>
+                  </m:r>
+                </m:e>
+              </m:nary>
+              <m:r>
+                <m:t> </m:t>
+              </m:r>
+              <m:r>
+                <m:t>d</m:t>
+              </m:r>
+              <m:r>
+                <m:t>π</m:t>
+              </m:r>
+            </m:e>
+            <m:e>
+              <m:r>
+                <m:t>&amp;</m:t>
+              </m:r>
+              <m:r>
+                <m:rPr>
+                  <m:sty m:val="p"/>
+                </m:rPr>
+                <m:t>=</m:t>
+              </m:r>
+              <m:r>
+                <m:t>0.1</m:t>
+              </m:r>
+              <m:r>
+                <m:rPr>
+                  <m:sty m:val="p"/>
+                </m:rPr>
+                <m:t>.</m:t>
+              </m:r>
+            </m:e>
+          </m:eqArr>
+        </m:oMath>
+      </m:oMathPara>
     </w:p>
     <w:bookmarkEnd w:id="16"/>
     <w:bookmarkStart w:id="17" w:name="rem-two-paradigms"/>
     <w:p>
       <w:pPr>
-        <w:pStyle w:val="BodyText"/>
+        <w:pStyle w:val="FirstParagraph"/>
       </w:pPr>
       <w:r>
         <w:rPr>
@@ -3771,65 +3793,77 @@
       <w:r>
         <w:t xml:space="preserve">so</w:t>
       </w:r>
-      <w:r>
-        <w:t xml:space="preserve"> </w:t>
-      </w:r>
-      <m:oMath>
-        <m:r>
-          <m:rPr>
-            <m:sty m:val="p"/>
-          </m:rPr>
-          <m:t>p</m:t>
-        </m:r>
-        <m:r>
-          <m:rPr>
-            <m:sty m:val="p"/>
-          </m:rPr>
-          <m:t>(</m:t>
-        </m:r>
-        <m:r>
-          <m:t>y</m:t>
-        </m:r>
-        <m:r>
-          <m:rPr>
-            <m:sty m:val="p"/>
-          </m:rPr>
-          <m:t>=</m:t>
-        </m:r>
-        <m:r>
-          <m:t>1</m:t>
-        </m:r>
-        <m:r>
-          <m:rPr>
-            <m:sty m:val="p"/>
-          </m:rPr>
-          <m:t>∣</m:t>
-        </m:r>
-        <m:r>
-          <m:t>θ</m:t>
-        </m:r>
-        <m:r>
-          <m:rPr>
-            <m:sty m:val="p"/>
-          </m:rPr>
-          <m:t>)</m:t>
-        </m:r>
-        <m:r>
-          <m:rPr>
-            <m:sty m:val="p"/>
-          </m:rPr>
-          <m:t>=</m:t>
-        </m:r>
-        <m:r>
-          <m:t>θ</m:t>
-        </m:r>
-      </m:oMath>
-      <w:r>
-        <w:t xml:space="preserve">.</w:t>
-      </w:r>
-      <w:r>
-        <w:t xml:space="preserve"> </w:t>
-      </w:r>
+    </w:p>
+    <w:p>
+      <w:pPr>
+        <w:pStyle w:val="BodyText"/>
+      </w:pPr>
+      <m:oMathPara>
+        <m:oMathParaPr>
+          <m:jc m:val="center"/>
+        </m:oMathParaPr>
+        <m:oMath>
+          <m:r>
+            <m:rPr>
+              <m:sty m:val="p"/>
+            </m:rPr>
+            <m:t>p</m:t>
+          </m:r>
+          <m:r>
+            <m:rPr>
+              <m:sty m:val="p"/>
+            </m:rPr>
+            <m:t>(</m:t>
+          </m:r>
+          <m:r>
+            <m:t>y</m:t>
+          </m:r>
+          <m:r>
+            <m:rPr>
+              <m:sty m:val="p"/>
+            </m:rPr>
+            <m:t>=</m:t>
+          </m:r>
+          <m:r>
+            <m:t>1</m:t>
+          </m:r>
+          <m:r>
+            <m:rPr>
+              <m:sty m:val="p"/>
+            </m:rPr>
+            <m:t>∣</m:t>
+          </m:r>
+          <m:r>
+            <m:t>θ</m:t>
+          </m:r>
+          <m:r>
+            <m:rPr>
+              <m:sty m:val="p"/>
+            </m:rPr>
+            <m:t>)</m:t>
+          </m:r>
+          <m:r>
+            <m:rPr>
+              <m:sty m:val="p"/>
+            </m:rPr>
+            <m:t>=</m:t>
+          </m:r>
+          <m:r>
+            <m:t>θ</m:t>
+          </m:r>
+          <m:r>
+            <m:rPr>
+              <m:sty m:val="p"/>
+            </m:rPr>
+            <m:t>.</m:t>
+          </m:r>
+        </m:oMath>
+      </m:oMathPara>
+    </w:p>
+    <w:p>
+      <w:pPr>
+        <w:pStyle w:val="FirstParagraph"/>
+      </w:pPr>
       <w:r>
         <w:t xml:space="preserve">The</w:t>
       </w:r>
@@ -20592,7 +20626,7 @@
     <w:bookmarkEnd w:id="64"/>
     <w:bookmarkEnd w:id="65"/>
     <w:bookmarkEnd w:id="66"/>
-    <w:bookmarkStart w:id="96" w:name="sec-bayes-priors"/>
+    <w:bookmarkStart w:id="97" w:name="sec-bayes-priors"/>
     <w:p>
       <w:pPr>
         <w:pStyle w:val="Heading2"/>
@@ -20667,7 +20701,7 @@
         <w:t xml:space="preserve">.</w:t>
       </w:r>
     </w:p>
-    <w:bookmarkStart w:id="79" w:name="sec-bayes-conjugate"/>
+    <w:bookmarkStart w:id="80" w:name="sec-bayes-conjugate"/>
     <w:p>
       <w:pPr>
         <w:pStyle w:val="Heading3"/>
@@ -22902,7 +22936,7 @@
       </w:r>
     </w:p>
     <w:bookmarkEnd w:id="69"/>
-    <w:bookmarkStart w:id="78" w:name="exm-prior-posterior-figure"/>
+    <w:bookmarkStart w:id="79" w:name="exm-prior-posterior-figure"/>
     <w:p>
       <w:pPr>
         <w:pStyle w:val="BodyText"/>
@@ -23179,14 +23213,16 @@
       <w:r>
         <w:t xml:space="preserve"> </w:t>
       </w:r>
-      <w:r>
-        <w:rPr>
-          <w:rStyle w:val="VerbatimChar"/>
-        </w:rPr>
-        <w:t xml:space="preserve">data/birthwt.csv</w:t>
-      </w:r>
-      <w:r>
-        <w:t xml:space="preserve">, a copy of the same table,</w:t>
+      <w:hyperlink r:id="rId70">
+        <w:r>
+          <w:rPr>
+            <w:rStyle w:val="VerbatimChar"/>
+          </w:rPr>
+          <w:t xml:space="preserve">data/birthwt.csv</w:t>
+        </w:r>
+      </w:hyperlink>
+      <w:r>
+        <w:t xml:space="preserve">, a copy of the same table on this site,</w:t>
       </w:r>
       <w:r>
         <w:t xml:space="preserve"> </w:t>
@@ -23197,7 +23233,7 @@
       <w:r>
         <w:t xml:space="preserve"> </w:t>
       </w:r>
-      <w:hyperlink r:id="rId70">
+      <w:hyperlink r:id="rId71">
         <w:r>
           <w:rPr>
             <w:rStyle w:val="Hyperlink"/>
@@ -25162,7 +25198,7 @@
       <w:tr>
         <w:tc>
           <w:tcPr/>
-          <w:bookmarkStart w:id="77" w:name="fig-prior-posterior"/>
+          <w:bookmarkStart w:id="78" w:name="fig-prior-posterior"/>
           <w:p>
             <w:pPr>
               <w:pStyle w:val="Heading4"/>
@@ -25274,18 +25310,261 @@
               <w:rPr>
                 <w:rStyle w:val="NormalTok"/>
               </w:rPr>
+              <w:t xml:space="preserve"> dplyr</w:t>
+            </w:r>
+            <w:r>
+              <w:rPr>
+                <w:rStyle w:val="SpecialCharTok"/>
+              </w:rPr>
+              <w:t xml:space="preserve">::</w:t>
+            </w:r>
+            <w:r>
+              <w:rPr>
+                <w:rStyle w:val="FunctionTok"/>
+              </w:rPr>
+              <w:t xml:space="preserve">bind_rows</w:t>
+            </w:r>
+            <w:r>
+              <w:rPr>
+                <w:rStyle w:val="NormalTok"/>
+              </w:rPr>
+              <w:t xml:space="preserve">(</w:t>
+            </w:r>
+            <w:r>
+              <w:br/>
+            </w:r>
+            <w:r>
+              <w:rPr>
+                <w:rStyle w:val="NormalTok"/>
+              </w:rPr>
+              <w:t xml:space="preserve">  </w:t>
+            </w:r>
+            <w:r>
+              <w:rPr>
+                <w:rStyle w:val="FunctionTok"/>
+              </w:rPr>
+              <w:t xml:space="preserve">lapply</w:t>
+            </w:r>
+            <w:r>
+              <w:rPr>
+                <w:rStyle w:val="NormalTok"/>
+              </w:rPr>
+              <w:t xml:space="preserve">(</w:t>
+            </w:r>
+            <w:r>
+              <w:rPr>
+                <w:rStyle w:val="FunctionTok"/>
+              </w:rPr>
+              <w:t xml:space="preserve">rownames</w:t>
+            </w:r>
+            <w:r>
+              <w:rPr>
+                <w:rStyle w:val="NormalTok"/>
+              </w:rPr>
+              <w:t xml:space="preserve">(post_params), \(data_set) {</w:t>
+            </w:r>
+            <w:r>
+              <w:br/>
+            </w:r>
+            <w:r>
+              <w:rPr>
+                <w:rStyle w:val="NormalTok"/>
+              </w:rPr>
+              <w:t xml:space="preserve">    dplyr</w:t>
+            </w:r>
+            <w:r>
+              <w:rPr>
+                <w:rStyle w:val="SpecialCharTok"/>
+              </w:rPr>
+              <w:t xml:space="preserve">::</w:t>
+            </w:r>
+            <w:r>
+              <w:rPr>
+                <w:rStyle w:val="FunctionTok"/>
+              </w:rPr>
+              <w:t xml:space="preserve">bind_rows</w:t>
+            </w:r>
+            <w:r>
+              <w:rPr>
+                <w:rStyle w:val="NormalTok"/>
+              </w:rPr>
+              <w:t xml:space="preserve">(</w:t>
+            </w:r>
+            <w:r>
+              <w:br/>
+            </w:r>
+            <w:r>
+              <w:rPr>
+                <w:rStyle w:val="NormalTok"/>
+              </w:rPr>
+              <w:t xml:space="preserve">      tibble</w:t>
+            </w:r>
+            <w:r>
+              <w:rPr>
+                <w:rStyle w:val="SpecialCharTok"/>
+              </w:rPr>
+              <w:t xml:space="preserve">::</w:t>
+            </w:r>
+            <w:r>
+              <w:rPr>
+                <w:rStyle w:val="FunctionTok"/>
+              </w:rPr>
+              <w:t xml:space="preserve">tibble</w:t>
+            </w:r>
+            <w:r>
+              <w:rPr>
+                <w:rStyle w:val="NormalTok"/>
+              </w:rPr>
+              <w:t xml:space="preserve">(</w:t>
+            </w:r>
+            <w:r>
+              <w:br/>
+            </w:r>
+            <w:r>
+              <w:rPr>
+                <w:rStyle w:val="NormalTok"/>
+              </w:rPr>
+              <w:t xml:space="preserve">        </w:t>
+            </w:r>
+            <w:r>
+              <w:rPr>
+                <w:rStyle w:val="AttributeTok"/>
+              </w:rPr>
+              <w:t xml:space="preserve">data_set =</w:t>
+            </w:r>
+            <w:r>
+              <w:rPr>
+                <w:rStyle w:val="NormalTok"/>
+              </w:rPr>
+              <w:t xml:space="preserve"> data_set,</w:t>
+            </w:r>
+            <w:r>
+              <w:br/>
+            </w:r>
+            <w:r>
+              <w:rPr>
+                <w:rStyle w:val="NormalTok"/>
+              </w:rPr>
+              <w:t xml:space="preserve">        </w:t>
+            </w:r>
+            <w:r>
+              <w:rPr>
+                <w:rStyle w:val="AttributeTok"/>
+              </w:rPr>
+              <w:t xml:space="preserve">prob =</w:t>
+            </w:r>
+            <w:r>
+              <w:rPr>
+                <w:rStyle w:val="NormalTok"/>
+              </w:rPr>
+              <w:t xml:space="preserve"> prob_grid,</w:t>
+            </w:r>
+            <w:r>
+              <w:br/>
+            </w:r>
+            <w:r>
+              <w:rPr>
+                <w:rStyle w:val="NormalTok"/>
+              </w:rPr>
+              <w:t xml:space="preserve">        </w:t>
+            </w:r>
+            <w:r>
+              <w:rPr>
+                <w:rStyle w:val="AttributeTok"/>
+              </w:rPr>
+              <w:t xml:space="preserve">distribution =</w:t>
+            </w:r>
+            <w:r>
+              <w:rPr>
+                <w:rStyle w:val="NormalTok"/>
+              </w:rPr>
               <w:t xml:space="preserve"> </w:t>
             </w:r>
             <w:r>
               <w:rPr>
+                <w:rStyle w:val="StringTok"/>
+              </w:rPr>
+              <w:t xml:space="preserve">"prior"</w:t>
+            </w:r>
+            <w:r>
+              <w:rPr>
+                <w:rStyle w:val="NormalTok"/>
+              </w:rPr>
+              <w:t xml:space="preserve">,</w:t>
+            </w:r>
+            <w:r>
+              <w:br/>
+            </w:r>
+            <w:r>
+              <w:rPr>
+                <w:rStyle w:val="NormalTok"/>
+              </w:rPr>
+              <w:t xml:space="preserve">        </w:t>
+            </w:r>
+            <w:r>
+              <w:rPr>
+                <w:rStyle w:val="AttributeTok"/>
+              </w:rPr>
+              <w:t xml:space="preserve">density =</w:t>
+            </w:r>
+            <w:r>
+              <w:rPr>
+                <w:rStyle w:val="NormalTok"/>
+              </w:rPr>
+              <w:t xml:space="preserve"> stats</w:t>
+            </w:r>
+            <w:r>
+              <w:rPr>
+                <w:rStyle w:val="SpecialCharTok"/>
+              </w:rPr>
+              <w:t xml:space="preserve">::</w:t>
+            </w:r>
+            <w:r>
+              <w:rPr>
                 <w:rStyle w:val="FunctionTok"/>
               </w:rPr>
-              <w:t xml:space="preserve">do.call</w:t>
+              <w:t xml:space="preserve">dbeta</w:t>
             </w:r>
             <w:r>
               <w:rPr>
                 <w:rStyle w:val="NormalTok"/>
               </w:rPr>
+              <w:t xml:space="preserve">(prob_grid, prior_a, prior_b)</w:t>
+            </w:r>
+            <w:r>
+              <w:br/>
+            </w:r>
+            <w:r>
+              <w:rPr>
+                <w:rStyle w:val="NormalTok"/>
+              </w:rPr>
+              <w:t xml:space="preserve">      ),</w:t>
+            </w:r>
+            <w:r>
+              <w:br/>
+            </w:r>
+            <w:r>
+              <w:rPr>
+                <w:rStyle w:val="NormalTok"/>
+              </w:rPr>
+              <w:t xml:space="preserve">      tibble</w:t>
+            </w:r>
+            <w:r>
+              <w:rPr>
+                <w:rStyle w:val="SpecialCharTok"/>
+              </w:rPr>
+              <w:t xml:space="preserve">::</w:t>
+            </w:r>
+            <w:r>
+              <w:rPr>
+                <w:rStyle w:val="FunctionTok"/>
+              </w:rPr>
+              <w:t xml:space="preserve">tibble</w:t>
+            </w:r>
+            <w:r>
+              <w:rPr>
+                <w:rStyle w:val="NormalTok"/>
+              </w:rPr>
               <w:t xml:space="preserve">(</w:t>
             </w:r>
             <w:r>
@@ -25295,7 +25574,19 @@
               <w:rPr>
                 <w:rStyle w:val="NormalTok"/>
               </w:rPr>
-              <w:t xml:space="preserve">  rbind,</w:t>
+              <w:t xml:space="preserve">        </w:t>
+            </w:r>
+            <w:r>
+              <w:rPr>
+                <w:rStyle w:val="AttributeTok"/>
+              </w:rPr>
+              <w:t xml:space="preserve">data_set =</w:t>
+            </w:r>
+            <w:r>
+              <w:rPr>
+                <w:rStyle w:val="NormalTok"/>
+              </w:rPr>
+              <w:t xml:space="preserve"> data_set,</w:t>
             </w:r>
             <w:r>
               <w:br/>
@@ -25304,31 +25595,418 @@
               <w:rPr>
                 <w:rStyle w:val="NormalTok"/>
               </w:rPr>
+              <w:t xml:space="preserve">        </w:t>
+            </w:r>
+            <w:r>
+              <w:rPr>
+                <w:rStyle w:val="AttributeTok"/>
+              </w:rPr>
+              <w:t xml:space="preserve">prob =</w:t>
+            </w:r>
+            <w:r>
+              <w:rPr>
+                <w:rStyle w:val="NormalTok"/>
+              </w:rPr>
+              <w:t xml:space="preserve"> prob_grid,</w:t>
+            </w:r>
+            <w:r>
+              <w:br/>
+            </w:r>
+            <w:r>
+              <w:rPr>
+                <w:rStyle w:val="NormalTok"/>
+              </w:rPr>
+              <w:t xml:space="preserve">        </w:t>
+            </w:r>
+            <w:r>
+              <w:rPr>
+                <w:rStyle w:val="AttributeTok"/>
+              </w:rPr>
+              <w:t xml:space="preserve">distribution =</w:t>
+            </w:r>
+            <w:r>
+              <w:rPr>
+                <w:rStyle w:val="NormalTok"/>
+              </w:rPr>
+              <w:t xml:space="preserve"> </w:t>
+            </w:r>
+            <w:r>
+              <w:rPr>
+                <w:rStyle w:val="StringTok"/>
+              </w:rPr>
+              <w:t xml:space="preserve">"posterior"</w:t>
+            </w:r>
+            <w:r>
+              <w:rPr>
+                <w:rStyle w:val="NormalTok"/>
+              </w:rPr>
+              <w:t xml:space="preserve">,</w:t>
+            </w:r>
+            <w:r>
+              <w:br/>
+            </w:r>
+            <w:r>
+              <w:rPr>
+                <w:rStyle w:val="NormalTok"/>
+              </w:rPr>
+              <w:t xml:space="preserve">        </w:t>
+            </w:r>
+            <w:r>
+              <w:rPr>
+                <w:rStyle w:val="AttributeTok"/>
+              </w:rPr>
+              <w:t xml:space="preserve">density =</w:t>
+            </w:r>
+            <w:r>
+              <w:rPr>
+                <w:rStyle w:val="NormalTok"/>
+              </w:rPr>
+              <w:t xml:space="preserve"> stats</w:t>
+            </w:r>
+            <w:r>
+              <w:rPr>
+                <w:rStyle w:val="SpecialCharTok"/>
+              </w:rPr>
+              <w:t xml:space="preserve">::</w:t>
+            </w:r>
+            <w:r>
+              <w:rPr>
+                <w:rStyle w:val="FunctionTok"/>
+              </w:rPr>
+              <w:t xml:space="preserve">dbeta</w:t>
+            </w:r>
+            <w:r>
+              <w:rPr>
+                <w:rStyle w:val="NormalTok"/>
+              </w:rPr>
+              <w:t xml:space="preserve">(</w:t>
+            </w:r>
+            <w:r>
+              <w:br/>
+            </w:r>
+            <w:r>
+              <w:rPr>
+                <w:rStyle w:val="NormalTok"/>
+              </w:rPr>
+              <w:t xml:space="preserve">          prob_grid,</w:t>
+            </w:r>
+            <w:r>
+              <w:br/>
+            </w:r>
+            <w:r>
+              <w:rPr>
+                <w:rStyle w:val="NormalTok"/>
+              </w:rPr>
+              <w:t xml:space="preserve">          post_params[data_set, </w:t>
+            </w:r>
+            <w:r>
+              <w:rPr>
+                <w:rStyle w:val="StringTok"/>
+              </w:rPr>
+              <w:t xml:space="preserve">"a"</w:t>
+            </w:r>
+            <w:r>
+              <w:rPr>
+                <w:rStyle w:val="NormalTok"/>
+              </w:rPr>
+              <w:t xml:space="preserve">],</w:t>
+            </w:r>
+            <w:r>
+              <w:br/>
+            </w:r>
+            <w:r>
+              <w:rPr>
+                <w:rStyle w:val="NormalTok"/>
+              </w:rPr>
+              <w:t xml:space="preserve">          post_params[data_set, </w:t>
+            </w:r>
+            <w:r>
+              <w:rPr>
+                <w:rStyle w:val="StringTok"/>
+              </w:rPr>
+              <w:t xml:space="preserve">"b"</w:t>
+            </w:r>
+            <w:r>
+              <w:rPr>
+                <w:rStyle w:val="NormalTok"/>
+              </w:rPr>
+              <w:t xml:space="preserve">]</w:t>
+            </w:r>
+            <w:r>
+              <w:br/>
+            </w:r>
+            <w:r>
+              <w:rPr>
+                <w:rStyle w:val="NormalTok"/>
+              </w:rPr>
+              <w:t xml:space="preserve">        )</w:t>
+            </w:r>
+            <w:r>
+              <w:br/>
+            </w:r>
+            <w:r>
+              <w:rPr>
+                <w:rStyle w:val="NormalTok"/>
+              </w:rPr>
+              <w:t xml:space="preserve">      )</w:t>
+            </w:r>
+            <w:r>
+              <w:br/>
+            </w:r>
+            <w:r>
+              <w:rPr>
+                <w:rStyle w:val="NormalTok"/>
+              </w:rPr>
+              <w:t xml:space="preserve">    )</w:t>
+            </w:r>
+            <w:r>
+              <w:br/>
+            </w:r>
+            <w:r>
+              <w:rPr>
+                <w:rStyle w:val="NormalTok"/>
+              </w:rPr>
+              <w:t xml:space="preserve">  })</w:t>
+            </w:r>
+            <w:r>
+              <w:br/>
+            </w:r>
+            <w:r>
+              <w:rPr>
+                <w:rStyle w:val="NormalTok"/>
+              </w:rPr>
+              <w:t xml:space="preserve">)</w:t>
+            </w:r>
+            <w:r>
+              <w:br/>
+            </w:r>
+            <w:r>
+              <w:rPr>
+                <w:rStyle w:val="NormalTok"/>
+              </w:rPr>
+              <w:t xml:space="preserve">density_curves</w:t>
+            </w:r>
+            <w:r>
+              <w:rPr>
+                <w:rStyle w:val="SpecialCharTok"/>
+              </w:rPr>
+              <w:t xml:space="preserve">$</w:t>
+            </w:r>
+            <w:r>
+              <w:rPr>
+                <w:rStyle w:val="NormalTok"/>
+              </w:rPr>
+              <w:t xml:space="preserve">data_set </w:t>
+            </w:r>
+            <w:r>
+              <w:rPr>
+                <w:rStyle w:val="OtherTok"/>
+              </w:rPr>
+              <w:t xml:space="preserve">&lt;-</w:t>
+            </w:r>
+            <w:r>
+              <w:rPr>
+                <w:rStyle w:val="NormalTok"/>
+              </w:rPr>
+              <w:t xml:space="preserve"> </w:t>
+            </w:r>
+            <w:r>
+              <w:rPr>
+                <w:rStyle w:val="FunctionTok"/>
+              </w:rPr>
+              <w:t xml:space="preserve">factor</w:t>
+            </w:r>
+            <w:r>
+              <w:rPr>
+                <w:rStyle w:val="NormalTok"/>
+              </w:rPr>
+              <w:t xml:space="preserve">(</w:t>
+            </w:r>
+            <w:r>
+              <w:br/>
+            </w:r>
+            <w:r>
+              <w:rPr>
+                <w:rStyle w:val="NormalTok"/>
+              </w:rPr>
+              <w:t xml:space="preserve">  density_curves</w:t>
+            </w:r>
+            <w:r>
+              <w:rPr>
+                <w:rStyle w:val="SpecialCharTok"/>
+              </w:rPr>
+              <w:t xml:space="preserve">$</w:t>
+            </w:r>
+            <w:r>
+              <w:rPr>
+                <w:rStyle w:val="NormalTok"/>
+              </w:rPr>
+              <w:t xml:space="preserve">data_set,</w:t>
+            </w:r>
+            <w:r>
+              <w:br/>
+            </w:r>
+            <w:r>
+              <w:rPr>
+                <w:rStyle w:val="NormalTok"/>
+              </w:rPr>
               <w:t xml:space="preserve">  </w:t>
             </w:r>
             <w:r>
               <w:rPr>
+                <w:rStyle w:val="AttributeTok"/>
+              </w:rPr>
+              <w:t xml:space="preserve">levels =</w:t>
+            </w:r>
+            <w:r>
+              <w:rPr>
+                <w:rStyle w:val="NormalTok"/>
+              </w:rPr>
+              <w:t xml:space="preserve"> </w:t>
+            </w:r>
+            <w:r>
+              <w:rPr>
                 <w:rStyle w:val="FunctionTok"/>
               </w:rPr>
-              <w:t xml:space="preserve">lapply</w:t>
+              <w:t xml:space="preserve">rownames</w:t>
             </w:r>
             <w:r>
               <w:rPr>
                 <w:rStyle w:val="NormalTok"/>
               </w:rPr>
+              <w:t xml:space="preserve">(post_params)</w:t>
+            </w:r>
+            <w:r>
+              <w:br/>
+            </w:r>
+            <w:r>
+              <w:rPr>
+                <w:rStyle w:val="NormalTok"/>
+              </w:rPr>
+              <w:t xml:space="preserve">)</w:t>
+            </w:r>
+            <w:r>
+              <w:br/>
+            </w:r>
+            <w:r>
+              <w:rPr>
+                <w:rStyle w:val="NormalTok"/>
+              </w:rPr>
+              <w:t xml:space="preserve">density_curves</w:t>
+            </w:r>
+            <w:r>
+              <w:rPr>
+                <w:rStyle w:val="SpecialCharTok"/>
+              </w:rPr>
+              <w:t xml:space="preserve">$</w:t>
+            </w:r>
+            <w:r>
+              <w:rPr>
+                <w:rStyle w:val="NormalTok"/>
+              </w:rPr>
+              <w:t xml:space="preserve">distribution </w:t>
+            </w:r>
+            <w:r>
+              <w:rPr>
+                <w:rStyle w:val="OtherTok"/>
+              </w:rPr>
+              <w:t xml:space="preserve">&lt;-</w:t>
+            </w:r>
+            <w:r>
+              <w:rPr>
+                <w:rStyle w:val="NormalTok"/>
+              </w:rPr>
+              <w:t xml:space="preserve"> </w:t>
+            </w:r>
+            <w:r>
+              <w:rPr>
+                <w:rStyle w:val="FunctionTok"/>
+              </w:rPr>
+              <w:t xml:space="preserve">factor</w:t>
+            </w:r>
+            <w:r>
+              <w:rPr>
+                <w:rStyle w:val="NormalTok"/>
+              </w:rPr>
               <w:t xml:space="preserve">(</w:t>
             </w:r>
             <w:r>
+              <w:br/>
+            </w:r>
+            <w:r>
+              <w:rPr>
+                <w:rStyle w:val="NormalTok"/>
+              </w:rPr>
+              <w:t xml:space="preserve">  density_curves</w:t>
+            </w:r>
+            <w:r>
+              <w:rPr>
+                <w:rStyle w:val="SpecialCharTok"/>
+              </w:rPr>
+              <w:t xml:space="preserve">$</w:t>
+            </w:r>
+            <w:r>
+              <w:rPr>
+                <w:rStyle w:val="NormalTok"/>
+              </w:rPr>
+              <w:t xml:space="preserve">distribution,</w:t>
+            </w:r>
+            <w:r>
+              <w:br/>
+            </w:r>
+            <w:r>
+              <w:rPr>
+                <w:rStyle w:val="NormalTok"/>
+              </w:rPr>
+              <w:t xml:space="preserve">  </w:t>
+            </w:r>
+            <w:r>
+              <w:rPr>
+                <w:rStyle w:val="AttributeTok"/>
+              </w:rPr>
+              <w:t xml:space="preserve">levels =</w:t>
+            </w:r>
+            <w:r>
+              <w:rPr>
+                <w:rStyle w:val="NormalTok"/>
+              </w:rPr>
+              <w:t xml:space="preserve"> </w:t>
+            </w:r>
+            <w:r>
               <w:rPr>
                 <w:rStyle w:val="FunctionTok"/>
               </w:rPr>
-              <w:t xml:space="preserve">rownames</w:t>
+              <w:t xml:space="preserve">c</w:t>
             </w:r>
             <w:r>
               <w:rPr>
                 <w:rStyle w:val="NormalTok"/>
               </w:rPr>
-              <w:t xml:space="preserve">(post_params), \(data_set) {</w:t>
+              <w:t xml:space="preserve">(</w:t>
+            </w:r>
+            <w:r>
+              <w:rPr>
+                <w:rStyle w:val="StringTok"/>
+              </w:rPr>
+              <w:t xml:space="preserve">"prior"</w:t>
+            </w:r>
+            <w:r>
+              <w:rPr>
+                <w:rStyle w:val="NormalTok"/>
+              </w:rPr>
+              <w:t xml:space="preserve">, </w:t>
+            </w:r>
+            <w:r>
+              <w:rPr>
+                <w:rStyle w:val="StringTok"/>
+              </w:rPr>
+              <w:t xml:space="preserve">"posterior"</w:t>
+            </w:r>
+            <w:r>
+              <w:rPr>
+                <w:rStyle w:val="NormalTok"/>
+              </w:rPr>
+              <w:t xml:space="preserve">)</w:t>
             </w:r>
             <w:r>
               <w:br/>
@@ -25337,850 +26015,229 @@
               <w:rPr>
                 <w:rStyle w:val="NormalTok"/>
               </w:rPr>
+              <w:t xml:space="preserve">)</w:t>
+            </w:r>
+            <w:r>
+              <w:br/>
+            </w:r>
+            <w:r>
+              <w:br/>
+            </w:r>
+            <w:r>
+              <w:rPr>
+                <w:rStyle w:val="NormalTok"/>
+              </w:rPr>
+              <w:t xml:space="preserve">ggplot2</w:t>
+            </w:r>
+            <w:r>
+              <w:rPr>
+                <w:rStyle w:val="SpecialCharTok"/>
+              </w:rPr>
+              <w:t xml:space="preserve">::</w:t>
+            </w:r>
+            <w:r>
+              <w:rPr>
+                <w:rStyle w:val="FunctionTok"/>
+              </w:rPr>
+              <w:t xml:space="preserve">ggplot</w:t>
+            </w:r>
+            <w:r>
+              <w:rPr>
+                <w:rStyle w:val="NormalTok"/>
+              </w:rPr>
+              <w:t xml:space="preserve">(</w:t>
+            </w:r>
+            <w:r>
+              <w:br/>
+            </w:r>
+            <w:r>
+              <w:rPr>
+                <w:rStyle w:val="NormalTok"/>
+              </w:rPr>
+              <w:t xml:space="preserve">  density_curves,</w:t>
+            </w:r>
+            <w:r>
+              <w:br/>
+            </w:r>
+            <w:r>
+              <w:rPr>
+                <w:rStyle w:val="NormalTok"/>
+              </w:rPr>
+              <w:t xml:space="preserve">  ggplot2</w:t>
+            </w:r>
+            <w:r>
+              <w:rPr>
+                <w:rStyle w:val="SpecialCharTok"/>
+              </w:rPr>
+              <w:t xml:space="preserve">::</w:t>
+            </w:r>
+            <w:r>
+              <w:rPr>
+                <w:rStyle w:val="FunctionTok"/>
+              </w:rPr>
+              <w:t xml:space="preserve">aes</w:t>
+            </w:r>
+            <w:r>
+              <w:rPr>
+                <w:rStyle w:val="NormalTok"/>
+              </w:rPr>
+              <w:t xml:space="preserve">(prob, density, </w:t>
+            </w:r>
+            <w:r>
+              <w:rPr>
+                <w:rStyle w:val="AttributeTok"/>
+              </w:rPr>
+              <w:t xml:space="preserve">colour =</w:t>
+            </w:r>
+            <w:r>
+              <w:rPr>
+                <w:rStyle w:val="NormalTok"/>
+              </w:rPr>
+              <w:t xml:space="preserve"> distribution, </w:t>
+            </w:r>
+            <w:r>
+              <w:rPr>
+                <w:rStyle w:val="AttributeTok"/>
+              </w:rPr>
+              <w:t xml:space="preserve">linetype =</w:t>
+            </w:r>
+            <w:r>
+              <w:rPr>
+                <w:rStyle w:val="NormalTok"/>
+              </w:rPr>
+              <w:t xml:space="preserve"> distribution)</w:t>
+            </w:r>
+            <w:r>
+              <w:br/>
+            </w:r>
+            <w:r>
+              <w:rPr>
+                <w:rStyle w:val="NormalTok"/>
+              </w:rPr>
+              <w:t xml:space="preserve">) </w:t>
+            </w:r>
+            <w:r>
+              <w:rPr>
+                <w:rStyle w:val="SpecialCharTok"/>
+              </w:rPr>
+              <w:t xml:space="preserve">+</w:t>
+            </w:r>
+            <w:r>
+              <w:br/>
+            </w:r>
+            <w:r>
+              <w:rPr>
+                <w:rStyle w:val="NormalTok"/>
+              </w:rPr>
+              <w:t xml:space="preserve">  ggplot2</w:t>
+            </w:r>
+            <w:r>
+              <w:rPr>
+                <w:rStyle w:val="SpecialCharTok"/>
+              </w:rPr>
+              <w:t xml:space="preserve">::</w:t>
+            </w:r>
+            <w:r>
+              <w:rPr>
+                <w:rStyle w:val="FunctionTok"/>
+              </w:rPr>
+              <w:t xml:space="preserve">geom_line</w:t>
+            </w:r>
+            <w:r>
+              <w:rPr>
+                <w:rStyle w:val="NormalTok"/>
+              </w:rPr>
+              <w:t xml:space="preserve">(</w:t>
+            </w:r>
+            <w:r>
+              <w:rPr>
+                <w:rStyle w:val="AttributeTok"/>
+              </w:rPr>
+              <w:t xml:space="preserve">linewidth =</w:t>
+            </w:r>
+            <w:r>
+              <w:rPr>
+                <w:rStyle w:val="NormalTok"/>
+              </w:rPr>
+              <w:t xml:space="preserve"> </w:t>
+            </w:r>
+            <w:r>
+              <w:rPr>
+                <w:rStyle w:val="FloatTok"/>
+              </w:rPr>
+              <w:t xml:space="preserve">0.8</w:t>
+            </w:r>
+            <w:r>
+              <w:rPr>
+                <w:rStyle w:val="NormalTok"/>
+              </w:rPr>
+              <w:t xml:space="preserve">) </w:t>
+            </w:r>
+            <w:r>
+              <w:rPr>
+                <w:rStyle w:val="SpecialCharTok"/>
+              </w:rPr>
+              <w:t xml:space="preserve">+</w:t>
+            </w:r>
+            <w:r>
+              <w:br/>
+            </w:r>
+            <w:r>
+              <w:rPr>
+                <w:rStyle w:val="NormalTok"/>
+              </w:rPr>
+              <w:t xml:space="preserve">  ggplot2</w:t>
+            </w:r>
+            <w:r>
+              <w:rPr>
+                <w:rStyle w:val="SpecialCharTok"/>
+              </w:rPr>
+              <w:t xml:space="preserve">::</w:t>
+            </w:r>
+            <w:r>
+              <w:rPr>
+                <w:rStyle w:val="FunctionTok"/>
+              </w:rPr>
+              <w:t xml:space="preserve">geom_vline</w:t>
+            </w:r>
+            <w:r>
+              <w:rPr>
+                <w:rStyle w:val="NormalTok"/>
+              </w:rPr>
+              <w:t xml:space="preserve">(</w:t>
+            </w:r>
+            <w:r>
+              <w:br/>
+            </w:r>
+            <w:r>
+              <w:rPr>
+                <w:rStyle w:val="NormalTok"/>
+              </w:rPr>
               <w:t xml:space="preserve">    </w:t>
             </w:r>
             <w:r>
               <w:rPr>
+                <w:rStyle w:val="AttributeTok"/>
+              </w:rPr>
+              <w:t xml:space="preserve">data =</w:t>
+            </w:r>
+            <w:r>
+              <w:rPr>
+                <w:rStyle w:val="NormalTok"/>
+              </w:rPr>
+              <w:t xml:space="preserve"> tibble</w:t>
+            </w:r>
+            <w:r>
+              <w:rPr>
+                <w:rStyle w:val="SpecialCharTok"/>
+              </w:rPr>
+              <w:t xml:space="preserve">::</w:t>
+            </w:r>
+            <w:r>
+              <w:rPr>
                 <w:rStyle w:val="FunctionTok"/>
               </w:rPr>
-              <w:t xml:space="preserve">rbind</w:t>
-            </w:r>
-            <w:r>
-              <w:rPr>
-                <w:rStyle w:val="NormalTok"/>
-              </w:rPr>
-              <w:t xml:space="preserve">(</w:t>
-            </w:r>
-            <w:r>
-              <w:br/>
-            </w:r>
-            <w:r>
-              <w:rPr>
-                <w:rStyle w:val="NormalTok"/>
-              </w:rPr>
-              <w:t xml:space="preserve">      </w:t>
-            </w:r>
-            <w:r>
-              <w:rPr>
-                <w:rStyle w:val="FunctionTok"/>
-              </w:rPr>
-              <w:t xml:space="preserve">data.frame</w:t>
-            </w:r>
-            <w:r>
-              <w:rPr>
-                <w:rStyle w:val="NormalTok"/>
-              </w:rPr>
-              <w:t xml:space="preserve">(</w:t>
-            </w:r>
-            <w:r>
-              <w:br/>
-            </w:r>
-            <w:r>
-              <w:rPr>
-                <w:rStyle w:val="NormalTok"/>
-              </w:rPr>
-              <w:t xml:space="preserve">        </w:t>
-            </w:r>
-            <w:r>
-              <w:rPr>
-                <w:rStyle w:val="AttributeTok"/>
-              </w:rPr>
-              <w:t xml:space="preserve">data_set =</w:t>
-            </w:r>
-            <w:r>
-              <w:rPr>
-                <w:rStyle w:val="NormalTok"/>
-              </w:rPr>
-              <w:t xml:space="preserve"> data_set,</w:t>
-            </w:r>
-            <w:r>
-              <w:br/>
-            </w:r>
-            <w:r>
-              <w:rPr>
-                <w:rStyle w:val="NormalTok"/>
-              </w:rPr>
-              <w:t xml:space="preserve">        </w:t>
-            </w:r>
-            <w:r>
-              <w:rPr>
-                <w:rStyle w:val="AttributeTok"/>
-              </w:rPr>
-              <w:t xml:space="preserve">prob =</w:t>
-            </w:r>
-            <w:r>
-              <w:rPr>
-                <w:rStyle w:val="NormalTok"/>
-              </w:rPr>
-              <w:t xml:space="preserve"> prob_grid,</w:t>
-            </w:r>
-            <w:r>
-              <w:br/>
-            </w:r>
-            <w:r>
-              <w:rPr>
-                <w:rStyle w:val="NormalTok"/>
-              </w:rPr>
-              <w:t xml:space="preserve">        </w:t>
-            </w:r>
-            <w:r>
-              <w:rPr>
-                <w:rStyle w:val="AttributeTok"/>
-              </w:rPr>
-              <w:t xml:space="preserve">distribution =</w:t>
-            </w:r>
-            <w:r>
-              <w:rPr>
-                <w:rStyle w:val="NormalTok"/>
-              </w:rPr>
-              <w:t xml:space="preserve"> </w:t>
-            </w:r>
-            <w:r>
-              <w:rPr>
-                <w:rStyle w:val="StringTok"/>
-              </w:rPr>
-              <w:t xml:space="preserve">"prior"</w:t>
-            </w:r>
-            <w:r>
-              <w:rPr>
-                <w:rStyle w:val="NormalTok"/>
-              </w:rPr>
-              <w:t xml:space="preserve">,</w:t>
-            </w:r>
-            <w:r>
-              <w:br/>
-            </w:r>
-            <w:r>
-              <w:rPr>
-                <w:rStyle w:val="NormalTok"/>
-              </w:rPr>
-              <w:t xml:space="preserve">        </w:t>
-            </w:r>
-            <w:r>
-              <w:rPr>
-                <w:rStyle w:val="AttributeTok"/>
-              </w:rPr>
-              <w:t xml:space="preserve">density =</w:t>
-            </w:r>
-            <w:r>
-              <w:rPr>
-                <w:rStyle w:val="NormalTok"/>
-              </w:rPr>
-              <w:t xml:space="preserve"> stats</w:t>
-            </w:r>
-            <w:r>
-              <w:rPr>
-                <w:rStyle w:val="SpecialCharTok"/>
-              </w:rPr>
-              <w:t xml:space="preserve">::</w:t>
-            </w:r>
-            <w:r>
-              <w:rPr>
-                <w:rStyle w:val="FunctionTok"/>
-              </w:rPr>
-              <w:t xml:space="preserve">dbeta</w:t>
-            </w:r>
-            <w:r>
-              <w:rPr>
-                <w:rStyle w:val="NormalTok"/>
-              </w:rPr>
-              <w:t xml:space="preserve">(prob_grid, prior_a, prior_b)</w:t>
-            </w:r>
-            <w:r>
-              <w:br/>
-            </w:r>
-            <w:r>
-              <w:rPr>
-                <w:rStyle w:val="NormalTok"/>
-              </w:rPr>
-              <w:t xml:space="preserve">      ),</w:t>
-            </w:r>
-            <w:r>
-              <w:br/>
-            </w:r>
-            <w:r>
-              <w:rPr>
-                <w:rStyle w:val="NormalTok"/>
-              </w:rPr>
-              <w:t xml:space="preserve">      </w:t>
-            </w:r>
-            <w:r>
-              <w:rPr>
-                <w:rStyle w:val="FunctionTok"/>
-              </w:rPr>
-              <w:t xml:space="preserve">data.frame</w:t>
-            </w:r>
-            <w:r>
-              <w:rPr>
-                <w:rStyle w:val="NormalTok"/>
-              </w:rPr>
-              <w:t xml:space="preserve">(</w:t>
-            </w:r>
-            <w:r>
-              <w:br/>
-            </w:r>
-            <w:r>
-              <w:rPr>
-                <w:rStyle w:val="NormalTok"/>
-              </w:rPr>
-              <w:t xml:space="preserve">        </w:t>
-            </w:r>
-            <w:r>
-              <w:rPr>
-                <w:rStyle w:val="AttributeTok"/>
-              </w:rPr>
-              <w:t xml:space="preserve">data_set =</w:t>
-            </w:r>
-            <w:r>
-              <w:rPr>
-                <w:rStyle w:val="NormalTok"/>
-              </w:rPr>
-              <w:t xml:space="preserve"> data_set,</w:t>
-            </w:r>
-            <w:r>
-              <w:br/>
-            </w:r>
-            <w:r>
-              <w:rPr>
-                <w:rStyle w:val="NormalTok"/>
-              </w:rPr>
-              <w:t xml:space="preserve">        </w:t>
-            </w:r>
-            <w:r>
-              <w:rPr>
-                <w:rStyle w:val="AttributeTok"/>
-              </w:rPr>
-              <w:t xml:space="preserve">prob =</w:t>
-            </w:r>
-            <w:r>
-              <w:rPr>
-                <w:rStyle w:val="NormalTok"/>
-              </w:rPr>
-              <w:t xml:space="preserve"> prob_grid,</w:t>
-            </w:r>
-            <w:r>
-              <w:br/>
-            </w:r>
-            <w:r>
-              <w:rPr>
-                <w:rStyle w:val="NormalTok"/>
-              </w:rPr>
-              <w:t xml:space="preserve">        </w:t>
-            </w:r>
-            <w:r>
-              <w:rPr>
-                <w:rStyle w:val="AttributeTok"/>
-              </w:rPr>
-              <w:t xml:space="preserve">distribution =</w:t>
-            </w:r>
-            <w:r>
-              <w:rPr>
-                <w:rStyle w:val="NormalTok"/>
-              </w:rPr>
-              <w:t xml:space="preserve"> </w:t>
-            </w:r>
-            <w:r>
-              <w:rPr>
-                <w:rStyle w:val="StringTok"/>
-              </w:rPr>
-              <w:t xml:space="preserve">"posterior"</w:t>
-            </w:r>
-            <w:r>
-              <w:rPr>
-                <w:rStyle w:val="NormalTok"/>
-              </w:rPr>
-              <w:t xml:space="preserve">,</w:t>
-            </w:r>
-            <w:r>
-              <w:br/>
-            </w:r>
-            <w:r>
-              <w:rPr>
-                <w:rStyle w:val="NormalTok"/>
-              </w:rPr>
-              <w:t xml:space="preserve">        </w:t>
-            </w:r>
-            <w:r>
-              <w:rPr>
-                <w:rStyle w:val="AttributeTok"/>
-              </w:rPr>
-              <w:t xml:space="preserve">density =</w:t>
-            </w:r>
-            <w:r>
-              <w:rPr>
-                <w:rStyle w:val="NormalTok"/>
-              </w:rPr>
-              <w:t xml:space="preserve"> stats</w:t>
-            </w:r>
-            <w:r>
-              <w:rPr>
-                <w:rStyle w:val="SpecialCharTok"/>
-              </w:rPr>
-              <w:t xml:space="preserve">::</w:t>
-            </w:r>
-            <w:r>
-              <w:rPr>
-                <w:rStyle w:val="FunctionTok"/>
-              </w:rPr>
-              <w:t xml:space="preserve">dbeta</w:t>
-            </w:r>
-            <w:r>
-              <w:rPr>
-                <w:rStyle w:val="NormalTok"/>
-              </w:rPr>
-              <w:t xml:space="preserve">(</w:t>
-            </w:r>
-            <w:r>
-              <w:br/>
-            </w:r>
-            <w:r>
-              <w:rPr>
-                <w:rStyle w:val="NormalTok"/>
-              </w:rPr>
-              <w:t xml:space="preserve">          prob_grid,</w:t>
-            </w:r>
-            <w:r>
-              <w:br/>
-            </w:r>
-            <w:r>
-              <w:rPr>
-                <w:rStyle w:val="NormalTok"/>
-              </w:rPr>
-              <w:t xml:space="preserve">          post_params[data_set, </w:t>
-            </w:r>
-            <w:r>
-              <w:rPr>
-                <w:rStyle w:val="StringTok"/>
-              </w:rPr>
-              <w:t xml:space="preserve">"a"</w:t>
-            </w:r>
-            <w:r>
-              <w:rPr>
-                <w:rStyle w:val="NormalTok"/>
-              </w:rPr>
-              <w:t xml:space="preserve">],</w:t>
-            </w:r>
-            <w:r>
-              <w:br/>
-            </w:r>
-            <w:r>
-              <w:rPr>
-                <w:rStyle w:val="NormalTok"/>
-              </w:rPr>
-              <w:t xml:space="preserve">          post_params[data_set, </w:t>
-            </w:r>
-            <w:r>
-              <w:rPr>
-                <w:rStyle w:val="StringTok"/>
-              </w:rPr>
-              <w:t xml:space="preserve">"b"</w:t>
-            </w:r>
-            <w:r>
-              <w:rPr>
-                <w:rStyle w:val="NormalTok"/>
-              </w:rPr>
-              <w:t xml:space="preserve">]</w:t>
-            </w:r>
-            <w:r>
-              <w:br/>
-            </w:r>
-            <w:r>
-              <w:rPr>
-                <w:rStyle w:val="NormalTok"/>
-              </w:rPr>
-              <w:t xml:space="preserve">        )</w:t>
-            </w:r>
-            <w:r>
-              <w:br/>
-            </w:r>
-            <w:r>
-              <w:rPr>
-                <w:rStyle w:val="NormalTok"/>
-              </w:rPr>
-              <w:t xml:space="preserve">      )</w:t>
-            </w:r>
-            <w:r>
-              <w:br/>
-            </w:r>
-            <w:r>
-              <w:rPr>
-                <w:rStyle w:val="NormalTok"/>
-              </w:rPr>
-              <w:t xml:space="preserve">    )</w:t>
-            </w:r>
-            <w:r>
-              <w:br/>
-            </w:r>
-            <w:r>
-              <w:rPr>
-                <w:rStyle w:val="NormalTok"/>
-              </w:rPr>
-              <w:t xml:space="preserve">  })</w:t>
-            </w:r>
-            <w:r>
-              <w:br/>
-            </w:r>
-            <w:r>
-              <w:rPr>
-                <w:rStyle w:val="NormalTok"/>
-              </w:rPr>
-              <w:t xml:space="preserve">)</w:t>
-            </w:r>
-            <w:r>
-              <w:br/>
-            </w:r>
-            <w:r>
-              <w:rPr>
-                <w:rStyle w:val="NormalTok"/>
-              </w:rPr>
-              <w:t xml:space="preserve">density_curves</w:t>
-            </w:r>
-            <w:r>
-              <w:rPr>
-                <w:rStyle w:val="SpecialCharTok"/>
-              </w:rPr>
-              <w:t xml:space="preserve">$</w:t>
-            </w:r>
-            <w:r>
-              <w:rPr>
-                <w:rStyle w:val="NormalTok"/>
-              </w:rPr>
-              <w:t xml:space="preserve">data_set </w:t>
-            </w:r>
-            <w:r>
-              <w:rPr>
-                <w:rStyle w:val="OtherTok"/>
-              </w:rPr>
-              <w:t xml:space="preserve">&lt;-</w:t>
-            </w:r>
-            <w:r>
-              <w:rPr>
-                <w:rStyle w:val="NormalTok"/>
-              </w:rPr>
-              <w:t xml:space="preserve"> </w:t>
-            </w:r>
-            <w:r>
-              <w:rPr>
-                <w:rStyle w:val="FunctionTok"/>
-              </w:rPr>
-              <w:t xml:space="preserve">factor</w:t>
-            </w:r>
-            <w:r>
-              <w:rPr>
-                <w:rStyle w:val="NormalTok"/>
-              </w:rPr>
-              <w:t xml:space="preserve">(</w:t>
-            </w:r>
-            <w:r>
-              <w:br/>
-            </w:r>
-            <w:r>
-              <w:rPr>
-                <w:rStyle w:val="NormalTok"/>
-              </w:rPr>
-              <w:t xml:space="preserve">  density_curves</w:t>
-            </w:r>
-            <w:r>
-              <w:rPr>
-                <w:rStyle w:val="SpecialCharTok"/>
-              </w:rPr>
-              <w:t xml:space="preserve">$</w:t>
-            </w:r>
-            <w:r>
-              <w:rPr>
-                <w:rStyle w:val="NormalTok"/>
-              </w:rPr>
-              <w:t xml:space="preserve">data_set,</w:t>
-            </w:r>
-            <w:r>
-              <w:br/>
-            </w:r>
-            <w:r>
-              <w:rPr>
-                <w:rStyle w:val="NormalTok"/>
-              </w:rPr>
-              <w:t xml:space="preserve">  </w:t>
-            </w:r>
-            <w:r>
-              <w:rPr>
-                <w:rStyle w:val="AttributeTok"/>
-              </w:rPr>
-              <w:t xml:space="preserve">levels =</w:t>
-            </w:r>
-            <w:r>
-              <w:rPr>
-                <w:rStyle w:val="NormalTok"/>
-              </w:rPr>
-              <w:t xml:space="preserve"> </w:t>
-            </w:r>
-            <w:r>
-              <w:rPr>
-                <w:rStyle w:val="FunctionTok"/>
-              </w:rPr>
-              <w:t xml:space="preserve">rownames</w:t>
-            </w:r>
-            <w:r>
-              <w:rPr>
-                <w:rStyle w:val="NormalTok"/>
-              </w:rPr>
-              <w:t xml:space="preserve">(post_params)</w:t>
-            </w:r>
-            <w:r>
-              <w:br/>
-            </w:r>
-            <w:r>
-              <w:rPr>
-                <w:rStyle w:val="NormalTok"/>
-              </w:rPr>
-              <w:t xml:space="preserve">)</w:t>
-            </w:r>
-            <w:r>
-              <w:br/>
-            </w:r>
-            <w:r>
-              <w:rPr>
-                <w:rStyle w:val="NormalTok"/>
-              </w:rPr>
-              <w:t xml:space="preserve">density_curves</w:t>
-            </w:r>
-            <w:r>
-              <w:rPr>
-                <w:rStyle w:val="SpecialCharTok"/>
-              </w:rPr>
-              <w:t xml:space="preserve">$</w:t>
-            </w:r>
-            <w:r>
-              <w:rPr>
-                <w:rStyle w:val="NormalTok"/>
-              </w:rPr>
-              <w:t xml:space="preserve">distribution </w:t>
-            </w:r>
-            <w:r>
-              <w:rPr>
-                <w:rStyle w:val="OtherTok"/>
-              </w:rPr>
-              <w:t xml:space="preserve">&lt;-</w:t>
-            </w:r>
-            <w:r>
-              <w:rPr>
-                <w:rStyle w:val="NormalTok"/>
-              </w:rPr>
-              <w:t xml:space="preserve"> </w:t>
-            </w:r>
-            <w:r>
-              <w:rPr>
-                <w:rStyle w:val="FunctionTok"/>
-              </w:rPr>
-              <w:t xml:space="preserve">factor</w:t>
-            </w:r>
-            <w:r>
-              <w:rPr>
-                <w:rStyle w:val="NormalTok"/>
-              </w:rPr>
-              <w:t xml:space="preserve">(</w:t>
-            </w:r>
-            <w:r>
-              <w:br/>
-            </w:r>
-            <w:r>
-              <w:rPr>
-                <w:rStyle w:val="NormalTok"/>
-              </w:rPr>
-              <w:t xml:space="preserve">  density_curves</w:t>
-            </w:r>
-            <w:r>
-              <w:rPr>
-                <w:rStyle w:val="SpecialCharTok"/>
-              </w:rPr>
-              <w:t xml:space="preserve">$</w:t>
-            </w:r>
-            <w:r>
-              <w:rPr>
-                <w:rStyle w:val="NormalTok"/>
-              </w:rPr>
-              <w:t xml:space="preserve">distribution,</w:t>
-            </w:r>
-            <w:r>
-              <w:br/>
-            </w:r>
-            <w:r>
-              <w:rPr>
-                <w:rStyle w:val="NormalTok"/>
-              </w:rPr>
-              <w:t xml:space="preserve">  </w:t>
-            </w:r>
-            <w:r>
-              <w:rPr>
-                <w:rStyle w:val="AttributeTok"/>
-              </w:rPr>
-              <w:t xml:space="preserve">levels =</w:t>
-            </w:r>
-            <w:r>
-              <w:rPr>
-                <w:rStyle w:val="NormalTok"/>
-              </w:rPr>
-              <w:t xml:space="preserve"> </w:t>
-            </w:r>
-            <w:r>
-              <w:rPr>
-                <w:rStyle w:val="FunctionTok"/>
-              </w:rPr>
-              <w:t xml:space="preserve">c</w:t>
-            </w:r>
-            <w:r>
-              <w:rPr>
-                <w:rStyle w:val="NormalTok"/>
-              </w:rPr>
-              <w:t xml:space="preserve">(</w:t>
-            </w:r>
-            <w:r>
-              <w:rPr>
-                <w:rStyle w:val="StringTok"/>
-              </w:rPr>
-              <w:t xml:space="preserve">"prior"</w:t>
-            </w:r>
-            <w:r>
-              <w:rPr>
-                <w:rStyle w:val="NormalTok"/>
-              </w:rPr>
-              <w:t xml:space="preserve">, </w:t>
-            </w:r>
-            <w:r>
-              <w:rPr>
-                <w:rStyle w:val="StringTok"/>
-              </w:rPr>
-              <w:t xml:space="preserve">"posterior"</w:t>
-            </w:r>
-            <w:r>
-              <w:rPr>
-                <w:rStyle w:val="NormalTok"/>
-              </w:rPr>
-              <w:t xml:space="preserve">)</w:t>
-            </w:r>
-            <w:r>
-              <w:br/>
-            </w:r>
-            <w:r>
-              <w:rPr>
-                <w:rStyle w:val="NormalTok"/>
-              </w:rPr>
-              <w:t xml:space="preserve">)</w:t>
-            </w:r>
-            <w:r>
-              <w:br/>
-            </w:r>
-            <w:r>
-              <w:br/>
-            </w:r>
-            <w:r>
-              <w:rPr>
-                <w:rStyle w:val="NormalTok"/>
-              </w:rPr>
-              <w:t xml:space="preserve">ggplot2</w:t>
-            </w:r>
-            <w:r>
-              <w:rPr>
-                <w:rStyle w:val="SpecialCharTok"/>
-              </w:rPr>
-              <w:t xml:space="preserve">::</w:t>
-            </w:r>
-            <w:r>
-              <w:rPr>
-                <w:rStyle w:val="FunctionTok"/>
-              </w:rPr>
-              <w:t xml:space="preserve">ggplot</w:t>
-            </w:r>
-            <w:r>
-              <w:rPr>
-                <w:rStyle w:val="NormalTok"/>
-              </w:rPr>
-              <w:t xml:space="preserve">(</w:t>
-            </w:r>
-            <w:r>
-              <w:br/>
-            </w:r>
-            <w:r>
-              <w:rPr>
-                <w:rStyle w:val="NormalTok"/>
-              </w:rPr>
-              <w:t xml:space="preserve">  density_curves,</w:t>
-            </w:r>
-            <w:r>
-              <w:br/>
-            </w:r>
-            <w:r>
-              <w:rPr>
-                <w:rStyle w:val="NormalTok"/>
-              </w:rPr>
-              <w:t xml:space="preserve">  ggplot2</w:t>
-            </w:r>
-            <w:r>
-              <w:rPr>
-                <w:rStyle w:val="SpecialCharTok"/>
-              </w:rPr>
-              <w:t xml:space="preserve">::</w:t>
-            </w:r>
-            <w:r>
-              <w:rPr>
-                <w:rStyle w:val="FunctionTok"/>
-              </w:rPr>
-              <w:t xml:space="preserve">aes</w:t>
-            </w:r>
-            <w:r>
-              <w:rPr>
-                <w:rStyle w:val="NormalTok"/>
-              </w:rPr>
-              <w:t xml:space="preserve">(prob, density, </w:t>
-            </w:r>
-            <w:r>
-              <w:rPr>
-                <w:rStyle w:val="AttributeTok"/>
-              </w:rPr>
-              <w:t xml:space="preserve">colour =</w:t>
-            </w:r>
-            <w:r>
-              <w:rPr>
-                <w:rStyle w:val="NormalTok"/>
-              </w:rPr>
-              <w:t xml:space="preserve"> distribution, </w:t>
-            </w:r>
-            <w:r>
-              <w:rPr>
-                <w:rStyle w:val="AttributeTok"/>
-              </w:rPr>
-              <w:t xml:space="preserve">linetype =</w:t>
-            </w:r>
-            <w:r>
-              <w:rPr>
-                <w:rStyle w:val="NormalTok"/>
-              </w:rPr>
-              <w:t xml:space="preserve"> distribution)</w:t>
-            </w:r>
-            <w:r>
-              <w:br/>
-            </w:r>
-            <w:r>
-              <w:rPr>
-                <w:rStyle w:val="NormalTok"/>
-              </w:rPr>
-              <w:t xml:space="preserve">) </w:t>
-            </w:r>
-            <w:r>
-              <w:rPr>
-                <w:rStyle w:val="SpecialCharTok"/>
-              </w:rPr>
-              <w:t xml:space="preserve">+</w:t>
-            </w:r>
-            <w:r>
-              <w:br/>
-            </w:r>
-            <w:r>
-              <w:rPr>
-                <w:rStyle w:val="NormalTok"/>
-              </w:rPr>
-              <w:t xml:space="preserve">  ggplot2</w:t>
-            </w:r>
-            <w:r>
-              <w:rPr>
-                <w:rStyle w:val="SpecialCharTok"/>
-              </w:rPr>
-              <w:t xml:space="preserve">::</w:t>
-            </w:r>
-            <w:r>
-              <w:rPr>
-                <w:rStyle w:val="FunctionTok"/>
-              </w:rPr>
-              <w:t xml:space="preserve">geom_line</w:t>
-            </w:r>
-            <w:r>
-              <w:rPr>
-                <w:rStyle w:val="NormalTok"/>
-              </w:rPr>
-              <w:t xml:space="preserve">(</w:t>
-            </w:r>
-            <w:r>
-              <w:rPr>
-                <w:rStyle w:val="AttributeTok"/>
-              </w:rPr>
-              <w:t xml:space="preserve">linewidth =</w:t>
-            </w:r>
-            <w:r>
-              <w:rPr>
-                <w:rStyle w:val="NormalTok"/>
-              </w:rPr>
-              <w:t xml:space="preserve"> </w:t>
-            </w:r>
-            <w:r>
-              <w:rPr>
-                <w:rStyle w:val="FloatTok"/>
-              </w:rPr>
-              <w:t xml:space="preserve">0.8</w:t>
-            </w:r>
-            <w:r>
-              <w:rPr>
-                <w:rStyle w:val="NormalTok"/>
-              </w:rPr>
-              <w:t xml:space="preserve">) </w:t>
-            </w:r>
-            <w:r>
-              <w:rPr>
-                <w:rStyle w:val="SpecialCharTok"/>
-              </w:rPr>
-              <w:t xml:space="preserve">+</w:t>
-            </w:r>
-            <w:r>
-              <w:br/>
-            </w:r>
-            <w:r>
-              <w:rPr>
-                <w:rStyle w:val="NormalTok"/>
-              </w:rPr>
-              <w:t xml:space="preserve">  ggplot2</w:t>
-            </w:r>
-            <w:r>
-              <w:rPr>
-                <w:rStyle w:val="SpecialCharTok"/>
-              </w:rPr>
-              <w:t xml:space="preserve">::</w:t>
-            </w:r>
-            <w:r>
-              <w:rPr>
-                <w:rStyle w:val="FunctionTok"/>
-              </w:rPr>
-              <w:t xml:space="preserve">geom_vline</w:t>
-            </w:r>
-            <w:r>
-              <w:rPr>
-                <w:rStyle w:val="NormalTok"/>
-              </w:rPr>
-              <w:t xml:space="preserve">(</w:t>
-            </w:r>
-            <w:r>
-              <w:br/>
-            </w:r>
-            <w:r>
-              <w:rPr>
-                <w:rStyle w:val="NormalTok"/>
-              </w:rPr>
-              <w:t xml:space="preserve">    </w:t>
-            </w:r>
-            <w:r>
-              <w:rPr>
-                <w:rStyle w:val="AttributeTok"/>
-              </w:rPr>
-              <w:t xml:space="preserve">data =</w:t>
-            </w:r>
-            <w:r>
-              <w:rPr>
-                <w:rStyle w:val="NormalTok"/>
-              </w:rPr>
-              <w:t xml:space="preserve"> </w:t>
-            </w:r>
-            <w:r>
-              <w:rPr>
-                <w:rStyle w:val="FunctionTok"/>
-              </w:rPr>
-              <w:t xml:space="preserve">data.frame</w:t>
+              <w:t xml:space="preserve">tibble</w:t>
             </w:r>
             <w:r>
               <w:rPr>
@@ -26585,18 +26642,18 @@
                 <wp:inline>
                   <wp:extent cx="4620126" cy="3696101"/>
                   <wp:effectExtent b="0" l="0" r="0" t="0"/>
-                  <wp:docPr descr="" title="" id="72" name="Picture"/>
+                  <wp:docPr descr="" title="" id="73" name="Picture"/>
                   <a:graphic>
                     <a:graphicData uri="http://schemas.openxmlformats.org/drawingml/2006/picture">
                       <pic:pic>
                         <pic:nvPicPr>
-                          <pic:cNvPr descr="bayesian-inference_files/figure-docx/prior-posterior-plot-1.png" id="73" name="Picture"/>
+                          <pic:cNvPr descr="bayesian-inference_files/figure-docx/prior-posterior-plot-1.png" id="74" name="Picture"/>
                           <pic:cNvPicPr>
                             <a:picLocks noChangeArrowheads="1" noChangeAspect="1"/>
                           </pic:cNvPicPr>
                         </pic:nvPicPr>
                         <pic:blipFill>
-                          <a:blip r:embed="rId71"/>
+                          <a:blip r:embed="rId72"/>
                           <a:stretch>
                             <a:fillRect/>
                           </a:stretch>
@@ -27289,18 +27346,18 @@
                 <wp:inline>
                   <wp:extent cx="5334000" cy="2333625"/>
                   <wp:effectExtent b="0" l="0" r="0" t="0"/>
-                  <wp:docPr descr="" title="" id="75" name="Picture"/>
+                  <wp:docPr descr="" title="" id="76" name="Picture"/>
                   <a:graphic>
                     <a:graphicData uri="http://schemas.openxmlformats.org/drawingml/2006/picture">
                       <pic:pic>
                         <pic:nvPicPr>
-                          <pic:cNvPr descr="bayesian-inference_files/figure-docx/prior-posterior-plot-py-1.png" id="76" name="Picture"/>
+                          <pic:cNvPr descr="bayesian-inference_files/figure-docx/prior-posterior-plot-py-1.png" id="77" name="Picture"/>
                           <pic:cNvPicPr>
                             <a:picLocks noChangeArrowheads="1" noChangeAspect="1"/>
                           </pic:cNvPicPr>
                         </pic:nvPicPr>
                         <pic:blipFill>
-                          <a:blip r:embed="rId74"/>
+                          <a:blip r:embed="rId75"/>
                           <a:stretch>
                             <a:fillRect/>
                           </a:stretch>
@@ -27481,7 +27538,7 @@
               <w:t xml:space="preserve">is unknown.</w:t>
             </w:r>
           </w:p>
-          <w:bookmarkEnd w:id="77"/>
+          <w:bookmarkEnd w:id="78"/>
         </w:tc>
       </w:tr>
     </w:tbl>
@@ -27759,9 +27816,9 @@
         <w:t xml:space="preserve">is the narrower of the two.</w:t>
       </w:r>
     </w:p>
-    <w:bookmarkEnd w:id="78"/>
     <w:bookmarkEnd w:id="79"/>
-    <w:bookmarkStart w:id="91" w:name="sec-bayes-informativeness"/>
+    <w:bookmarkEnd w:id="80"/>
+    <w:bookmarkStart w:id="92" w:name="sec-bayes-informativeness"/>
     <w:p>
       <w:pPr>
         <w:pStyle w:val="Heading3"/>
@@ -27795,7 +27852,7 @@
         <w:t xml:space="preserve">.</w:t>
       </w:r>
     </w:p>
-    <w:bookmarkStart w:id="80" w:name="def-informative-prior"/>
+    <w:bookmarkStart w:id="81" w:name="def-informative-prior"/>
     <w:p>
       <w:pPr>
         <w:pStyle w:val="BodyText"/>
@@ -27859,8 +27916,8 @@
         <w:t xml:space="preserve">such as previous studies, biological limits, or expert judgment.</w:t>
       </w:r>
     </w:p>
-    <w:bookmarkEnd w:id="80"/>
-    <w:bookmarkStart w:id="81" w:name="rem-informative-prior-pull"/>
+    <w:bookmarkEnd w:id="81"/>
+    <w:bookmarkStart w:id="82" w:name="rem-informative-prior-pull"/>
     <w:p>
       <w:pPr>
         <w:pStyle w:val="BodyText"/>
@@ -27885,8 +27942,8 @@
         <w:t xml:space="preserve">most strongly when the data are sparse.</w:t>
       </w:r>
     </w:p>
-    <w:bookmarkEnd w:id="81"/>
-    <w:bookmarkStart w:id="82" w:name="def-weakly-informative-prior"/>
+    <w:bookmarkEnd w:id="82"/>
+    <w:bookmarkStart w:id="83" w:name="def-weakly-informative-prior"/>
     <w:p>
       <w:pPr>
         <w:pStyle w:val="BodyText"/>
@@ -27961,8 +28018,8 @@
         <w:t xml:space="preserve">across the range of scientifically plausible values.</w:t>
       </w:r>
     </w:p>
-    <w:bookmarkEnd w:id="82"/>
-    <w:bookmarkStart w:id="83" w:name="def-flat-prior"/>
+    <w:bookmarkEnd w:id="83"/>
+    <w:bookmarkStart w:id="84" w:name="def-flat-prior"/>
     <w:p>
       <w:pPr>
         <w:pStyle w:val="BodyText"/>
@@ -28119,8 +28176,8 @@
         <w:t xml:space="preserve">.</w:t>
       </w:r>
     </w:p>
-    <w:bookmarkEnd w:id="83"/>
-    <w:bookmarkStart w:id="84" w:name="def-improper-prior"/>
+    <w:bookmarkEnd w:id="84"/>
+    <w:bookmarkStart w:id="85" w:name="def-improper-prior"/>
     <w:p>
       <w:pPr>
         <w:pStyle w:val="BodyText"/>
@@ -28202,8 +28259,8 @@
         <w:t xml:space="preserve">so that it is not a probability density.</w:t>
       </w:r>
     </w:p>
-    <w:bookmarkEnd w:id="84"/>
-    <w:bookmarkStart w:id="85" w:name="exm-prior-spectrum"/>
+    <w:bookmarkEnd w:id="85"/>
+    <w:bookmarkStart w:id="86" w:name="exm-prior-spectrum"/>
     <w:p>
       <w:pPr>
         <w:pStyle w:val="BodyText"/>
@@ -29199,8 +29256,8 @@
         <w:t xml:space="preserve">.</w:t>
       </w:r>
     </w:p>
-    <w:bookmarkEnd w:id="85"/>
-    <w:bookmarkStart w:id="86" w:name="exm-flat-prior-reparam"/>
+    <w:bookmarkEnd w:id="86"/>
+    <w:bookmarkStart w:id="87" w:name="exm-flat-prior-reparam"/>
     <w:p>
       <w:pPr>
         <w:pStyle w:val="BodyText"/>
@@ -29335,101 +29392,125 @@
       <w:r>
         <w:t xml:space="preserve">so that</w:t>
       </w:r>
-      <w:r>
-        <w:t xml:space="preserve"> </w:t>
-      </w:r>
-      <m:oMath>
-        <m:r>
-          <m:t>π</m:t>
-        </m:r>
-        <m:r>
-          <m:rPr>
-            <m:sty m:val="p"/>
-          </m:rPr>
-          <m:t>=</m:t>
-        </m:r>
-        <m:r>
-          <m:rPr>
-            <m:sty m:val="p"/>
-          </m:rPr>
-          <m:t>expit</m:t>
-        </m:r>
-        <m:r>
-          <m:rPr>
-            <m:sty m:val="p"/>
-          </m:rPr>
-          <m:t>(</m:t>
-        </m:r>
-        <m:r>
-          <m:t>η</m:t>
-        </m:r>
-        <m:r>
-          <m:rPr>
-            <m:sty m:val="p"/>
-          </m:rPr>
-          <m:t>)</m:t>
-        </m:r>
-        <m:r>
-          <m:rPr>
-            <m:sty m:val="p"/>
-          </m:rPr>
-          <m:t>=</m:t>
-        </m:r>
-        <m:r>
-          <m:t>1</m:t>
-        </m:r>
-        <m:r>
-          <m:rPr>
-            <m:sty m:val="p"/>
-          </m:rPr>
-          <m:t>/</m:t>
-        </m:r>
-        <m:r>
-          <m:rPr>
-            <m:sty m:val="p"/>
-          </m:rPr>
-          <m:t>(</m:t>
-        </m:r>
-        <m:r>
-          <m:t>1</m:t>
-        </m:r>
-        <m:r>
-          <m:rPr>
-            <m:sty m:val="p"/>
-          </m:rPr>
-          <m:t>+</m:t>
-        </m:r>
-        <m:sSup>
-          <m:e>
-            <m:r>
-              <m:t>e</m:t>
-            </m:r>
-          </m:e>
-          <m:sup>
-            <m:r>
-              <m:rPr>
-                <m:sty m:val="p"/>
-              </m:rPr>
-              <m:t>−</m:t>
-            </m:r>
-            <m:r>
-              <m:t>η</m:t>
-            </m:r>
-          </m:sup>
-        </m:sSup>
-        <m:r>
-          <m:rPr>
-            <m:sty m:val="p"/>
-          </m:rPr>
-          <m:t>)</m:t>
-        </m:r>
-      </m:oMath>
-      <w:r>
-        <w:t xml:space="preserve">.</w:t>
-      </w:r>
-      <w:r>
-        <w:t xml:space="preserve"> </w:t>
-      </w:r>
+    </w:p>
+    <w:p>
+      <w:pPr>
+        <w:pStyle w:val="BodyText"/>
+      </w:pPr>
+      <m:oMathPara>
+        <m:oMathParaPr>
+          <m:jc m:val="center"/>
+        </m:oMathParaPr>
+        <m:oMath>
+          <m:eqArr>
+            <m:e>
+              <m:r>
+                <m:t>π</m:t>
+              </m:r>
+              <m:r>
+                <m:t>&amp;</m:t>
+              </m:r>
+              <m:r>
+                <m:rPr>
+                  <m:sty m:val="p"/>
+                </m:rPr>
+                <m:t>=</m:t>
+              </m:r>
+              <m:r>
+                <m:rPr>
+                  <m:sty m:val="p"/>
+                </m:rPr>
+                <m:t>expit</m:t>
+              </m:r>
+              <m:r>
+                <m:rPr>
+                  <m:sty m:val="p"/>
+                </m:rPr>
+                <m:t>(</m:t>
+              </m:r>
+              <m:r>
+                <m:t>η</m:t>
+              </m:r>
+              <m:r>
+                <m:rPr>
+                  <m:sty m:val="p"/>
+                </m:rPr>
+                <m:t>)</m:t>
+              </m:r>
+            </m:e>
+            <m:e>
+              <m:r>
+                <m:t>&amp;</m:t>
+              </m:r>
+              <m:r>
+                <m:rPr>
+                  <m:sty m:val="p"/>
+                </m:rPr>
+                <m:t>=</m:t>
+              </m:r>
+              <m:r>
+                <m:t>1</m:t>
+              </m:r>
+              <m:r>
+                <m:rPr>
+                  <m:sty m:val="p"/>
+                </m:rPr>
+                <m:t>/</m:t>
+              </m:r>
+              <m:r>
+                <m:rPr>
+                  <m:sty m:val="p"/>
+                </m:rPr>
+                <m:t>(</m:t>
+              </m:r>
+              <m:r>
+                <m:t>1</m:t>
+              </m:r>
+              <m:r>
+                <m:rPr>
+                  <m:sty m:val="p"/>
+                </m:rPr>
+                <m:t>+</m:t>
+              </m:r>
+              <m:sSup>
+                <m:e>
+                  <m:r>
+                    <m:t>e</m:t>
+                  </m:r>
+                </m:e>
+                <m:sup>
+                  <m:r>
+                    <m:rPr>
+                      <m:sty m:val="p"/>
+                    </m:rPr>
+                    <m:t>−</m:t>
+                  </m:r>
+                  <m:r>
+                    <m:t>η</m:t>
+                  </m:r>
+                </m:sup>
+              </m:sSup>
+              <m:r>
+                <m:rPr>
+                  <m:sty m:val="p"/>
+                </m:rPr>
+                <m:t>)</m:t>
+              </m:r>
+              <m:r>
+                <m:rPr>
+                  <m:sty m:val="p"/>
+                </m:rPr>
+                <m:t>.</m:t>
+              </m:r>
+            </m:e>
+          </m:eqArr>
+        </m:oMath>
+      </m:oMathPara>
+    </w:p>
+    <w:p>
+      <w:pPr>
+        <w:pStyle w:val="FirstParagraph"/>
+      </w:pPr>
       <w:r>
         <w:t xml:space="preserve">The derivative of</w:t>
       </w:r>
@@ -30598,8 +30679,8 @@
         <w:t xml:space="preserve">therefore depends on the parameterization.</w:t>
       </w:r>
     </w:p>
-    <w:bookmarkEnd w:id="86"/>
-    <w:bookmarkStart w:id="88" w:name="cor-flat-prior-posterior"/>
+    <w:bookmarkEnd w:id="87"/>
+    <w:bookmarkStart w:id="89" w:name="cor-flat-prior-posterior"/>
     <w:p>
       <w:pPr>
         <w:pStyle w:val="BodyText"/>
@@ -30832,7 +30913,7 @@
       <w:r>
         <w:t xml:space="preserve"> </w:t>
       </w:r>
-      <w:hyperlink r:id="rId87">
+      <w:hyperlink r:id="rId88">
         <w:r>
           <w:rPr>
             <w:rStyle w:val="Hyperlink"/>
@@ -30844,7 +30925,7 @@
         <w:t xml:space="preserve">.</w:t>
       </w:r>
     </w:p>
-    <w:bookmarkEnd w:id="88"/>
+    <w:bookmarkEnd w:id="89"/>
     <w:p>
       <w:pPr>
         <w:pStyle w:val="BodyText"/>
@@ -31041,7 +31122,7 @@
         <w:t xml:space="preserve">Multiplying a function by a positive constant does not change where it is maximized.</w:t>
       </w:r>
     </w:p>
-    <w:bookmarkStart w:id="89" w:name="rem-flat-prior-improper"/>
+    <w:bookmarkStart w:id="90" w:name="rem-flat-prior-improper"/>
     <w:p>
       <w:pPr>
         <w:pStyle w:val="BodyText"/>
@@ -31190,8 +31271,8 @@
         <w:t xml:space="preserve">the posterior is again proportional to the likelihood.</w:t>
       </w:r>
     </w:p>
-    <w:bookmarkEnd w:id="89"/>
-    <w:bookmarkStart w:id="90" w:name="exm-flat-prior-posterior"/>
+    <w:bookmarkEnd w:id="90"/>
+    <w:bookmarkStart w:id="91" w:name="exm-flat-prior-posterior"/>
     <w:p>
       <w:pPr>
         <w:pStyle w:val="BodyText"/>
@@ -31524,72 +31605,101 @@
       <w:r>
         <w:t xml:space="preserve">to zero gives</w:t>
       </w:r>
-      <w:r>
-        <w:t xml:space="preserve"> </w:t>
-      </w:r>
-      <m:oMath>
-        <m:acc>
-          <m:accPr>
-            <m:chr m:val="̂"/>
-          </m:accPr>
-          <m:e>
-            <m:r>
-              <m:t>π</m:t>
-            </m:r>
-          </m:e>
-        </m:acc>
-        <m:r>
-          <m:rPr>
-            <m:sty m:val="p"/>
-          </m:rPr>
-          <m:t>=</m:t>
-        </m:r>
-        <m:r>
-          <m:t>r</m:t>
-        </m:r>
-        <m:r>
-          <m:rPr>
-            <m:sty m:val="p"/>
-          </m:rPr>
-          <m:t>/</m:t>
-        </m:r>
-        <m:r>
-          <m:t>n</m:t>
-        </m:r>
-        <m:r>
-          <m:rPr>
-            <m:sty m:val="p"/>
-          </m:rPr>
-          <m:t>=</m:t>
-        </m:r>
-        <m:r>
-          <m:t>55</m:t>
-        </m:r>
-        <m:r>
-          <m:rPr>
-            <m:sty m:val="p"/>
-          </m:rPr>
-          <m:t>/</m:t>
-        </m:r>
-        <m:r>
-          <m:t>91</m:t>
-        </m:r>
-        <m:r>
-          <m:rPr>
-            <m:sty m:val="p"/>
-          </m:rPr>
-          <m:t>≈</m:t>
-        </m:r>
-        <m:r>
-          <m:t>0.604</m:t>
-        </m:r>
-      </m:oMath>
-      <w:r>
-        <w:t xml:space="preserve">.</w:t>
-      </w:r>
-      <w:r>
-        <w:t xml:space="preserve"> </w:t>
-      </w:r>
+    </w:p>
+    <w:p>
+      <w:pPr>
+        <w:pStyle w:val="BodyText"/>
+      </w:pPr>
+      <m:oMathPara>
+        <m:oMathParaPr>
+          <m:jc m:val="center"/>
+        </m:oMathParaPr>
+        <m:oMath>
+          <m:eqArr>
+            <m:e>
+              <m:acc>
+                <m:accPr>
+                  <m:chr m:val="̂"/>
+                </m:accPr>
+                <m:e>
+                  <m:r>
+                    <m:t>π</m:t>
+                  </m:r>
+                </m:e>
+              </m:acc>
+              <m:r>
+                <m:t>&amp;</m:t>
+              </m:r>
+              <m:r>
+                <m:rPr>
+                  <m:sty m:val="p"/>
+                </m:rPr>
+                <m:t>=</m:t>
+              </m:r>
+              <m:r>
+                <m:t>r</m:t>
+              </m:r>
+              <m:r>
+                <m:rPr>
+                  <m:sty m:val="p"/>
+                </m:rPr>
+                <m:t>/</m:t>
+              </m:r>
+              <m:r>
+                <m:t>n</m:t>
+              </m:r>
+            </m:e>
+            <m:e>
+              <m:r>
+                <m:t>&amp;</m:t>
+              </m:r>
+              <m:r>
+                <m:rPr>
+                  <m:sty m:val="p"/>
+                </m:rPr>
+                <m:t>=</m:t>
+              </m:r>
+              <m:r>
+                <m:t>55</m:t>
+              </m:r>
+              <m:r>
+                <m:rPr>
+                  <m:sty m:val="p"/>
+                </m:rPr>
+                <m:t>/</m:t>
+              </m:r>
+              <m:r>
+                <m:t>91</m:t>
+              </m:r>
+            </m:e>
+            <m:e>
+              <m:r>
+                <m:t>&amp;</m:t>
+              </m:r>
+              <m:r>
+                <m:rPr>
+                  <m:sty m:val="p"/>
+                </m:rPr>
+                <m:t>≈</m:t>
+              </m:r>
+              <m:r>
+                <m:t>0.604</m:t>
+              </m:r>
+              <m:r>
+                <m:rPr>
+                  <m:sty m:val="p"/>
+                </m:rPr>
+                <m:t>.</m:t>
+              </m:r>
+            </m:e>
+          </m:eqArr>
+        </m:oMath>
+      </m:oMathPara>
+    </w:p>
+    <w:p>
+      <w:pPr>
+        <w:pStyle w:val="FirstParagraph"/>
+      </w:pPr>
       <w:r>
         <w:t xml:space="preserve">The posterior</w:t>
       </w:r>
@@ -31665,9 +31775,9 @@
         <w:t xml:space="preserve">and so its mode, but a mean depends on the whole distribution.</w:t>
       </w:r>
     </w:p>
-    <w:bookmarkEnd w:id="90"/>
     <w:bookmarkEnd w:id="91"/>
-    <w:bookmarkStart w:id="95" w:name="sec-bayes-skeptical"/>
+    <w:bookmarkEnd w:id="92"/>
+    <w:bookmarkStart w:id="96" w:name="sec-bayes-skeptical"/>
     <w:p>
       <w:pPr>
         <w:pStyle w:val="Heading3"/>
@@ -31676,7 +31786,7 @@
         <w:t xml:space="preserve">3.3 A skeptical prior</w:t>
       </w:r>
     </w:p>
-    <w:bookmarkStart w:id="92" w:name="def-skeptical-prior"/>
+    <w:bookmarkStart w:id="93" w:name="def-skeptical-prior"/>
     <w:p>
       <w:pPr>
         <w:pStyle w:val="FirstParagraph"/>
@@ -31743,8 +31853,8 @@
         <w:t xml:space="preserve">.</w:t>
       </w:r>
     </w:p>
-    <w:bookmarkEnd w:id="92"/>
-    <w:bookmarkStart w:id="93" w:name="rem-skeptical-prior-meaning"/>
+    <w:bookmarkEnd w:id="93"/>
+    <w:bookmarkStart w:id="94" w:name="rem-skeptical-prior-meaning"/>
     <w:p>
       <w:pPr>
         <w:pStyle w:val="BodyText"/>
@@ -31769,8 +31879,8 @@
         <w:t xml:space="preserve">to overturn a default of no effect.</w:t>
       </w:r>
     </w:p>
-    <w:bookmarkEnd w:id="93"/>
-    <w:bookmarkStart w:id="94" w:name="exm-skeptical-prior"/>
+    <w:bookmarkEnd w:id="94"/>
+    <w:bookmarkStart w:id="95" w:name="exm-skeptical-prior"/>
     <w:p>
       <w:pPr>
         <w:pStyle w:val="BodyText"/>
@@ -34086,10 +34196,10 @@
         <w:t xml:space="preserve">.</w:t>
       </w:r>
     </w:p>
-    <w:bookmarkEnd w:id="94"/>
     <w:bookmarkEnd w:id="95"/>
     <w:bookmarkEnd w:id="96"/>
-    <w:bookmarkStart w:id="125" w:name="sec-bayes-predictive-checks"/>
+    <w:bookmarkEnd w:id="97"/>
+    <w:bookmarkStart w:id="126" w:name="sec-bayes-predictive-checks"/>
     <w:p>
       <w:pPr>
         <w:pStyle w:val="Heading2"/>
@@ -34153,7 +34263,7 @@
       <w:r>
         <w:t xml:space="preserve"> </w:t>
       </w:r>
-      <w:hyperlink r:id="rId97">
+      <w:hyperlink r:id="rId98">
         <w:r>
           <w:rPr>
             <w:rStyle w:val="Hyperlink"/>
@@ -34170,7 +34280,7 @@
         <w:t xml:space="preserve">(Statistical Rethinking 2026, Lecture A03).</w:t>
       </w:r>
     </w:p>
-    <w:bookmarkStart w:id="98" w:name="def-prior-predictive"/>
+    <w:bookmarkStart w:id="99" w:name="def-prior-predictive"/>
     <w:p>
       <w:pPr>
         <w:pStyle w:val="BodyText"/>
@@ -34506,8 +34616,8 @@
         <w:t xml:space="preserve">.</w:t>
       </w:r>
     </w:p>
-    <w:bookmarkEnd w:id="98"/>
-    <w:bookmarkStart w:id="99" w:name="exm-prior-predictive"/>
+    <w:bookmarkEnd w:id="99"/>
+    <w:bookmarkStart w:id="100" w:name="exm-prior-predictive"/>
     <w:p>
       <w:pPr>
         <w:pStyle w:val="BodyText"/>
@@ -36405,8 +36515,8 @@
         <w:t xml:space="preserve">#&gt; {'smallest': np.float64(0.005263157894736842), 'largest': np.float64(0.005263157894736846), 'one_over_n_plus_1': 0.005263157894736842}</w:t>
       </w:r>
     </w:p>
-    <w:bookmarkEnd w:id="99"/>
-    <w:bookmarkStart w:id="100" w:name="def-posterior-predictive"/>
+    <w:bookmarkEnd w:id="100"/>
+    <w:bookmarkStart w:id="101" w:name="def-posterior-predictive"/>
     <w:p>
       <w:pPr>
         <w:pStyle w:val="FirstParagraph"/>
@@ -37072,8 +37182,8 @@
         <w:t xml:space="preserve">gives the posterior predictive distribution of replicated data.</w:t>
       </w:r>
     </w:p>
-    <w:bookmarkEnd w:id="100"/>
-    <w:bookmarkStart w:id="101" w:name="exm-posterior-predictive"/>
+    <w:bookmarkEnd w:id="101"/>
+    <w:bookmarkStart w:id="102" w:name="exm-posterior-predictive"/>
     <w:p>
       <w:pPr>
         <w:pStyle w:val="BodyText"/>
@@ -37223,93 +37333,105 @@
       <w:r>
         <w:t xml:space="preserve">,</w:t>
       </w:r>
-      <w:r>
-        <w:t xml:space="preserve"> </w:t>
-      </w:r>
-      <m:oMath>
-        <m:r>
-          <m:rPr>
-            <m:sty m:val="p"/>
-          </m:rPr>
-          <m:t>Pr</m:t>
-        </m:r>
-        <m:r>
-          <m:t>​</m:t>
-        </m:r>
-        <m:d>
-          <m:dPr>
-            <m:begChr m:val="("/>
-            <m:sepChr m:val=""/>
-            <m:endChr m:val=")"/>
-            <m:grow/>
-          </m:dPr>
-          <m:e>
-            <m:sSup>
-              <m:e>
-                <m:r>
-                  <m:t>Y</m:t>
-                </m:r>
-              </m:e>
-              <m:sup>
-                <m:r>
-                  <m:rPr>
-                    <m:sty m:val="p"/>
-                  </m:rPr>
-                  <m:t>n</m:t>
-                </m:r>
-                <m:r>
-                  <m:rPr>
-                    <m:sty m:val="p"/>
-                  </m:rPr>
-                  <m:t>e</m:t>
-                </m:r>
-                <m:r>
-                  <m:rPr>
-                    <m:sty m:val="p"/>
-                  </m:rPr>
-                  <m:t>w</m:t>
-                </m:r>
-              </m:sup>
-            </m:sSup>
-            <m:r>
-              <m:rPr>
-                <m:sty m:val="p"/>
-              </m:rPr>
-              <m:t>=</m:t>
-            </m:r>
-            <m:r>
-              <m:t>1</m:t>
-            </m:r>
-            <m:r>
-              <m:rPr>
-                <m:sty m:val="p"/>
-              </m:rPr>
-              <m:t>∣</m:t>
-            </m:r>
-            <m:r>
-              <m:t>π</m:t>
-            </m:r>
-          </m:e>
-        </m:d>
-        <m:r>
-          <m:t>​</m:t>
-        </m:r>
-        <m:r>
-          <m:rPr>
-            <m:sty m:val="p"/>
-          </m:rPr>
-          <m:t>=</m:t>
-        </m:r>
-        <m:r>
-          <m:t>π</m:t>
-        </m:r>
-      </m:oMath>
-      <w:r>
-        <w:t xml:space="preserve">.</w:t>
-      </w:r>
-      <w:r>
-        <w:t xml:space="preserve"> </w:t>
-      </w:r>
+    </w:p>
+    <w:p>
+      <w:pPr>
+        <w:pStyle w:val="BodyText"/>
+      </w:pPr>
+      <m:oMathPara>
+        <m:oMathParaPr>
+          <m:jc m:val="center"/>
+        </m:oMathParaPr>
+        <m:oMath>
+          <m:r>
+            <m:rPr>
+              <m:sty m:val="p"/>
+            </m:rPr>
+            <m:t>Pr</m:t>
+          </m:r>
+          <m:r>
+            <m:t>​</m:t>
+          </m:r>
+          <m:d>
+            <m:dPr>
+              <m:begChr m:val="("/>
+              <m:sepChr m:val=""/>
+              <m:endChr m:val=")"/>
+              <m:grow/>
+            </m:dPr>
+            <m:e>
+              <m:sSup>
+                <m:e>
+                  <m:r>
+                    <m:t>Y</m:t>
+                  </m:r>
+                </m:e>
+                <m:sup>
+                  <m:r>
+                    <m:rPr>
+                      <m:sty m:val="p"/>
+                    </m:rPr>
+                    <m:t>n</m:t>
+                  </m:r>
+                  <m:r>
+                    <m:rPr>
+                      <m:sty m:val="p"/>
+                    </m:rPr>
+                    <m:t>e</m:t>
+                  </m:r>
+                  <m:r>
+                    <m:rPr>
+                      <m:sty m:val="p"/>
+                    </m:rPr>
+                    <m:t>w</m:t>
+                  </m:r>
+                </m:sup>
+              </m:sSup>
+              <m:r>
+                <m:rPr>
+                  <m:sty m:val="p"/>
+                </m:rPr>
+                <m:t>=</m:t>
+              </m:r>
+              <m:r>
+                <m:t>1</m:t>
+              </m:r>
+              <m:r>
+                <m:rPr>
+                  <m:sty m:val="p"/>
+                </m:rPr>
+                <m:t>∣</m:t>
+              </m:r>
+              <m:r>
+                <m:t>π</m:t>
+              </m:r>
+            </m:e>
+          </m:d>
+          <m:r>
+            <m:t>​</m:t>
+          </m:r>
+          <m:r>
+            <m:rPr>
+              <m:sty m:val="p"/>
+            </m:rPr>
+            <m:t>=</m:t>
+          </m:r>
+          <m:r>
+            <m:t>π</m:t>
+          </m:r>
+          <m:r>
+            <m:rPr>
+              <m:sty m:val="p"/>
+            </m:rPr>
+            <m:t>.</m:t>
+          </m:r>
+        </m:oMath>
+      </m:oMathPara>
+    </w:p>
+    <w:p>
+      <w:pPr>
+        <w:pStyle w:val="FirstParagraph"/>
+      </w:pPr>
       <w:r>
         <w:t xml:space="preserve">With the posterior</w:t>
       </w:r>
@@ -38706,8 +38828,8 @@
         <w:t xml:space="preserve">#&gt; {'simulated': np.float64(0.3929), 'exact': np.float64(0.39267015706806285)}</w:t>
       </w:r>
     </w:p>
-    <w:bookmarkEnd w:id="101"/>
-    <w:bookmarkStart w:id="102" w:name="def-test-quantity"/>
+    <w:bookmarkEnd w:id="102"/>
+    <w:bookmarkStart w:id="103" w:name="def-test-quantity"/>
     <w:p>
       <w:pPr>
         <w:pStyle w:val="FirstParagraph"/>
@@ -38787,8 +38909,8 @@
         <w:t xml:space="preserve">.</w:t>
       </w:r>
     </w:p>
-    <w:bookmarkEnd w:id="102"/>
-    <w:bookmarkStart w:id="103" w:name="exm-test-quantity"/>
+    <w:bookmarkEnd w:id="103"/>
+    <w:bookmarkStart w:id="104" w:name="exm-test-quantity"/>
     <w:p>
       <w:pPr>
         <w:pStyle w:val="BodyText"/>
@@ -40144,8 +40266,8 @@
         <w:t xml:space="preserve">#&gt; {'T1': np.int64(74), 'T2': np.float64(0.36256218905472637)}</w:t>
       </w:r>
     </w:p>
-    <w:bookmarkEnd w:id="103"/>
-    <w:bookmarkStart w:id="104" w:name="def-prior-predictive-check"/>
+    <w:bookmarkEnd w:id="104"/>
+    <w:bookmarkStart w:id="105" w:name="def-prior-predictive-check"/>
     <w:p>
       <w:pPr>
         <w:pStyle w:val="FirstParagraph"/>
@@ -40304,8 +40426,8 @@
         <w:t xml:space="preserve">.</w:t>
       </w:r>
     </w:p>
-    <w:bookmarkEnd w:id="104"/>
-    <w:bookmarkStart w:id="112" w:name="exm-prior-predictive-check"/>
+    <w:bookmarkEnd w:id="105"/>
+    <w:bookmarkStart w:id="113" w:name="exm-prior-predictive-check"/>
     <w:p>
       <w:pPr>
         <w:pStyle w:val="BodyText"/>
@@ -40940,13 +41062,19 @@
         <w:rPr>
           <w:rStyle w:val="NormalTok"/>
         </w:rPr>
-        <w:t xml:space="preserve"> </w:t>
+        <w:t xml:space="preserve"> dplyr</w:t>
+      </w:r>
+      <w:r>
+        <w:rPr>
+          <w:rStyle w:val="SpecialCharTok"/>
+        </w:rPr>
+        <w:t xml:space="preserve">::</w:t>
       </w:r>
       <w:r>
         <w:rPr>
           <w:rStyle w:val="FunctionTok"/>
         </w:rPr>
-        <w:t xml:space="preserve">do.call</w:t>
+        <w:t xml:space="preserve">bind_rows</w:t>
       </w:r>
       <w:r>
         <w:rPr>
@@ -40961,7 +41089,31 @@
         <w:rPr>
           <w:rStyle w:val="NormalTok"/>
         </w:rPr>
-        <w:t xml:space="preserve">  rbind,</w:t>
+        <w:t xml:space="preserve">  </w:t>
+      </w:r>
+      <w:r>
+        <w:rPr>
+          <w:rStyle w:val="FunctionTok"/>
+        </w:rPr>
+        <w:t xml:space="preserve">lapply</w:t>
+      </w:r>
+      <w:r>
+        <w:rPr>
+          <w:rStyle w:val="NormalTok"/>
+        </w:rPr>
+        <w:t xml:space="preserve">(</w:t>
+      </w:r>
+      <w:r>
+        <w:rPr>
+          <w:rStyle w:val="FunctionTok"/>
+        </w:rPr>
+        <w:t xml:space="preserve">names</w:t>
+      </w:r>
+      <w:r>
+        <w:rPr>
+          <w:rStyle w:val="NormalTok"/>
+        </w:rPr>
+        <w:t xml:space="preserve">(check_priors), \(prior_name) {</w:t>
       </w:r>
       <w:r>
         <w:br/>
@@ -40970,13 +41122,52 @@
         <w:rPr>
           <w:rStyle w:val="NormalTok"/>
         </w:rPr>
-        <w:t xml:space="preserve">  </w:t>
+        <w:t xml:space="preserve">    ab </w:t>
+      </w:r>
+      <w:r>
+        <w:rPr>
+          <w:rStyle w:val="OtherTok"/>
+        </w:rPr>
+        <w:t xml:space="preserve">&lt;-</w:t>
+      </w:r>
+      <w:r>
+        <w:rPr>
+          <w:rStyle w:val="NormalTok"/>
+        </w:rPr>
+        <w:t xml:space="preserve"> check_priors[[prior_name]]</w:t>
+      </w:r>
+      <w:r>
+        <w:br/>
+      </w:r>
+      <w:r>
+        <w:rPr>
+          <w:rStyle w:val="NormalTok"/>
+        </w:rPr>
+        <w:t xml:space="preserve">    prob_draws </w:t>
+      </w:r>
+      <w:r>
+        <w:rPr>
+          <w:rStyle w:val="OtherTok"/>
+        </w:rPr>
+        <w:t xml:space="preserve">&lt;-</w:t>
+      </w:r>
+      <w:r>
+        <w:rPr>
+          <w:rStyle w:val="NormalTok"/>
+        </w:rPr>
+        <w:t xml:space="preserve"> stats</w:t>
+      </w:r>
+      <w:r>
+        <w:rPr>
+          <w:rStyle w:val="SpecialCharTok"/>
+        </w:rPr>
+        <w:t xml:space="preserve">::</w:t>
       </w:r>
       <w:r>
         <w:rPr>
           <w:rStyle w:val="FunctionTok"/>
         </w:rPr>
-        <w:t xml:space="preserve">lapply</w:t>
+        <w:t xml:space="preserve">rbeta</w:t>
       </w:r>
       <w:r>
         <w:rPr>
@@ -40986,126 +41177,60 @@
       </w:r>
       <w:r>
         <w:rPr>
+          <w:rStyle w:val="DecValTok"/>
+        </w:rPr>
+        <w:t xml:space="preserve">4000</w:t>
+      </w:r>
+      <w:r>
+        <w:rPr>
+          <w:rStyle w:val="NormalTok"/>
+        </w:rPr>
+        <w:t xml:space="preserve">, ab[[</w:t>
+      </w:r>
+      <w:r>
+        <w:rPr>
+          <w:rStyle w:val="StringTok"/>
+        </w:rPr>
+        <w:t xml:space="preserve">"a"</w:t>
+      </w:r>
+      <w:r>
+        <w:rPr>
+          <w:rStyle w:val="NormalTok"/>
+        </w:rPr>
+        <w:t xml:space="preserve">]], ab[[</w:t>
+      </w:r>
+      <w:r>
+        <w:rPr>
+          <w:rStyle w:val="StringTok"/>
+        </w:rPr>
+        <w:t xml:space="preserve">"b"</w:t>
+      </w:r>
+      <w:r>
+        <w:rPr>
+          <w:rStyle w:val="NormalTok"/>
+        </w:rPr>
+        <w:t xml:space="preserve">]])</w:t>
+      </w:r>
+      <w:r>
+        <w:br/>
+      </w:r>
+      <w:r>
+        <w:rPr>
+          <w:rStyle w:val="NormalTok"/>
+        </w:rPr>
+        <w:t xml:space="preserve">    tibble</w:t>
+      </w:r>
+      <w:r>
+        <w:rPr>
+          <w:rStyle w:val="SpecialCharTok"/>
+        </w:rPr>
+        <w:t xml:space="preserve">::</w:t>
+      </w:r>
+      <w:r>
+        <w:rPr>
           <w:rStyle w:val="FunctionTok"/>
         </w:rPr>
-        <w:t xml:space="preserve">names</w:t>
-      </w:r>
-      <w:r>
-        <w:rPr>
-          <w:rStyle w:val="NormalTok"/>
-        </w:rPr>
-        <w:t xml:space="preserve">(check_priors), \(prior_name) {</w:t>
-      </w:r>
-      <w:r>
-        <w:br/>
-      </w:r>
-      <w:r>
-        <w:rPr>
-          <w:rStyle w:val="NormalTok"/>
-        </w:rPr>
-        <w:t xml:space="preserve">    ab </w:t>
-      </w:r>
-      <w:r>
-        <w:rPr>
-          <w:rStyle w:val="OtherTok"/>
-        </w:rPr>
-        <w:t xml:space="preserve">&lt;-</w:t>
-      </w:r>
-      <w:r>
-        <w:rPr>
-          <w:rStyle w:val="NormalTok"/>
-        </w:rPr>
-        <w:t xml:space="preserve"> check_priors[[prior_name]]</w:t>
-      </w:r>
-      <w:r>
-        <w:br/>
-      </w:r>
-      <w:r>
-        <w:rPr>
-          <w:rStyle w:val="NormalTok"/>
-        </w:rPr>
-        <w:t xml:space="preserve">    prob_draws </w:t>
-      </w:r>
-      <w:r>
-        <w:rPr>
-          <w:rStyle w:val="OtherTok"/>
-        </w:rPr>
-        <w:t xml:space="preserve">&lt;-</w:t>
-      </w:r>
-      <w:r>
-        <w:rPr>
-          <w:rStyle w:val="NormalTok"/>
-        </w:rPr>
-        <w:t xml:space="preserve"> stats</w:t>
-      </w:r>
-      <w:r>
-        <w:rPr>
-          <w:rStyle w:val="SpecialCharTok"/>
-        </w:rPr>
-        <w:t xml:space="preserve">::</w:t>
-      </w:r>
-      <w:r>
-        <w:rPr>
-          <w:rStyle w:val="FunctionTok"/>
-        </w:rPr>
-        <w:t xml:space="preserve">rbeta</w:t>
-      </w:r>
-      <w:r>
-        <w:rPr>
-          <w:rStyle w:val="NormalTok"/>
-        </w:rPr>
-        <w:t xml:space="preserve">(</w:t>
-      </w:r>
-      <w:r>
-        <w:rPr>
-          <w:rStyle w:val="DecValTok"/>
-        </w:rPr>
-        <w:t xml:space="preserve">4000</w:t>
-      </w:r>
-      <w:r>
-        <w:rPr>
-          <w:rStyle w:val="NormalTok"/>
-        </w:rPr>
-        <w:t xml:space="preserve">, ab[[</w:t>
-      </w:r>
-      <w:r>
-        <w:rPr>
-          <w:rStyle w:val="StringTok"/>
-        </w:rPr>
-        <w:t xml:space="preserve">"a"</w:t>
-      </w:r>
-      <w:r>
-        <w:rPr>
-          <w:rStyle w:val="NormalTok"/>
-        </w:rPr>
-        <w:t xml:space="preserve">]], ab[[</w:t>
-      </w:r>
-      <w:r>
-        <w:rPr>
-          <w:rStyle w:val="StringTok"/>
-        </w:rPr>
-        <w:t xml:space="preserve">"b"</w:t>
-      </w:r>
-      <w:r>
-        <w:rPr>
-          <w:rStyle w:val="NormalTok"/>
-        </w:rPr>
-        <w:t xml:space="preserve">]])</w:t>
-      </w:r>
-      <w:r>
-        <w:br/>
-      </w:r>
-      <w:r>
-        <w:rPr>
-          <w:rStyle w:val="NormalTok"/>
-        </w:rPr>
-        <w:t xml:space="preserve">    </w:t>
-      </w:r>
-      <w:r>
-        <w:rPr>
-          <w:rStyle w:val="FunctionTok"/>
-        </w:rPr>
-        <w:t xml:space="preserve">data.frame</w:t>
+        <w:t xml:space="preserve">tibble</w:t>
       </w:r>
       <w:r>
         <w:rPr>
@@ -41995,7 +42120,7 @@
       <w:tr>
         <w:tc>
           <w:tcPr/>
-          <w:bookmarkStart w:id="111" w:name="fig-prior-predictive-check"/>
+          <w:bookmarkStart w:id="112" w:name="fig-prior-predictive-check"/>
           <w:p>
             <w:pPr>
               <w:pStyle w:val="Heading4"/>
@@ -42350,18 +42475,18 @@
                 <wp:inline>
                   <wp:extent cx="4620126" cy="3696101"/>
                   <wp:effectExtent b="0" l="0" r="0" t="0"/>
-                  <wp:docPr descr="" title="" id="106" name="Picture"/>
+                  <wp:docPr descr="" title="" id="107" name="Picture"/>
                   <a:graphic>
                     <a:graphicData uri="http://schemas.openxmlformats.org/drawingml/2006/picture">
                       <pic:pic>
                         <pic:nvPicPr>
-                          <pic:cNvPr descr="bayesian-inference_files/figure-docx/prior-predictive-check-plot-1.png" id="107" name="Picture"/>
+                          <pic:cNvPr descr="bayesian-inference_files/figure-docx/prior-predictive-check-plot-1.png" id="108" name="Picture"/>
                           <pic:cNvPicPr>
                             <a:picLocks noChangeArrowheads="1" noChangeAspect="1"/>
                           </pic:cNvPicPr>
                         </pic:nvPicPr>
                         <pic:blipFill>
-                          <a:blip r:embed="rId105"/>
+                          <a:blip r:embed="rId106"/>
                           <a:stretch>
                             <a:fillRect/>
                           </a:stretch>
@@ -42829,18 +42954,18 @@
                 <wp:inline>
                   <wp:extent cx="5334000" cy="2333625"/>
                   <wp:effectExtent b="0" l="0" r="0" t="0"/>
-                  <wp:docPr descr="" title="" id="109" name="Picture"/>
+                  <wp:docPr descr="" title="" id="110" name="Picture"/>
                   <a:graphic>
                     <a:graphicData uri="http://schemas.openxmlformats.org/drawingml/2006/picture">
                       <pic:pic>
                         <pic:nvPicPr>
-                          <pic:cNvPr descr="bayesian-inference_files/figure-docx/prior-predictive-check-plot-py-1.png" id="110" name="Picture"/>
+                          <pic:cNvPr descr="bayesian-inference_files/figure-docx/prior-predictive-check-plot-py-1.png" id="111" name="Picture"/>
                           <pic:cNvPicPr>
                             <a:picLocks noChangeArrowheads="1" noChangeAspect="1"/>
                           </pic:cNvPicPr>
                         </pic:nvPicPr>
                         <pic:blipFill>
-                          <a:blip r:embed="rId108"/>
+                          <a:blip r:embed="rId109"/>
                           <a:stretch>
                             <a:fillRect/>
                           </a:stretch>
@@ -42913,7 +43038,7 @@
               <w:t xml:space="preserve">The dashed line is the observed count, 74.</w:t>
             </w:r>
           </w:p>
-          <w:bookmarkEnd w:id="111"/>
+          <w:bookmarkEnd w:id="112"/>
         </w:tc>
       </w:tr>
     </w:tbl>
@@ -43024,8 +43149,8 @@
         <w:t xml:space="preserve">before trusting a posterior built on it.</w:t>
       </w:r>
     </w:p>
-    <w:bookmarkEnd w:id="112"/>
-    <w:bookmarkStart w:id="113" w:name="def-posterior-predictive-check"/>
+    <w:bookmarkEnd w:id="113"/>
+    <w:bookmarkStart w:id="114" w:name="def-posterior-predictive-check"/>
     <w:p>
       <w:pPr>
         <w:pStyle w:val="BodyText"/>
@@ -43268,8 +43393,8 @@
         <w:t xml:space="preserve">.</w:t>
       </w:r>
     </w:p>
-    <w:bookmarkEnd w:id="113"/>
-    <w:bookmarkStart w:id="121" w:name="exm-posterior-predictive-check"/>
+    <w:bookmarkEnd w:id="114"/>
+    <w:bookmarkStart w:id="122" w:name="exm-posterior-predictive-check"/>
     <w:p>
       <w:pPr>
         <w:pStyle w:val="BodyText"/>
@@ -45357,7 +45482,7 @@
       <w:tr>
         <w:tc>
           <w:tcPr/>
-          <w:bookmarkStart w:id="120" w:name="fig-posterior-predictive-check"/>
+          <w:bookmarkStart w:id="121" w:name="fig-posterior-predictive-check"/>
           <w:p>
             <w:pPr>
               <w:pStyle w:val="Heading4"/>
@@ -45757,18 +45882,18 @@
                 <wp:inline>
                   <wp:extent cx="4620126" cy="3696101"/>
                   <wp:effectExtent b="0" l="0" r="0" t="0"/>
-                  <wp:docPr descr="" title="" id="115" name="Picture"/>
+                  <wp:docPr descr="" title="" id="116" name="Picture"/>
                   <a:graphic>
                     <a:graphicData uri="http://schemas.openxmlformats.org/drawingml/2006/picture">
                       <pic:pic>
                         <pic:nvPicPr>
-                          <pic:cNvPr descr="bayesian-inference_files/figure-docx/posterior-predictive-check-plot-1.png" id="116" name="Picture"/>
+                          <pic:cNvPr descr="bayesian-inference_files/figure-docx/posterior-predictive-check-plot-1.png" id="117" name="Picture"/>
                           <pic:cNvPicPr>
                             <a:picLocks noChangeArrowheads="1" noChangeAspect="1"/>
                           </pic:cNvPicPr>
                         </pic:nvPicPr>
                         <pic:blipFill>
-                          <a:blip r:embed="rId114"/>
+                          <a:blip r:embed="rId115"/>
                           <a:stretch>
                             <a:fillRect/>
                           </a:stretch>
@@ -46155,18 +46280,18 @@
                 <wp:inline>
                   <wp:extent cx="5334000" cy="2333625"/>
                   <wp:effectExtent b="0" l="0" r="0" t="0"/>
-                  <wp:docPr descr="" title="" id="118" name="Picture"/>
+                  <wp:docPr descr="" title="" id="119" name="Picture"/>
                   <a:graphic>
                     <a:graphicData uri="http://schemas.openxmlformats.org/drawingml/2006/picture">
                       <pic:pic>
                         <pic:nvPicPr>
-                          <pic:cNvPr descr="bayesian-inference_files/figure-docx/posterior-predictive-check-plot-py-1.png" id="119" name="Picture"/>
+                          <pic:cNvPr descr="bayesian-inference_files/figure-docx/posterior-predictive-check-plot-py-1.png" id="120" name="Picture"/>
                           <pic:cNvPicPr>
                             <a:picLocks noChangeArrowheads="1" noChangeAspect="1"/>
                           </pic:cNvPicPr>
                         </pic:nvPicPr>
                         <pic:blipFill>
-                          <a:blip r:embed="rId117"/>
+                          <a:blip r:embed="rId118"/>
                           <a:stretch>
                             <a:fillRect/>
                           </a:stretch>
@@ -46294,7 +46419,7 @@
               <w:t xml:space="preserve">data.</w:t>
             </w:r>
           </w:p>
-          <w:bookmarkEnd w:id="120"/>
+          <w:bookmarkEnd w:id="121"/>
         </w:tc>
       </w:tr>
     </w:tbl>
@@ -46356,8 +46481,8 @@
         <w:t xml:space="preserve">for everyone cannot reproduce that.</w:t>
       </w:r>
     </w:p>
-    <w:bookmarkEnd w:id="121"/>
-    <w:bookmarkStart w:id="122" w:name="def-ppp-value"/>
+    <w:bookmarkEnd w:id="122"/>
+    <w:bookmarkStart w:id="123" w:name="def-ppp-value"/>
     <w:p>
       <w:pPr>
         <w:pStyle w:val="BodyText"/>
@@ -46747,8 +46872,8 @@
         <w:t xml:space="preserve">A value near 0 or 1 means the observed data are unusual under the model.</w:t>
       </w:r>
     </w:p>
-    <w:bookmarkEnd w:id="122"/>
-    <w:bookmarkStart w:id="124" w:name="exm-ppp-value"/>
+    <w:bookmarkEnd w:id="123"/>
+    <w:bookmarkStart w:id="125" w:name="exm-ppp-value"/>
     <w:p>
       <w:pPr>
         <w:pStyle w:val="BodyText"/>
@@ -47103,7 +47228,7 @@
       <w:r>
         <w:t xml:space="preserve"> </w:t>
       </w:r>
-      <w:hyperlink r:id="rId123">
+      <w:hyperlink r:id="rId124">
         <w:r>
           <w:rPr>
             <w:rStyle w:val="Hyperlink"/>
@@ -47118,9 +47243,9 @@
         <w:t xml:space="preserve">fitted on the companion page.</w:t>
       </w:r>
     </w:p>
-    <w:bookmarkEnd w:id="124"/>
     <w:bookmarkEnd w:id="125"/>
-    <w:bookmarkStart w:id="133" w:name="sec-bayes-hierarchies"/>
+    <w:bookmarkEnd w:id="126"/>
+    <w:bookmarkStart w:id="134" w:name="sec-bayes-hierarchies"/>
     <w:p>
       <w:pPr>
         <w:pStyle w:val="Heading2"/>
@@ -47129,7 +47254,7 @@
         <w:t xml:space="preserve">5 Distributions and hierarchies</w:t>
       </w:r>
     </w:p>
-    <w:bookmarkStart w:id="126" w:name="def-hierarchical-model"/>
+    <w:bookmarkStart w:id="127" w:name="def-hierarchical-model"/>
     <w:p>
       <w:pPr>
         <w:pStyle w:val="FirstParagraph"/>
@@ -47201,8 +47326,8 @@
         <w:t xml:space="preserve">.</w:t>
       </w:r>
     </w:p>
-    <w:bookmarkEnd w:id="126"/>
-    <w:bookmarkStart w:id="127" w:name="rem-hierarchical-model-structure"/>
+    <w:bookmarkEnd w:id="127"/>
+    <w:bookmarkStart w:id="128" w:name="rem-hierarchical-model-structure"/>
     <w:p>
       <w:pPr>
         <w:pStyle w:val="BodyText"/>
@@ -47258,8 +47383,8 @@
         <w:t xml:space="preserve">).</w:t>
       </w:r>
     </w:p>
-    <w:bookmarkEnd w:id="127"/>
-    <w:bookmarkStart w:id="128" w:name="def-hyperparameter"/>
+    <w:bookmarkEnd w:id="128"/>
+    <w:bookmarkStart w:id="129" w:name="def-hyperparameter"/>
     <w:p>
       <w:pPr>
         <w:pStyle w:val="BodyText"/>
@@ -47320,8 +47445,8 @@
         <w:t xml:space="preserve">of the distribution of the group-level parameters.</w:t>
       </w:r>
     </w:p>
-    <w:bookmarkEnd w:id="128"/>
-    <w:bookmarkStart w:id="129" w:name="def-hyperprior"/>
+    <w:bookmarkEnd w:id="129"/>
+    <w:bookmarkStart w:id="130" w:name="def-hyperprior"/>
     <w:p>
       <w:pPr>
         <w:pStyle w:val="BodyText"/>
@@ -47396,8 +47521,8 @@
         <w:t xml:space="preserve">.</w:t>
       </w:r>
     </w:p>
-    <w:bookmarkEnd w:id="129"/>
-    <w:bookmarkStart w:id="130" w:name="exm-two-level-normal"/>
+    <w:bookmarkEnd w:id="130"/>
+    <w:bookmarkStart w:id="131" w:name="exm-two-level-normal"/>
     <w:p>
       <w:pPr>
         <w:pStyle w:val="BodyText"/>
@@ -47901,7 +48026,7 @@
         <w:t xml:space="preserve">.</w:t>
       </w:r>
     </w:p>
-    <w:bookmarkEnd w:id="130"/>
+    <w:bookmarkEnd w:id="131"/>
     <w:p>
       <w:pPr>
         <w:pStyle w:val="BodyText"/>
@@ -48034,7 +48159,7 @@
       <w:r>
         <w:t xml:space="preserve"> </w:t>
       </w:r>
-      <w:hyperlink r:id="rId131">
+      <w:hyperlink r:id="rId132">
         <w:r>
           <w:rPr>
             <w:rStyle w:val="Hyperlink"/>
@@ -48116,7 +48241,7 @@
       <w:r>
         <w:t xml:space="preserve"> </w:t>
       </w:r>
-      <w:hyperlink r:id="rId132">
+      <w:hyperlink r:id="rId133">
         <w:r>
           <w:rPr>
             <w:rStyle w:val="Hyperlink"/>
@@ -48133,8 +48258,8 @@
         <w:t xml:space="preserve">(Statistical Rethinking 2026, Lecture B01).</w:t>
       </w:r>
     </w:p>
-    <w:bookmarkEnd w:id="133"/>
-    <w:bookmarkStart w:id="148" w:name="sec-bayes-resources"/>
+    <w:bookmarkEnd w:id="134"/>
+    <w:bookmarkStart w:id="149" w:name="sec-bayes-resources"/>
     <w:p>
       <w:pPr>
         <w:pStyle w:val="Heading2"/>
@@ -48151,39 +48276,13 @@
         <w:t xml:space="preserve">The following resources cover Bayesian inference in more depth.</w:t>
       </w:r>
     </w:p>
-    <w:bookmarkStart w:id="142" w:name="uc-davis-courses"/>
+    <w:bookmarkStart w:id="143" w:name="uc-davis-courses"/>
     <w:p>
       <w:pPr>
         <w:pStyle w:val="Heading3"/>
       </w:pPr>
       <w:r>
         <w:t xml:space="preserve">6.1 UC Davis courses</w:t>
-      </w:r>
-    </w:p>
-    <w:p>
-      <w:pPr>
-        <w:pStyle w:val="Compact"/>
-        <w:numPr>
-          <w:ilvl w:val="0"/>
-          <w:numId w:val="1007"/>
-        </w:numPr>
-      </w:pPr>
-      <w:hyperlink r:id="rId134">
-        <w:r>
-          <w:rPr>
-            <w:rStyle w:val="Hyperlink"/>
-          </w:rPr>
-          <w:t xml:space="preserve">STA 015C</w:t>
-        </w:r>
-      </w:hyperlink>
-      <w:r>
-        <w:t xml:space="preserve">:</w:t>
-      </w:r>
-      <w:r>
-        <w:t xml:space="preserve"> </w:t>
-      </w:r>
-      <w:r>
-        <w:t xml:space="preserve">“Introduction to Statistical Data Science III”</w:t>
       </w:r>
     </w:p>
     <w:p>
@@ -48199,7 +48298,7 @@
           <w:rPr>
             <w:rStyle w:val="Hyperlink"/>
           </w:rPr>
-          <w:t xml:space="preserve">STA 035C</w:t>
+          <w:t xml:space="preserve">STA 015C</w:t>
         </w:r>
       </w:hyperlink>
       <w:r>
@@ -48209,7 +48308,7 @@
         <w:t xml:space="preserve"> </w:t>
       </w:r>
       <w:r>
-        <w:t xml:space="preserve">“Statistical Data Science III”</w:t>
+        <w:t xml:space="preserve">“Introduction to Statistical Data Science III”</w:t>
       </w:r>
     </w:p>
     <w:p>
@@ -48225,7 +48324,7 @@
           <w:rPr>
             <w:rStyle w:val="Hyperlink"/>
           </w:rPr>
-          <w:t xml:space="preserve">STA 145</w:t>
+          <w:t xml:space="preserve">STA 035C</w:t>
         </w:r>
       </w:hyperlink>
       <w:r>
@@ -48235,7 +48334,7 @@
         <w:t xml:space="preserve"> </w:t>
       </w:r>
       <w:r>
-        <w:t xml:space="preserve">“Bayesian Statistical Inference”</w:t>
+        <w:t xml:space="preserve">“Statistical Data Science III”</w:t>
       </w:r>
     </w:p>
     <w:p>
@@ -48251,7 +48350,7 @@
           <w:rPr>
             <w:rStyle w:val="Hyperlink"/>
           </w:rPr>
-          <w:t xml:space="preserve">ECL 234</w:t>
+          <w:t xml:space="preserve">STA 145</w:t>
         </w:r>
       </w:hyperlink>
       <w:r>
@@ -48261,7 +48360,7 @@
         <w:t xml:space="preserve"> </w:t>
       </w:r>
       <w:r>
-        <w:t xml:space="preserve">“Bayesian Models - A Statistical Primer”</w:t>
+        <w:t xml:space="preserve">“Bayesian Statistical Inference”</w:t>
       </w:r>
     </w:p>
     <w:p>
@@ -48277,7 +48376,7 @@
           <w:rPr>
             <w:rStyle w:val="Hyperlink"/>
           </w:rPr>
-          <w:t xml:space="preserve">PLS 207</w:t>
+          <w:t xml:space="preserve">ECL 234</w:t>
         </w:r>
       </w:hyperlink>
       <w:r>
@@ -48287,7 +48386,7 @@
         <w:t xml:space="preserve"> </w:t>
       </w:r>
       <w:r>
-        <w:t xml:space="preserve">“Applied Statistical Modeling for the Environmental Sciences”</w:t>
+        <w:t xml:space="preserve">“Bayesian Models - A Statistical Primer”</w:t>
       </w:r>
     </w:p>
     <w:p>
@@ -48303,7 +48402,7 @@
           <w:rPr>
             <w:rStyle w:val="Hyperlink"/>
           </w:rPr>
-          <w:t xml:space="preserve">PSC 205H</w:t>
+          <w:t xml:space="preserve">PLS 207</w:t>
         </w:r>
       </w:hyperlink>
       <w:r>
@@ -48313,7 +48412,7 @@
         <w:t xml:space="preserve"> </w:t>
       </w:r>
       <w:r>
-        <w:t xml:space="preserve">“Applied Bayesian Statistics for Social Scientists”</w:t>
+        <w:t xml:space="preserve">“Applied Statistical Modeling for the Environmental Sciences”</w:t>
       </w:r>
     </w:p>
     <w:p>
@@ -48329,7 +48428,7 @@
           <w:rPr>
             <w:rStyle w:val="Hyperlink"/>
           </w:rPr>
-          <w:t xml:space="preserve">POL 280</w:t>
+          <w:t xml:space="preserve">PSC 205H</w:t>
         </w:r>
       </w:hyperlink>
       <w:r>
@@ -48339,7 +48438,7 @@
         <w:t xml:space="preserve"> </w:t>
       </w:r>
       <w:r>
-        <w:t xml:space="preserve">“Bayesian Methods: for Social &amp; Behavioral Sciences”</w:t>
+        <w:t xml:space="preserve">“Applied Bayesian Statistics for Social Scientists”</w:t>
       </w:r>
     </w:p>
     <w:p>
@@ -48355,6 +48454,32 @@
           <w:rPr>
             <w:rStyle w:val="Hyperlink"/>
           </w:rPr>
+          <w:t xml:space="preserve">POL 280</w:t>
+        </w:r>
+      </w:hyperlink>
+      <w:r>
+        <w:t xml:space="preserve">:</w:t>
+      </w:r>
+      <w:r>
+        <w:t xml:space="preserve"> </w:t>
+      </w:r>
+      <w:r>
+        <w:t xml:space="preserve">“Bayesian Methods: for Social &amp; Behavioral Sciences”</w:t>
+      </w:r>
+    </w:p>
+    <w:p>
+      <w:pPr>
+        <w:pStyle w:val="Compact"/>
+        <w:numPr>
+          <w:ilvl w:val="0"/>
+          <w:numId w:val="1007"/>
+        </w:numPr>
+      </w:pPr>
+      <w:hyperlink r:id="rId142">
+        <w:r>
+          <w:rPr>
+            <w:rStyle w:val="Hyperlink"/>
+          </w:rPr>
           <w:t xml:space="preserve">BAX 442</w:t>
         </w:r>
       </w:hyperlink>
@@ -48368,8 +48493,8 @@
         <w:t xml:space="preserve">“Advanced Statistics”</w:t>
       </w:r>
     </w:p>
-    <w:bookmarkEnd w:id="142"/>
-    <w:bookmarkStart w:id="147" w:name="books"/>
+    <w:bookmarkEnd w:id="143"/>
+    <w:bookmarkStart w:id="148" w:name="books"/>
     <w:p>
       <w:pPr>
         <w:pStyle w:val="Heading3"/>
@@ -48431,7 +48556,7 @@
       <w:r>
         <w:t xml:space="preserve"> </w:t>
       </w:r>
-      <w:hyperlink r:id="rId137">
+      <w:hyperlink r:id="rId138">
         <w:r>
           <w:rPr>
             <w:rStyle w:val="Hyperlink"/>
@@ -48460,7 +48585,7 @@
       <w:r>
         <w:t xml:space="preserve"> </w:t>
       </w:r>
-      <w:hyperlink r:id="rId143">
+      <w:hyperlink r:id="rId144">
         <w:r>
           <w:rPr>
             <w:rStyle w:val="Hyperlink"/>
@@ -48480,7 +48605,7 @@
       <w:r>
         <w:t xml:space="preserve"> </w:t>
       </w:r>
-      <w:hyperlink r:id="rId144">
+      <w:hyperlink r:id="rId145">
         <w:r>
           <w:rPr>
             <w:rStyle w:val="Hyperlink"/>
@@ -48500,7 +48625,7 @@
       <w:r>
         <w:t xml:space="preserve"> </w:t>
       </w:r>
-      <w:hyperlink r:id="rId145">
+      <w:hyperlink r:id="rId146">
         <w:r>
           <w:rPr>
             <w:rStyle w:val="Hyperlink"/>
@@ -48520,7 +48645,7 @@
       <w:r>
         <w:t xml:space="preserve"> </w:t>
       </w:r>
-      <w:hyperlink r:id="rId146">
+      <w:hyperlink r:id="rId147">
         <w:r>
           <w:rPr>
             <w:rStyle w:val="Hyperlink"/>
@@ -48594,7 +48719,7 @@
       <w:r>
         <w:t xml:space="preserve"> </w:t>
       </w:r>
-      <w:hyperlink r:id="rId138">
+      <w:hyperlink r:id="rId139">
         <w:r>
           <w:rPr>
             <w:rStyle w:val="Hyperlink"/>
@@ -48603,9 +48728,9 @@
         </w:r>
       </w:hyperlink>
     </w:p>
-    <w:bookmarkEnd w:id="147"/>
     <w:bookmarkEnd w:id="148"/>
-    <w:bookmarkStart w:id="170" w:name="references"/>
+    <w:bookmarkEnd w:id="149"/>
+    <w:bookmarkStart w:id="171" w:name="references"/>
     <w:p>
       <w:pPr>
         <w:pStyle w:val="Heading2"/>
@@ -48614,8 +48739,8 @@
         <w:t xml:space="preserve">References</w:t>
       </w:r>
     </w:p>
-    <w:bookmarkStart w:id="169" w:name="refs"/>
-    <w:bookmarkStart w:id="150" w:name="ref-aragon2018population"/>
+    <w:bookmarkStart w:id="170" w:name="refs"/>
+    <w:bookmarkStart w:id="151" w:name="ref-aragon2018population"/>
     <w:p>
       <w:pPr>
         <w:pStyle w:val="Bibliography"/>
@@ -48667,7 +48792,7 @@
       <w:r>
         <w:t xml:space="preserve"> </w:t>
       </w:r>
-      <w:hyperlink r:id="rId149">
+      <w:hyperlink r:id="rId150">
         <w:r>
           <w:rPr>
             <w:rStyle w:val="Hyperlink"/>
@@ -48679,8 +48804,8 @@
         <w:t xml:space="preserve">.</w:t>
       </w:r>
     </w:p>
-    <w:bookmarkEnd w:id="150"/>
-    <w:bookmarkStart w:id="152" w:name="ref-CaseBerg01"/>
+    <w:bookmarkEnd w:id="151"/>
+    <w:bookmarkStart w:id="153" w:name="ref-CaseBerg01"/>
     <w:p>
       <w:pPr>
         <w:pStyle w:val="Bibliography"/>
@@ -48704,7 +48829,7 @@
       <w:r>
         <w:t xml:space="preserve"> </w:t>
       </w:r>
-      <w:hyperlink r:id="rId151">
+      <w:hyperlink r:id="rId152">
         <w:r>
           <w:rPr>
             <w:rStyle w:val="Hyperlink"/>
@@ -48716,8 +48841,8 @@
         <w:t xml:space="preserve">.</w:t>
       </w:r>
     </w:p>
-    <w:bookmarkEnd w:id="152"/>
-    <w:bookmarkStart w:id="154" w:name="ref-CowlesMaryKathryn2013ABSW"/>
+    <w:bookmarkEnd w:id="153"/>
+    <w:bookmarkStart w:id="155" w:name="ref-CowlesMaryKathryn2013ABSW"/>
     <w:p>
       <w:pPr>
         <w:pStyle w:val="Bibliography"/>
@@ -48797,7 +48922,7 @@
       <w:r>
         <w:t xml:space="preserve"> </w:t>
       </w:r>
-      <w:hyperlink r:id="rId153">
+      <w:hyperlink r:id="rId154">
         <w:r>
           <w:rPr>
             <w:rStyle w:val="Hyperlink"/>
@@ -48809,8 +48934,8 @@
         <w:t xml:space="preserve">.</w:t>
       </w:r>
     </w:p>
-    <w:bookmarkEnd w:id="154"/>
-    <w:bookmarkStart w:id="156" w:name="ref-dobson4e"/>
+    <w:bookmarkEnd w:id="155"/>
+    <w:bookmarkStart w:id="157" w:name="ref-dobson4e"/>
     <w:p>
       <w:pPr>
         <w:pStyle w:val="Bibliography"/>
@@ -48834,7 +48959,7 @@
       <w:r>
         <w:t xml:space="preserve"> </w:t>
       </w:r>
-      <w:hyperlink r:id="rId155">
+      <w:hyperlink r:id="rId156">
         <w:r>
           <w:rPr>
             <w:rStyle w:val="Hyperlink"/>
@@ -48846,8 +48971,8 @@
         <w:t xml:space="preserve">.</w:t>
       </w:r>
     </w:p>
-    <w:bookmarkEnd w:id="156"/>
-    <w:bookmarkStart w:id="158" w:name="ref-gelman2013bda"/>
+    <w:bookmarkEnd w:id="157"/>
+    <w:bookmarkStart w:id="159" w:name="ref-gelman2013bda"/>
     <w:p>
       <w:pPr>
         <w:pStyle w:val="Bibliography"/>
@@ -48871,7 +48996,7 @@
       <w:r>
         <w:t xml:space="preserve"> </w:t>
       </w:r>
-      <w:hyperlink r:id="rId157">
+      <w:hyperlink r:id="rId158">
         <w:r>
           <w:rPr>
             <w:rStyle w:val="Hyperlink"/>
@@ -48883,8 +49008,8 @@
         <w:t xml:space="preserve">.</w:t>
       </w:r>
     </w:p>
-    <w:bookmarkEnd w:id="158"/>
-    <w:bookmarkStart w:id="159" w:name="ref-HobbsN.Thompson2015Bmas"/>
+    <w:bookmarkEnd w:id="159"/>
+    <w:bookmarkStart w:id="160" w:name="ref-HobbsN.Thompson2015Bmas"/>
     <w:p>
       <w:pPr>
         <w:pStyle w:val="Bibliography"/>
@@ -48906,8 +49031,8 @@
         <w:t xml:space="preserve">. STU - Student edition. Princeton University Press.</w:t>
       </w:r>
     </w:p>
-    <w:bookmarkEnd w:id="159"/>
-    <w:bookmarkStart w:id="160" w:name="ref-hosmer1989applied"/>
+    <w:bookmarkEnd w:id="160"/>
+    <w:bookmarkStart w:id="161" w:name="ref-hosmer1989applied"/>
     <w:p>
       <w:pPr>
         <w:pStyle w:val="Bibliography"/>
@@ -48929,8 +49054,8 @@
         <w:t xml:space="preserve">. Wiley.</w:t>
       </w:r>
     </w:p>
-    <w:bookmarkEnd w:id="160"/>
-    <w:bookmarkStart w:id="162" w:name="ref-kery-bayes-pop"/>
+    <w:bookmarkEnd w:id="161"/>
+    <w:bookmarkStart w:id="163" w:name="ref-kery-bayes-pop"/>
     <w:p>
       <w:pPr>
         <w:pStyle w:val="Bibliography"/>
@@ -48982,7 +49107,7 @@
       <w:r>
         <w:t xml:space="preserve"> </w:t>
       </w:r>
-      <w:hyperlink r:id="rId161">
+      <w:hyperlink r:id="rId162">
         <w:r>
           <w:rPr>
             <w:rStyle w:val="Hyperlink"/>
@@ -48994,8 +49119,8 @@
         <w:t xml:space="preserve">.</w:t>
       </w:r>
     </w:p>
-    <w:bookmarkEnd w:id="162"/>
-    <w:bookmarkStart w:id="163" w:name="ref-korner.bayes.ecology"/>
+    <w:bookmarkEnd w:id="163"/>
+    <w:bookmarkStart w:id="164" w:name="ref-korner.bayes.ecology"/>
     <w:p>
       <w:pPr>
         <w:pStyle w:val="Bibliography"/>
@@ -49073,8 +49198,8 @@
         <w:t xml:space="preserve">. 1st ed. Academic Press.</w:t>
       </w:r>
     </w:p>
-    <w:bookmarkEnd w:id="163"/>
-    <w:bookmarkStart w:id="164" w:name="ref-statrethink2e"/>
+    <w:bookmarkEnd w:id="164"/>
+    <w:bookmarkStart w:id="165" w:name="ref-statrethink2e"/>
     <w:p>
       <w:pPr>
         <w:pStyle w:val="Bibliography"/>
@@ -49166,8 +49291,8 @@
         <w:t xml:space="preserve">. Second edition. Chapman &amp; Hall/CRC Texts in Statistical Science Series. CRC Press.</w:t>
       </w:r>
     </w:p>
-    <w:bookmarkEnd w:id="164"/>
-    <w:bookmarkStart w:id="166" w:name="ref-rossbayes"/>
+    <w:bookmarkEnd w:id="165"/>
+    <w:bookmarkStart w:id="167" w:name="ref-rossbayes"/>
     <w:p>
       <w:pPr>
         <w:pStyle w:val="Bibliography"/>
@@ -49191,7 +49316,7 @@
       <w:r>
         <w:t xml:space="preserve"> </w:t>
       </w:r>
-      <w:hyperlink r:id="rId165">
+      <w:hyperlink r:id="rId166">
         <w:r>
           <w:rPr>
             <w:rStyle w:val="Hyperlink"/>
@@ -49203,8 +49328,8 @@
         <w:t xml:space="preserve">.</w:t>
       </w:r>
     </w:p>
-    <w:bookmarkEnd w:id="166"/>
-    <w:bookmarkStart w:id="168" w:name="ref-venables2002modern"/>
+    <w:bookmarkEnd w:id="167"/>
+    <w:bookmarkStart w:id="169" w:name="ref-venables2002modern"/>
     <w:p>
       <w:pPr>
         <w:pStyle w:val="Bibliography"/>
@@ -49242,7 +49367,7 @@
       <w:r>
         <w:t xml:space="preserve"> </w:t>
       </w:r>
-      <w:hyperlink r:id="rId167">
+      <w:hyperlink r:id="rId168">
         <w:r>
           <w:rPr>
             <w:rStyle w:val="Hyperlink"/>
@@ -49254,9 +49379,9 @@
         <w:t xml:space="preserve">.</w:t>
       </w:r>
     </w:p>
-    <w:bookmarkEnd w:id="168"/>
     <w:bookmarkEnd w:id="169"/>
     <w:bookmarkEnd w:id="170"/>
+    <w:bookmarkEnd w:id="171"/>
     <w:sectPr>
       <w:footnotePr>
         <w:numRestart w:val="eachSect"/>
